--- a/Cable Fault-Detetction/Documents/Cable-Fault-Detetction.docx
+++ b/Cable Fault-Detetction/Documents/Cable-Fault-Detetction.docx
@@ -2,9 +2,4330 @@
 <file path=word/document.xml><?xml version="1.0" encoding="utf-8"?>
 <w:document xmlns:wpc="http://schemas.microsoft.com/office/word/2010/wordprocessingCanvas" xmlns:cx="http://schemas.microsoft.com/office/drawing/2014/chartex" xmlns:cx1="http://schemas.microsoft.com/office/drawing/2015/9/8/chartex" xmlns:cx2="http://schemas.microsoft.com/office/drawing/2015/10/21/chartex" xmlns:cx3="http://schemas.microsoft.com/office/drawing/2016/5/9/chartex" xmlns:cx4="http://schemas.microsoft.com/office/drawing/2016/5/10/chartex" xmlns:cx5="http://schemas.microsoft.com/office/drawing/2016/5/11/chartex" xmlns:cx6="http://schemas.microsoft.com/office/drawing/2016/5/12/chartex" xmlns:cx7="http://schemas.microsoft.com/office/drawing/2016/5/13/chartex" xmlns:cx8="http://schemas.microsoft.com/office/drawing/2016/5/14/chartex" xmlns:mc="http://schemas.openxmlformats.org/markup-compatibility/2006" xmlns:aink="http://schemas.microsoft.com/office/drawing/2016/ink" xmlns:am3d="http://schemas.microsoft.com/office/drawing/2017/model3d" xmlns:o="urn:schemas-microsoft-com:office:office" xmlns:oel="http://schemas.microsoft.com/office/2019/extlst" xmlns:r="http://schemas.openxmlformats.org/officeDocument/2006/relationships" xmlns:m="http://schemas.openxmlformats.org/officeDocument/2006/math" xmlns:v="urn:schemas-microsoft-com:vml" xmlns:wp14="http://schemas.microsoft.com/office/word/2010/wordprocessingDrawing" xmlns:wp="http://schemas.openxmlformats.org/drawingml/2006/wordprocessingDrawing" xmlns:w10="urn:schemas-microsoft-com:office:word" xmlns:w="http://schemas.openxmlformats.org/wordprocessingml/2006/main" xmlns:w14="http://schemas.microsoft.com/office/word/2010/wordml" xmlns:w15="http://schemas.microsoft.com/office/word/2012/wordml" xmlns:w16cex="http://schemas.microsoft.com/office/word/2018/wordml/cex" xmlns:w16cid="http://schemas.microsoft.com/office/word/2016/wordml/cid" xmlns:w16="http://schemas.microsoft.com/office/word/2018/wordml" xmlns:w16du="http://schemas.microsoft.com/office/word/2023/wordml/word16du" xmlns:w16sdtdh="http://schemas.microsoft.com/office/word/2020/wordml/sdtdatahash" xmlns:w16sdtfl="http://schemas.microsoft.com/office/word/2024/wordml/sdtformatlock" xmlns:w16se="http://schemas.microsoft.com/office/word/2015/wordml/symex" xmlns:wpg="http://schemas.microsoft.com/office/word/2010/wordprocessingGroup" xmlns:wpi="http://schemas.microsoft.com/office/word/2010/wordprocessingInk" xmlns:wne="http://schemas.microsoft.com/office/word/2006/wordml" xmlns:wps="http://schemas.microsoft.com/office/word/2010/wordprocessingShape" mc:Ignorable="w14 w15 w16se w16cid w16 w16cex w16sdtdh w16sdtfl w16du wp14">
   <w:body>
-    <w:bookmarkStart w:id="0" w:name="_Toc243776722" w:displacedByCustomXml="next"/>
-    <w:sdt>
-      <w:sdtPr>
+    <w:p>
+      <w:pPr>
+        <w:spacing w:before="61" w:line="237" w:lineRule="exact"/>
+        <w:jc w:val="center"/>
+        <w:rPr>
+          <w:rFonts w:asciiTheme="majorBidi" w:hAnsiTheme="majorBidi" w:cstheme="majorBidi"/>
+          <w:b/>
+          <w:sz w:val="21"/>
+        </w:rPr>
+      </w:pPr>
+      <w:r>
+        <w:rPr>
+          <w:rFonts w:asciiTheme="majorBidi" w:hAnsiTheme="majorBidi" w:cstheme="majorBidi"/>
+          <w:b/>
+          <w:sz w:val="21"/>
+        </w:rPr>
+        <w:t>PROJECT</w:t>
+      </w:r>
+      <w:r>
+        <w:rPr>
+          <w:rFonts w:asciiTheme="majorBidi" w:hAnsiTheme="majorBidi" w:cstheme="majorBidi"/>
+          <w:b/>
+          <w:spacing w:val="-11"/>
+          <w:sz w:val="21"/>
+        </w:rPr>
+        <w:t xml:space="preserve"> </w:t>
+      </w:r>
+      <w:r>
+        <w:rPr>
+          <w:rFonts w:asciiTheme="majorBidi" w:hAnsiTheme="majorBidi" w:cstheme="majorBidi"/>
+          <w:b/>
+          <w:sz w:val="21"/>
+        </w:rPr>
+        <w:t>STAGE</w:t>
+      </w:r>
+      <w:r>
+        <w:rPr>
+          <w:rFonts w:asciiTheme="majorBidi" w:hAnsiTheme="majorBidi" w:cstheme="majorBidi"/>
+          <w:b/>
+          <w:spacing w:val="-1"/>
+          <w:sz w:val="21"/>
+        </w:rPr>
+        <w:t xml:space="preserve"> </w:t>
+      </w:r>
+      <w:r>
+        <w:rPr>
+          <w:rFonts w:asciiTheme="majorBidi" w:hAnsiTheme="majorBidi" w:cstheme="majorBidi"/>
+          <w:b/>
+          <w:sz w:val="21"/>
+        </w:rPr>
+        <w:t>-1</w:t>
+      </w:r>
+      <w:r>
+        <w:rPr>
+          <w:rFonts w:asciiTheme="majorBidi" w:hAnsiTheme="majorBidi" w:cstheme="majorBidi"/>
+          <w:b/>
+          <w:spacing w:val="-3"/>
+          <w:sz w:val="21"/>
+        </w:rPr>
+        <w:t xml:space="preserve"> </w:t>
+      </w:r>
+      <w:r>
+        <w:rPr>
+          <w:rFonts w:asciiTheme="majorBidi" w:hAnsiTheme="majorBidi" w:cstheme="majorBidi"/>
+          <w:b/>
+          <w:sz w:val="21"/>
+        </w:rPr>
+        <w:t>REPORT</w:t>
+      </w:r>
+      <w:r>
+        <w:rPr>
+          <w:rFonts w:asciiTheme="majorBidi" w:hAnsiTheme="majorBidi" w:cstheme="majorBidi"/>
+          <w:b/>
+          <w:spacing w:val="-13"/>
+          <w:sz w:val="21"/>
+        </w:rPr>
+        <w:t xml:space="preserve"> </w:t>
+      </w:r>
+      <w:r>
+        <w:rPr>
+          <w:rFonts w:asciiTheme="majorBidi" w:hAnsiTheme="majorBidi" w:cstheme="majorBidi"/>
+          <w:b/>
+          <w:spacing w:val="-2"/>
+          <w:sz w:val="21"/>
+        </w:rPr>
+        <w:t>(CD753PC)</w:t>
+      </w:r>
+    </w:p>
+    <w:p>
+      <w:pPr>
+        <w:spacing w:before="61" w:line="237" w:lineRule="exact"/>
+        <w:jc w:val="center"/>
+        <w:rPr>
+          <w:rFonts w:asciiTheme="majorBidi" w:hAnsiTheme="majorBidi" w:cstheme="majorBidi"/>
+          <w:b/>
+          <w:sz w:val="21"/>
+        </w:rPr>
+      </w:pPr>
+      <w:r>
+        <w:rPr>
+          <w:rFonts w:asciiTheme="majorBidi" w:hAnsiTheme="majorBidi" w:cstheme="majorBidi"/>
+          <w:spacing w:val="-5"/>
+          <w:sz w:val="20"/>
+        </w:rPr>
+        <w:t>On</w:t>
+      </w:r>
+    </w:p>
+    <w:p>
+      <w:pPr>
+        <w:spacing w:line="235" w:lineRule="auto"/>
+        <w:ind w:right="579"/>
+        <w:jc w:val="center"/>
+        <w:rPr>
+          <w:rFonts w:asciiTheme="majorBidi" w:hAnsiTheme="majorBidi" w:cstheme="majorBidi"/>
+          <w:b/>
+          <w:color w:val="0D465F"/>
+          <w:sz w:val="21"/>
+        </w:rPr>
+      </w:pPr>
+      <w:r>
+        <w:rPr>
+          <w:rFonts w:asciiTheme="majorBidi" w:hAnsiTheme="majorBidi" w:cstheme="majorBidi"/>
+          <w:b/>
+          <w:color w:val="0D465F"/>
+          <w:sz w:val="21"/>
+        </w:rPr>
+        <w:t xml:space="preserve">              </w:t>
+      </w:r>
+      <w:r>
+        <w:rPr>
+          <w:rFonts w:asciiTheme="majorBidi" w:hAnsiTheme="majorBidi" w:cstheme="majorBidi"/>
+          <w:b/>
+          <w:color w:val="0D465F"/>
+          <w:sz w:val="21"/>
+        </w:rPr>
+        <w:t>AI</w:t>
+      </w:r>
+      <w:r>
+        <w:rPr>
+          <w:rFonts w:asciiTheme="majorBidi" w:hAnsiTheme="majorBidi" w:cstheme="majorBidi"/>
+          <w:b/>
+          <w:color w:val="0D465F"/>
+          <w:spacing w:val="-11"/>
+          <w:sz w:val="21"/>
+        </w:rPr>
+        <w:t xml:space="preserve"> </w:t>
+      </w:r>
+      <w:r>
+        <w:rPr>
+          <w:rFonts w:asciiTheme="majorBidi" w:hAnsiTheme="majorBidi" w:cstheme="majorBidi"/>
+          <w:b/>
+          <w:color w:val="0D465F"/>
+          <w:sz w:val="21"/>
+        </w:rPr>
+        <w:t>-BASED</w:t>
+      </w:r>
+      <w:r>
+        <w:rPr>
+          <w:rFonts w:asciiTheme="majorBidi" w:hAnsiTheme="majorBidi" w:cstheme="majorBidi"/>
+          <w:b/>
+          <w:color w:val="0D465F"/>
+          <w:spacing w:val="-3"/>
+          <w:sz w:val="21"/>
+        </w:rPr>
+        <w:t xml:space="preserve"> </w:t>
+      </w:r>
+      <w:r>
+        <w:rPr>
+          <w:rFonts w:asciiTheme="majorBidi" w:hAnsiTheme="majorBidi" w:cstheme="majorBidi"/>
+          <w:b/>
+          <w:color w:val="0D465F"/>
+          <w:sz w:val="21"/>
+        </w:rPr>
+        <w:t>SMART</w:t>
+      </w:r>
+      <w:r>
+        <w:rPr>
+          <w:rFonts w:asciiTheme="majorBidi" w:hAnsiTheme="majorBidi" w:cstheme="majorBidi"/>
+          <w:b/>
+          <w:color w:val="0D465F"/>
+          <w:spacing w:val="-12"/>
+          <w:sz w:val="21"/>
+        </w:rPr>
+        <w:t xml:space="preserve"> </w:t>
+      </w:r>
+      <w:r>
+        <w:rPr>
+          <w:rFonts w:asciiTheme="majorBidi" w:hAnsiTheme="majorBidi" w:cstheme="majorBidi"/>
+          <w:b/>
+          <w:color w:val="0D465F"/>
+          <w:sz w:val="21"/>
+        </w:rPr>
+        <w:t>UNDERGROUND</w:t>
+      </w:r>
+      <w:r>
+        <w:rPr>
+          <w:rFonts w:asciiTheme="majorBidi" w:hAnsiTheme="majorBidi" w:cstheme="majorBidi"/>
+          <w:b/>
+          <w:color w:val="0D465F"/>
+          <w:spacing w:val="-3"/>
+          <w:sz w:val="21"/>
+        </w:rPr>
+        <w:t xml:space="preserve"> </w:t>
+      </w:r>
+      <w:r>
+        <w:rPr>
+          <w:rFonts w:asciiTheme="majorBidi" w:hAnsiTheme="majorBidi" w:cstheme="majorBidi"/>
+          <w:b/>
+          <w:color w:val="0D465F"/>
+          <w:sz w:val="21"/>
+        </w:rPr>
+        <w:t>CABLE</w:t>
+      </w:r>
+      <w:r>
+        <w:rPr>
+          <w:rFonts w:asciiTheme="majorBidi" w:hAnsiTheme="majorBidi" w:cstheme="majorBidi"/>
+          <w:b/>
+          <w:color w:val="0D465F"/>
+          <w:spacing w:val="-12"/>
+          <w:sz w:val="21"/>
+        </w:rPr>
+        <w:t xml:space="preserve"> </w:t>
+      </w:r>
+      <w:r>
+        <w:rPr>
+          <w:rFonts w:asciiTheme="majorBidi" w:hAnsiTheme="majorBidi" w:cstheme="majorBidi"/>
+          <w:b/>
+          <w:color w:val="0D465F"/>
+          <w:sz w:val="21"/>
+        </w:rPr>
+        <w:t>FAULT</w:t>
+      </w:r>
+      <w:r>
+        <w:rPr>
+          <w:rFonts w:asciiTheme="majorBidi" w:hAnsiTheme="majorBidi" w:cstheme="majorBidi"/>
+          <w:b/>
+          <w:color w:val="0D465F"/>
+          <w:spacing w:val="-12"/>
+          <w:sz w:val="21"/>
+        </w:rPr>
+        <w:t xml:space="preserve"> </w:t>
+      </w:r>
+      <w:r>
+        <w:rPr>
+          <w:rFonts w:asciiTheme="majorBidi" w:hAnsiTheme="majorBidi" w:cstheme="majorBidi"/>
+          <w:b/>
+          <w:color w:val="0D465F"/>
+          <w:sz w:val="21"/>
+        </w:rPr>
+        <w:t xml:space="preserve">DETECTION </w:t>
+      </w:r>
+    </w:p>
+    <w:p>
+      <w:pPr>
+        <w:spacing w:line="235" w:lineRule="auto"/>
+        <w:ind w:right="579"/>
+        <w:jc w:val="center"/>
+        <w:rPr>
+          <w:rFonts w:asciiTheme="majorBidi" w:hAnsiTheme="majorBidi" w:cstheme="majorBidi"/>
+          <w:b/>
+          <w:sz w:val="21"/>
+        </w:rPr>
+      </w:pPr>
+      <w:r>
+        <w:rPr>
+          <w:rFonts w:asciiTheme="majorBidi" w:hAnsiTheme="majorBidi" w:cstheme="majorBidi"/>
+          <w:b/>
+          <w:color w:val="0D465F"/>
+          <w:sz w:val="21"/>
+        </w:rPr>
+        <w:t xml:space="preserve">                 </w:t>
+      </w:r>
+      <w:r>
+        <w:rPr>
+          <w:rFonts w:asciiTheme="majorBidi" w:hAnsiTheme="majorBidi" w:cstheme="majorBidi"/>
+          <w:b/>
+          <w:color w:val="0D465F"/>
+          <w:sz w:val="21"/>
+        </w:rPr>
+        <w:t>AND REMOTE MONITORING</w:t>
+      </w:r>
+      <w:r>
+        <w:rPr>
+          <w:color w:val="FFFFFF" w:themeColor="background1"/>
+          <w:sz w:val="16"/>
+          <w:szCs w:val="16"/>
+        </w:rPr>
+        <w:tab/>
+      </w:r>
+    </w:p>
+    <w:p>
+      <w:pPr>
+        <w:spacing w:before="1"/>
+        <w:jc w:val="center"/>
+        <w:rPr>
+          <w:rFonts w:asciiTheme="majorBidi" w:hAnsiTheme="majorBidi" w:cstheme="majorBidi"/>
+          <w:i/>
+          <w:sz w:val="21"/>
+        </w:rPr>
+      </w:pPr>
+      <w:r>
+        <w:rPr>
+          <w:rFonts w:asciiTheme="majorBidi" w:hAnsiTheme="majorBidi" w:cstheme="majorBidi"/>
+          <w:i/>
+          <w:spacing w:val="-2"/>
+          <w:sz w:val="21"/>
+        </w:rPr>
+        <w:t>Submitted</w:t>
+      </w:r>
+    </w:p>
+    <w:p>
+      <w:pPr>
+        <w:spacing w:before="169"/>
+        <w:jc w:val="center"/>
+        <w:rPr>
+          <w:rFonts w:asciiTheme="majorBidi" w:hAnsiTheme="majorBidi" w:cstheme="majorBidi"/>
+          <w:i/>
+          <w:sz w:val="21"/>
+        </w:rPr>
+      </w:pPr>
+      <w:r>
+        <w:rPr>
+          <w:rFonts w:asciiTheme="majorBidi" w:hAnsiTheme="majorBidi" w:cstheme="majorBidi"/>
+          <w:i/>
+          <w:sz w:val="21"/>
+        </w:rPr>
+        <w:t>in</w:t>
+      </w:r>
+      <w:r>
+        <w:rPr>
+          <w:rFonts w:asciiTheme="majorBidi" w:hAnsiTheme="majorBidi" w:cstheme="majorBidi"/>
+          <w:i/>
+          <w:spacing w:val="-1"/>
+          <w:sz w:val="21"/>
+        </w:rPr>
+        <w:t xml:space="preserve"> </w:t>
+      </w:r>
+      <w:r>
+        <w:rPr>
+          <w:rFonts w:asciiTheme="majorBidi" w:hAnsiTheme="majorBidi" w:cstheme="majorBidi"/>
+          <w:i/>
+          <w:sz w:val="21"/>
+        </w:rPr>
+        <w:t>partial</w:t>
+      </w:r>
+      <w:r>
+        <w:rPr>
+          <w:rFonts w:asciiTheme="majorBidi" w:hAnsiTheme="majorBidi" w:cstheme="majorBidi"/>
+          <w:i/>
+          <w:spacing w:val="-5"/>
+          <w:sz w:val="21"/>
+        </w:rPr>
+        <w:t xml:space="preserve"> </w:t>
+      </w:r>
+      <w:r>
+        <w:rPr>
+          <w:rFonts w:asciiTheme="majorBidi" w:hAnsiTheme="majorBidi" w:cstheme="majorBidi"/>
+          <w:i/>
+          <w:sz w:val="21"/>
+        </w:rPr>
+        <w:t>fulfilment</w:t>
+      </w:r>
+      <w:r>
+        <w:rPr>
+          <w:rFonts w:asciiTheme="majorBidi" w:hAnsiTheme="majorBidi" w:cstheme="majorBidi"/>
+          <w:i/>
+          <w:spacing w:val="5"/>
+          <w:sz w:val="21"/>
+        </w:rPr>
+        <w:t xml:space="preserve"> </w:t>
+      </w:r>
+      <w:r>
+        <w:rPr>
+          <w:rFonts w:asciiTheme="majorBidi" w:hAnsiTheme="majorBidi" w:cstheme="majorBidi"/>
+          <w:i/>
+          <w:sz w:val="21"/>
+        </w:rPr>
+        <w:t>of</w:t>
+      </w:r>
+      <w:r>
+        <w:rPr>
+          <w:rFonts w:asciiTheme="majorBidi" w:hAnsiTheme="majorBidi" w:cstheme="majorBidi"/>
+          <w:i/>
+          <w:spacing w:val="3"/>
+          <w:sz w:val="21"/>
+        </w:rPr>
+        <w:t xml:space="preserve"> </w:t>
+      </w:r>
+      <w:r>
+        <w:rPr>
+          <w:rFonts w:asciiTheme="majorBidi" w:hAnsiTheme="majorBidi" w:cstheme="majorBidi"/>
+          <w:i/>
+          <w:sz w:val="21"/>
+        </w:rPr>
+        <w:t>the</w:t>
+      </w:r>
+      <w:r>
+        <w:rPr>
+          <w:rFonts w:asciiTheme="majorBidi" w:hAnsiTheme="majorBidi" w:cstheme="majorBidi"/>
+          <w:i/>
+          <w:spacing w:val="-3"/>
+          <w:sz w:val="21"/>
+        </w:rPr>
+        <w:t xml:space="preserve"> </w:t>
+      </w:r>
+      <w:r>
+        <w:rPr>
+          <w:rFonts w:asciiTheme="majorBidi" w:hAnsiTheme="majorBidi" w:cstheme="majorBidi"/>
+          <w:i/>
+          <w:sz w:val="21"/>
+        </w:rPr>
+        <w:t>requirements</w:t>
+      </w:r>
+      <w:r>
+        <w:rPr>
+          <w:rFonts w:asciiTheme="majorBidi" w:hAnsiTheme="majorBidi" w:cstheme="majorBidi"/>
+          <w:i/>
+          <w:spacing w:val="-4"/>
+          <w:sz w:val="21"/>
+        </w:rPr>
+        <w:t xml:space="preserve"> </w:t>
+      </w:r>
+      <w:r>
+        <w:rPr>
+          <w:rFonts w:asciiTheme="majorBidi" w:hAnsiTheme="majorBidi" w:cstheme="majorBidi"/>
+          <w:i/>
+          <w:sz w:val="21"/>
+        </w:rPr>
+        <w:t>for</w:t>
+      </w:r>
+      <w:r>
+        <w:rPr>
+          <w:rFonts w:asciiTheme="majorBidi" w:hAnsiTheme="majorBidi" w:cstheme="majorBidi"/>
+          <w:i/>
+          <w:spacing w:val="1"/>
+          <w:sz w:val="21"/>
+        </w:rPr>
+        <w:t xml:space="preserve"> </w:t>
+      </w:r>
+      <w:r>
+        <w:rPr>
+          <w:rFonts w:asciiTheme="majorBidi" w:hAnsiTheme="majorBidi" w:cstheme="majorBidi"/>
+          <w:i/>
+          <w:sz w:val="21"/>
+        </w:rPr>
+        <w:t>the</w:t>
+      </w:r>
+      <w:r>
+        <w:rPr>
+          <w:rFonts w:asciiTheme="majorBidi" w:hAnsiTheme="majorBidi" w:cstheme="majorBidi"/>
+          <w:i/>
+          <w:spacing w:val="-3"/>
+          <w:sz w:val="21"/>
+        </w:rPr>
+        <w:t xml:space="preserve"> </w:t>
+      </w:r>
+      <w:r>
+        <w:rPr>
+          <w:rFonts w:asciiTheme="majorBidi" w:hAnsiTheme="majorBidi" w:cstheme="majorBidi"/>
+          <w:i/>
+          <w:sz w:val="21"/>
+        </w:rPr>
+        <w:t>award</w:t>
+      </w:r>
+      <w:r>
+        <w:rPr>
+          <w:rFonts w:asciiTheme="majorBidi" w:hAnsiTheme="majorBidi" w:cstheme="majorBidi"/>
+          <w:i/>
+          <w:spacing w:val="7"/>
+          <w:sz w:val="21"/>
+        </w:rPr>
+        <w:t xml:space="preserve"> </w:t>
+      </w:r>
+      <w:r>
+        <w:rPr>
+          <w:rFonts w:asciiTheme="majorBidi" w:hAnsiTheme="majorBidi" w:cstheme="majorBidi"/>
+          <w:i/>
+          <w:sz w:val="21"/>
+        </w:rPr>
+        <w:t>of</w:t>
+      </w:r>
+      <w:r>
+        <w:rPr>
+          <w:rFonts w:asciiTheme="majorBidi" w:hAnsiTheme="majorBidi" w:cstheme="majorBidi"/>
+          <w:i/>
+          <w:spacing w:val="2"/>
+          <w:sz w:val="21"/>
+        </w:rPr>
+        <w:t xml:space="preserve"> </w:t>
+      </w:r>
+      <w:r>
+        <w:rPr>
+          <w:rFonts w:asciiTheme="majorBidi" w:hAnsiTheme="majorBidi" w:cstheme="majorBidi"/>
+          <w:i/>
+          <w:sz w:val="21"/>
+        </w:rPr>
+        <w:t>the</w:t>
+      </w:r>
+      <w:r>
+        <w:rPr>
+          <w:rFonts w:asciiTheme="majorBidi" w:hAnsiTheme="majorBidi" w:cstheme="majorBidi"/>
+          <w:i/>
+          <w:spacing w:val="11"/>
+          <w:sz w:val="21"/>
+        </w:rPr>
+        <w:t xml:space="preserve"> </w:t>
+      </w:r>
+      <w:r>
+        <w:rPr>
+          <w:rFonts w:asciiTheme="majorBidi" w:hAnsiTheme="majorBidi" w:cstheme="majorBidi"/>
+          <w:i/>
+          <w:sz w:val="21"/>
+        </w:rPr>
+        <w:t>degree</w:t>
+      </w:r>
+      <w:r>
+        <w:rPr>
+          <w:rFonts w:asciiTheme="majorBidi" w:hAnsiTheme="majorBidi" w:cstheme="majorBidi"/>
+          <w:i/>
+          <w:spacing w:val="5"/>
+          <w:sz w:val="21"/>
+        </w:rPr>
+        <w:t xml:space="preserve"> </w:t>
+      </w:r>
+      <w:r>
+        <w:rPr>
+          <w:rFonts w:asciiTheme="majorBidi" w:hAnsiTheme="majorBidi" w:cstheme="majorBidi"/>
+          <w:i/>
+          <w:spacing w:val="-5"/>
+          <w:sz w:val="21"/>
+        </w:rPr>
+        <w:t>of</w:t>
+      </w:r>
+    </w:p>
+    <w:p>
+      <w:pPr>
+        <w:pStyle w:val="BodyText"/>
+        <w:jc w:val="center"/>
+        <w:rPr>
+          <w:rFonts w:asciiTheme="majorBidi" w:hAnsiTheme="majorBidi" w:cstheme="majorBidi"/>
+          <w:i/>
+          <w:sz w:val="21"/>
+        </w:rPr>
+      </w:pPr>
+    </w:p>
+    <w:p>
+      <w:pPr>
+        <w:pStyle w:val="BodyText"/>
+        <w:spacing w:before="75"/>
+        <w:jc w:val="center"/>
+        <w:rPr>
+          <w:rFonts w:asciiTheme="majorBidi" w:hAnsiTheme="majorBidi" w:cstheme="majorBidi"/>
+          <w:i/>
+          <w:sz w:val="21"/>
+        </w:rPr>
+      </w:pPr>
+    </w:p>
+    <w:p>
+      <w:pPr>
+        <w:jc w:val="center"/>
+        <w:rPr>
+          <w:rFonts w:asciiTheme="majorBidi" w:hAnsiTheme="majorBidi" w:cstheme="majorBidi"/>
+          <w:b/>
+          <w:sz w:val="21"/>
+        </w:rPr>
+      </w:pPr>
+      <w:r>
+        <w:rPr>
+          <w:rFonts w:asciiTheme="majorBidi" w:hAnsiTheme="majorBidi" w:cstheme="majorBidi"/>
+          <w:b/>
+          <w:color w:val="0D465F"/>
+          <w:sz w:val="21"/>
+        </w:rPr>
+        <w:t>Bachelor of</w:t>
+      </w:r>
+      <w:r>
+        <w:rPr>
+          <w:rFonts w:asciiTheme="majorBidi" w:hAnsiTheme="majorBidi" w:cstheme="majorBidi"/>
+          <w:b/>
+          <w:color w:val="0D465F"/>
+          <w:spacing w:val="8"/>
+          <w:sz w:val="21"/>
+        </w:rPr>
+        <w:t xml:space="preserve"> </w:t>
+      </w:r>
+      <w:r>
+        <w:rPr>
+          <w:rFonts w:asciiTheme="majorBidi" w:hAnsiTheme="majorBidi" w:cstheme="majorBidi"/>
+          <w:b/>
+          <w:color w:val="0D465F"/>
+          <w:spacing w:val="-2"/>
+          <w:sz w:val="21"/>
+        </w:rPr>
+        <w:t>Technology</w:t>
+      </w:r>
+    </w:p>
+    <w:p>
+      <w:pPr>
+        <w:spacing w:before="104"/>
+        <w:jc w:val="center"/>
+        <w:rPr>
+          <w:rFonts w:asciiTheme="majorBidi" w:hAnsiTheme="majorBidi" w:cstheme="majorBidi"/>
+          <w:sz w:val="21"/>
+        </w:rPr>
+      </w:pPr>
+      <w:r>
+        <w:rPr>
+          <w:rFonts w:asciiTheme="majorBidi" w:hAnsiTheme="majorBidi" w:cstheme="majorBidi"/>
+          <w:spacing w:val="-5"/>
+          <w:sz w:val="21"/>
+        </w:rPr>
+        <w:t>in</w:t>
+      </w:r>
+    </w:p>
+    <w:p>
+      <w:pPr>
+        <w:spacing w:before="133"/>
+        <w:jc w:val="center"/>
+        <w:rPr>
+          <w:rFonts w:asciiTheme="majorBidi" w:hAnsiTheme="majorBidi" w:cstheme="majorBidi"/>
+          <w:b/>
+          <w:sz w:val="21"/>
+        </w:rPr>
+      </w:pPr>
+      <w:r>
+        <w:rPr>
+          <w:rFonts w:asciiTheme="majorBidi" w:hAnsiTheme="majorBidi" w:cstheme="majorBidi"/>
+          <w:b/>
+          <w:color w:val="0D465F"/>
+          <w:sz w:val="21"/>
+        </w:rPr>
+        <w:t>Computer</w:t>
+      </w:r>
+      <w:r>
+        <w:rPr>
+          <w:rFonts w:asciiTheme="majorBidi" w:hAnsiTheme="majorBidi" w:cstheme="majorBidi"/>
+          <w:b/>
+          <w:color w:val="0D465F"/>
+          <w:spacing w:val="-7"/>
+          <w:sz w:val="21"/>
+        </w:rPr>
+        <w:t xml:space="preserve"> </w:t>
+      </w:r>
+      <w:r>
+        <w:rPr>
+          <w:rFonts w:asciiTheme="majorBidi" w:hAnsiTheme="majorBidi" w:cstheme="majorBidi"/>
+          <w:b/>
+          <w:color w:val="0D465F"/>
+          <w:sz w:val="21"/>
+        </w:rPr>
+        <w:t>Science</w:t>
+      </w:r>
+      <w:r>
+        <w:rPr>
+          <w:rFonts w:asciiTheme="majorBidi" w:hAnsiTheme="majorBidi" w:cstheme="majorBidi"/>
+          <w:b/>
+          <w:color w:val="0D465F"/>
+          <w:spacing w:val="6"/>
+          <w:sz w:val="21"/>
+        </w:rPr>
+        <w:t xml:space="preserve"> </w:t>
+      </w:r>
+      <w:r>
+        <w:rPr>
+          <w:rFonts w:asciiTheme="majorBidi" w:hAnsiTheme="majorBidi" w:cstheme="majorBidi"/>
+          <w:b/>
+          <w:color w:val="0D465F"/>
+          <w:sz w:val="21"/>
+        </w:rPr>
+        <w:t>and</w:t>
+      </w:r>
+      <w:r>
+        <w:rPr>
+          <w:rFonts w:asciiTheme="majorBidi" w:hAnsiTheme="majorBidi" w:cstheme="majorBidi"/>
+          <w:b/>
+          <w:color w:val="0D465F"/>
+          <w:spacing w:val="4"/>
+          <w:sz w:val="21"/>
+        </w:rPr>
+        <w:t xml:space="preserve"> </w:t>
+      </w:r>
+      <w:r>
+        <w:rPr>
+          <w:rFonts w:asciiTheme="majorBidi" w:hAnsiTheme="majorBidi" w:cstheme="majorBidi"/>
+          <w:b/>
+          <w:color w:val="0D465F"/>
+          <w:sz w:val="21"/>
+        </w:rPr>
+        <w:t>Engineering</w:t>
+      </w:r>
+      <w:r>
+        <w:rPr>
+          <w:rFonts w:asciiTheme="majorBidi" w:hAnsiTheme="majorBidi" w:cstheme="majorBidi"/>
+          <w:b/>
+          <w:color w:val="0D465F"/>
+          <w:spacing w:val="-4"/>
+          <w:sz w:val="21"/>
+        </w:rPr>
+        <w:t xml:space="preserve"> </w:t>
+      </w:r>
+      <w:r>
+        <w:rPr>
+          <w:rFonts w:asciiTheme="majorBidi" w:hAnsiTheme="majorBidi" w:cstheme="majorBidi"/>
+          <w:b/>
+          <w:color w:val="0D465F"/>
+          <w:sz w:val="21"/>
+        </w:rPr>
+        <w:t>(Data</w:t>
+      </w:r>
+      <w:r>
+        <w:rPr>
+          <w:rFonts w:asciiTheme="majorBidi" w:hAnsiTheme="majorBidi" w:cstheme="majorBidi"/>
+          <w:b/>
+          <w:color w:val="0D465F"/>
+          <w:spacing w:val="-12"/>
+          <w:sz w:val="21"/>
+        </w:rPr>
+        <w:t xml:space="preserve"> </w:t>
+      </w:r>
+      <w:r>
+        <w:rPr>
+          <w:rFonts w:asciiTheme="majorBidi" w:hAnsiTheme="majorBidi" w:cstheme="majorBidi"/>
+          <w:b/>
+          <w:color w:val="0D465F"/>
+          <w:spacing w:val="-2"/>
+          <w:sz w:val="21"/>
+        </w:rPr>
+        <w:t>Science)</w:t>
+      </w:r>
+    </w:p>
+    <w:p>
+      <w:pPr>
+        <w:pStyle w:val="BodyText"/>
+        <w:spacing w:before="233"/>
+        <w:jc w:val="center"/>
+        <w:rPr>
+          <w:rFonts w:asciiTheme="majorBidi" w:hAnsiTheme="majorBidi" w:cstheme="majorBidi"/>
+          <w:b/>
+          <w:sz w:val="21"/>
+        </w:rPr>
+      </w:pPr>
+    </w:p>
+    <w:p>
+      <w:pPr>
+        <w:jc w:val="center"/>
+        <w:rPr>
+          <w:rFonts w:asciiTheme="majorBidi" w:hAnsiTheme="majorBidi" w:cstheme="majorBidi"/>
+          <w:sz w:val="20"/>
+        </w:rPr>
+      </w:pPr>
+      <w:r>
+        <w:rPr>
+          <w:rFonts w:asciiTheme="majorBidi" w:hAnsiTheme="majorBidi" w:cstheme="majorBidi"/>
+          <w:spacing w:val="-5"/>
+          <w:sz w:val="20"/>
+        </w:rPr>
+        <w:t>By</w:t>
+      </w:r>
+    </w:p>
+    <w:p>
+      <w:pPr>
+        <w:spacing w:after="0" w:line="600" w:lineRule="auto"/>
+        <w:jc w:val="center"/>
+        <w:rPr>
+          <w:rFonts w:asciiTheme="majorBidi" w:hAnsiTheme="majorBidi" w:cstheme="majorBidi"/>
+          <w:b/>
+          <w:spacing w:val="-2"/>
+          <w:sz w:val="17"/>
+        </w:rPr>
+      </w:pPr>
+      <w:r>
+        <w:rPr>
+          <w:rFonts w:asciiTheme="majorBidi" w:hAnsiTheme="majorBidi" w:cstheme="majorBidi"/>
+          <w:b/>
+          <w:spacing w:val="-2"/>
+          <w:sz w:val="17"/>
+        </w:rPr>
+        <w:t>DETA</w:t>
+      </w:r>
+      <w:r>
+        <w:rPr>
+          <w:rFonts w:asciiTheme="majorBidi" w:hAnsiTheme="majorBidi" w:cstheme="majorBidi"/>
+          <w:b/>
+          <w:spacing w:val="-9"/>
+          <w:sz w:val="17"/>
+        </w:rPr>
+        <w:t xml:space="preserve"> </w:t>
+      </w:r>
+      <w:r>
+        <w:rPr>
+          <w:rFonts w:asciiTheme="majorBidi" w:hAnsiTheme="majorBidi" w:cstheme="majorBidi"/>
+          <w:b/>
+          <w:spacing w:val="-2"/>
+          <w:sz w:val="17"/>
+        </w:rPr>
+        <w:t>JONAH</w:t>
+      </w:r>
+      <w:r>
+        <w:rPr>
+          <w:rFonts w:asciiTheme="majorBidi" w:hAnsiTheme="majorBidi" w:cstheme="majorBidi"/>
+          <w:b/>
+          <w:spacing w:val="-9"/>
+          <w:sz w:val="17"/>
+        </w:rPr>
+        <w:t xml:space="preserve"> </w:t>
+      </w:r>
+      <w:r>
+        <w:rPr>
+          <w:rFonts w:asciiTheme="majorBidi" w:hAnsiTheme="majorBidi" w:cstheme="majorBidi"/>
+          <w:b/>
+          <w:spacing w:val="-2"/>
+          <w:sz w:val="17"/>
+        </w:rPr>
+        <w:t xml:space="preserve">RATAN </w:t>
+      </w:r>
+    </w:p>
+    <w:p>
+      <w:pPr>
+        <w:spacing w:after="0" w:line="600" w:lineRule="auto"/>
+        <w:jc w:val="center"/>
+        <w:rPr>
+          <w:rFonts w:asciiTheme="majorBidi" w:hAnsiTheme="majorBidi" w:cstheme="majorBidi"/>
+          <w:sz w:val="20"/>
+        </w:rPr>
+      </w:pPr>
+      <w:r>
+        <w:rPr>
+          <w:rFonts w:asciiTheme="majorBidi" w:hAnsiTheme="majorBidi" w:cstheme="majorBidi"/>
+          <w:b/>
+          <w:spacing w:val="-2"/>
+          <w:sz w:val="17"/>
+        </w:rPr>
+        <w:t>(23261A6717)</w:t>
+      </w:r>
+    </w:p>
+    <w:p>
+      <w:pPr>
+        <w:spacing w:after="0" w:line="600" w:lineRule="auto"/>
+        <w:jc w:val="center"/>
+        <w:rPr>
+          <w:rFonts w:asciiTheme="majorBidi" w:hAnsiTheme="majorBidi" w:cstheme="majorBidi"/>
+          <w:b/>
+          <w:sz w:val="17"/>
+        </w:rPr>
+      </w:pPr>
+      <w:r>
+        <w:rPr>
+          <w:rFonts w:asciiTheme="majorBidi" w:hAnsiTheme="majorBidi" w:cstheme="majorBidi"/>
+          <w:b/>
+          <w:spacing w:val="-4"/>
+          <w:sz w:val="17"/>
+        </w:rPr>
+        <w:t>MADHAVARAM</w:t>
+      </w:r>
+      <w:r>
+        <w:rPr>
+          <w:rFonts w:asciiTheme="majorBidi" w:hAnsiTheme="majorBidi" w:cstheme="majorBidi"/>
+          <w:b/>
+          <w:spacing w:val="10"/>
+          <w:sz w:val="17"/>
+        </w:rPr>
+        <w:t xml:space="preserve"> </w:t>
+      </w:r>
+      <w:r>
+        <w:rPr>
+          <w:rFonts w:asciiTheme="majorBidi" w:hAnsiTheme="majorBidi" w:cstheme="majorBidi"/>
+          <w:b/>
+          <w:spacing w:val="-2"/>
+          <w:sz w:val="17"/>
+        </w:rPr>
+        <w:t>VINEEL</w:t>
+      </w:r>
+      <w:r>
+        <w:rPr>
+          <w:rFonts w:asciiTheme="majorBidi" w:hAnsiTheme="majorBidi" w:cstheme="majorBidi"/>
+          <w:b/>
+          <w:sz w:val="17"/>
+        </w:rPr>
+        <w:t xml:space="preserve"> </w:t>
+      </w:r>
+    </w:p>
+    <w:p>
+      <w:pPr>
+        <w:spacing w:after="0" w:line="600" w:lineRule="auto"/>
+        <w:jc w:val="center"/>
+        <w:rPr>
+          <w:rFonts w:asciiTheme="majorBidi" w:hAnsiTheme="majorBidi" w:cstheme="majorBidi"/>
+          <w:b/>
+          <w:spacing w:val="-2"/>
+          <w:sz w:val="17"/>
+        </w:rPr>
+      </w:pPr>
+      <w:r>
+        <w:rPr>
+          <w:rFonts w:asciiTheme="majorBidi" w:hAnsiTheme="majorBidi" w:cstheme="majorBidi"/>
+          <w:b/>
+          <w:spacing w:val="-2"/>
+          <w:sz w:val="17"/>
+        </w:rPr>
+        <w:t>(24265A6702)</w:t>
+      </w:r>
+    </w:p>
+    <w:p>
+      <w:pPr>
+        <w:spacing w:line="480" w:lineRule="auto"/>
+        <w:jc w:val="center"/>
+        <w:rPr>
+          <w:rFonts w:asciiTheme="majorBidi" w:hAnsiTheme="majorBidi" w:cstheme="majorBidi"/>
+          <w:b/>
+          <w:spacing w:val="-2"/>
+          <w:sz w:val="17"/>
+        </w:rPr>
+      </w:pPr>
+      <w:r>
+        <w:rPr>
+          <w:rFonts w:asciiTheme="majorBidi" w:hAnsiTheme="majorBidi" w:cstheme="majorBidi"/>
+          <w:b/>
+          <w:spacing w:val="-2"/>
+          <w:sz w:val="17"/>
+        </w:rPr>
+        <w:t>PASNOORI</w:t>
+      </w:r>
+      <w:r>
+        <w:rPr>
+          <w:rFonts w:asciiTheme="majorBidi" w:hAnsiTheme="majorBidi" w:cstheme="majorBidi"/>
+          <w:b/>
+          <w:spacing w:val="-9"/>
+          <w:sz w:val="17"/>
+        </w:rPr>
+        <w:t xml:space="preserve"> </w:t>
+      </w:r>
+      <w:r>
+        <w:rPr>
+          <w:rFonts w:asciiTheme="majorBidi" w:hAnsiTheme="majorBidi" w:cstheme="majorBidi"/>
+          <w:b/>
+          <w:spacing w:val="-2"/>
+          <w:sz w:val="17"/>
+        </w:rPr>
+        <w:t xml:space="preserve">ABHINAY </w:t>
+      </w:r>
+    </w:p>
+    <w:p>
+      <w:pPr>
+        <w:spacing w:line="600" w:lineRule="auto"/>
+        <w:jc w:val="center"/>
+        <w:rPr>
+          <w:rFonts w:asciiTheme="majorBidi" w:hAnsiTheme="majorBidi" w:cstheme="majorBidi"/>
+          <w:b/>
+          <w:spacing w:val="-2"/>
+          <w:sz w:val="17"/>
+        </w:rPr>
+      </w:pPr>
+      <w:r>
+        <w:rPr>
+          <w:rFonts w:asciiTheme="majorBidi" w:hAnsiTheme="majorBidi" w:cstheme="majorBidi"/>
+          <w:b/>
+          <w:spacing w:val="-2"/>
+          <w:sz w:val="17"/>
+        </w:rPr>
+        <w:t>(24265A6704)</w:t>
+      </w:r>
+    </w:p>
+    <w:p>
+      <w:pPr>
+        <w:spacing w:before="92"/>
+        <w:jc w:val="center"/>
+        <w:rPr>
+          <w:rFonts w:asciiTheme="majorBidi" w:hAnsiTheme="majorBidi" w:cstheme="majorBidi"/>
+          <w:sz w:val="21"/>
+        </w:rPr>
+      </w:pPr>
+      <w:r>
+        <w:rPr>
+          <w:rFonts w:asciiTheme="majorBidi" w:hAnsiTheme="majorBidi" w:cstheme="majorBidi"/>
+          <w:sz w:val="21"/>
+        </w:rPr>
+        <w:t>Under</w:t>
+      </w:r>
+      <w:r>
+        <w:rPr>
+          <w:rFonts w:asciiTheme="majorBidi" w:hAnsiTheme="majorBidi" w:cstheme="majorBidi"/>
+          <w:spacing w:val="-12"/>
+          <w:sz w:val="21"/>
+        </w:rPr>
+        <w:t xml:space="preserve"> </w:t>
+      </w:r>
+      <w:r>
+        <w:rPr>
+          <w:rFonts w:asciiTheme="majorBidi" w:hAnsiTheme="majorBidi" w:cstheme="majorBidi"/>
+          <w:sz w:val="21"/>
+        </w:rPr>
+        <w:t>the</w:t>
+      </w:r>
+      <w:r>
+        <w:rPr>
+          <w:rFonts w:asciiTheme="majorBidi" w:hAnsiTheme="majorBidi" w:cstheme="majorBidi"/>
+          <w:spacing w:val="7"/>
+          <w:sz w:val="21"/>
+        </w:rPr>
+        <w:t xml:space="preserve"> </w:t>
+      </w:r>
+      <w:r>
+        <w:rPr>
+          <w:rFonts w:asciiTheme="majorBidi" w:hAnsiTheme="majorBidi" w:cstheme="majorBidi"/>
+          <w:sz w:val="21"/>
+        </w:rPr>
+        <w:t>guidance</w:t>
+      </w:r>
+      <w:r>
+        <w:rPr>
+          <w:rFonts w:asciiTheme="majorBidi" w:hAnsiTheme="majorBidi" w:cstheme="majorBidi"/>
+          <w:spacing w:val="7"/>
+          <w:sz w:val="21"/>
+        </w:rPr>
+        <w:t xml:space="preserve"> </w:t>
+      </w:r>
+      <w:r>
+        <w:rPr>
+          <w:rFonts w:asciiTheme="majorBidi" w:hAnsiTheme="majorBidi" w:cstheme="majorBidi"/>
+          <w:spacing w:val="-5"/>
+          <w:sz w:val="21"/>
+        </w:rPr>
+        <w:t>of</w:t>
+      </w:r>
+    </w:p>
+    <w:p>
+      <w:pPr>
+        <w:jc w:val="center"/>
+        <w:rPr>
+          <w:rFonts w:asciiTheme="majorBidi" w:hAnsiTheme="majorBidi" w:cstheme="majorBidi"/>
+          <w:b/>
+          <w:bCs/>
+        </w:rPr>
+      </w:pPr>
+      <w:r>
+        <w:rPr>
+          <w:rFonts w:asciiTheme="majorBidi" w:hAnsiTheme="majorBidi" w:cstheme="majorBidi"/>
+          <w:b/>
+          <w:bCs/>
+        </w:rPr>
+        <w:t>Ms</w:t>
+      </w:r>
+      <w:r>
+        <w:rPr>
+          <w:rFonts w:asciiTheme="majorBidi" w:hAnsiTheme="majorBidi" w:cstheme="majorBidi"/>
+          <w:b/>
+          <w:bCs/>
+          <w:spacing w:val="-4"/>
+        </w:rPr>
+        <w:t xml:space="preserve"> </w:t>
+      </w:r>
+      <w:r>
+        <w:rPr>
+          <w:rFonts w:asciiTheme="majorBidi" w:hAnsiTheme="majorBidi" w:cstheme="majorBidi"/>
+          <w:b/>
+          <w:bCs/>
+        </w:rPr>
+        <w:t>.</w:t>
+      </w:r>
+      <w:r>
+        <w:rPr>
+          <w:rFonts w:asciiTheme="majorBidi" w:hAnsiTheme="majorBidi" w:cstheme="majorBidi"/>
+          <w:b/>
+          <w:bCs/>
+          <w:spacing w:val="-3"/>
+        </w:rPr>
+        <w:t xml:space="preserve"> </w:t>
+      </w:r>
+      <w:r>
+        <w:rPr>
+          <w:rFonts w:asciiTheme="majorBidi" w:hAnsiTheme="majorBidi" w:cstheme="majorBidi"/>
+          <w:b/>
+          <w:bCs/>
+        </w:rPr>
+        <w:t>A</w:t>
+      </w:r>
+      <w:r>
+        <w:rPr>
+          <w:rFonts w:asciiTheme="majorBidi" w:hAnsiTheme="majorBidi" w:cstheme="majorBidi"/>
+          <w:b/>
+          <w:bCs/>
+          <w:spacing w:val="-8"/>
+        </w:rPr>
+        <w:t xml:space="preserve"> </w:t>
+      </w:r>
+      <w:r>
+        <w:rPr>
+          <w:rFonts w:asciiTheme="majorBidi" w:hAnsiTheme="majorBidi" w:cstheme="majorBidi"/>
+          <w:b/>
+          <w:bCs/>
+        </w:rPr>
+        <w:t>.</w:t>
+      </w:r>
+      <w:r>
+        <w:rPr>
+          <w:rFonts w:asciiTheme="majorBidi" w:hAnsiTheme="majorBidi" w:cstheme="majorBidi"/>
+          <w:b/>
+          <w:bCs/>
+          <w:spacing w:val="-4"/>
+        </w:rPr>
+        <w:t xml:space="preserve"> </w:t>
+      </w:r>
+      <w:r>
+        <w:rPr>
+          <w:rFonts w:asciiTheme="majorBidi" w:hAnsiTheme="majorBidi" w:cstheme="majorBidi"/>
+          <w:b/>
+          <w:bCs/>
+          <w:spacing w:val="-2"/>
+        </w:rPr>
+        <w:t>SWAPNA</w:t>
+      </w:r>
+    </w:p>
+    <w:p>
+      <w:pPr>
+        <w:jc w:val="center"/>
+        <w:rPr>
+          <w:rFonts w:asciiTheme="majorBidi" w:hAnsiTheme="majorBidi" w:cstheme="majorBidi"/>
+          <w:b/>
+          <w:bCs/>
+          <w:sz w:val="18"/>
+          <w:szCs w:val="18"/>
+        </w:rPr>
+      </w:pPr>
+      <w:r>
+        <w:rPr>
+          <w:rFonts w:asciiTheme="majorBidi" w:hAnsiTheme="majorBidi" w:cstheme="majorBidi"/>
+          <w:b/>
+          <w:bCs/>
+          <w:noProof/>
+          <w:sz w:val="14"/>
+          <w:szCs w:val="18"/>
+        </w:rPr>
+        <w:drawing>
+          <wp:anchor distT="0" distB="0" distL="0" distR="0" simplePos="0" relativeHeight="251668480" behindDoc="1" locked="0" layoutInCell="1" allowOverlap="1" wp14:anchorId="26057B74" wp14:editId="4035697B">
+            <wp:simplePos x="0" y="0"/>
+            <wp:positionH relativeFrom="page">
+              <wp:posOffset>3403903</wp:posOffset>
+            </wp:positionH>
+            <wp:positionV relativeFrom="paragraph">
+              <wp:posOffset>324485</wp:posOffset>
+            </wp:positionV>
+            <wp:extent cx="822537" cy="1083564"/>
+            <wp:effectExtent l="0" t="0" r="0" b="0"/>
+            <wp:wrapTopAndBottom/>
+            <wp:docPr id="1" name="Image 1"/>
+            <wp:cNvGraphicFramePr>
+              <a:graphicFrameLocks xmlns:a="http://schemas.openxmlformats.org/drawingml/2006/main"/>
+            </wp:cNvGraphicFramePr>
+            <a:graphic xmlns:a="http://schemas.openxmlformats.org/drawingml/2006/main">
+              <a:graphicData uri="http://schemas.openxmlformats.org/drawingml/2006/picture">
+                <pic:pic xmlns:pic="http://schemas.openxmlformats.org/drawingml/2006/picture">
+                  <pic:nvPicPr>
+                    <pic:cNvPr id="1" name="Image 1"/>
+                    <pic:cNvPicPr/>
+                  </pic:nvPicPr>
+                  <pic:blipFill>
+                    <a:blip r:embed="rId8" cstate="print"/>
+                    <a:stretch>
+                      <a:fillRect/>
+                    </a:stretch>
+                  </pic:blipFill>
+                  <pic:spPr>
+                    <a:xfrm>
+                      <a:off x="0" y="0"/>
+                      <a:ext cx="822537" cy="1083564"/>
+                    </a:xfrm>
+                    <a:prstGeom prst="rect">
+                      <a:avLst/>
+                    </a:prstGeom>
+                  </pic:spPr>
+                </pic:pic>
+              </a:graphicData>
+            </a:graphic>
+          </wp:anchor>
+        </w:drawing>
+      </w:r>
+      <w:r>
+        <w:rPr>
+          <w:rFonts w:asciiTheme="majorBidi" w:hAnsiTheme="majorBidi" w:cstheme="majorBidi"/>
+          <w:b/>
+          <w:bCs/>
+          <w:sz w:val="18"/>
+          <w:szCs w:val="18"/>
+        </w:rPr>
+        <w:t>(Asst.</w:t>
+      </w:r>
+      <w:r>
+        <w:rPr>
+          <w:rFonts w:asciiTheme="majorBidi" w:hAnsiTheme="majorBidi" w:cstheme="majorBidi"/>
+          <w:b/>
+          <w:bCs/>
+          <w:spacing w:val="10"/>
+          <w:sz w:val="18"/>
+          <w:szCs w:val="18"/>
+        </w:rPr>
+        <w:t xml:space="preserve"> </w:t>
+      </w:r>
+      <w:r>
+        <w:rPr>
+          <w:rFonts w:asciiTheme="majorBidi" w:hAnsiTheme="majorBidi" w:cstheme="majorBidi"/>
+          <w:b/>
+          <w:bCs/>
+          <w:sz w:val="18"/>
+          <w:szCs w:val="18"/>
+        </w:rPr>
+        <w:t>Professor)</w:t>
+      </w:r>
+    </w:p>
+    <w:p>
+      <w:pPr>
+        <w:spacing w:line="252" w:lineRule="auto"/>
+        <w:ind w:right="1583"/>
+        <w:rPr>
+          <w:rFonts w:asciiTheme="majorBidi" w:hAnsiTheme="majorBidi" w:cstheme="majorBidi"/>
+          <w:b/>
+          <w:sz w:val="21"/>
+        </w:rPr>
+      </w:pPr>
+    </w:p>
+    <w:p>
+      <w:pPr>
+        <w:spacing w:after="0" w:line="252" w:lineRule="auto"/>
+        <w:ind w:right="1583"/>
+        <w:jc w:val="center"/>
+        <w:rPr>
+          <w:rFonts w:asciiTheme="majorBidi" w:hAnsiTheme="majorBidi" w:cstheme="majorBidi"/>
+          <w:b/>
+          <w:sz w:val="21"/>
+        </w:rPr>
+      </w:pPr>
+      <w:r>
+        <w:rPr>
+          <w:rFonts w:asciiTheme="majorBidi" w:hAnsiTheme="majorBidi" w:cstheme="majorBidi"/>
+          <w:b/>
+          <w:sz w:val="21"/>
+        </w:rPr>
+        <w:t xml:space="preserve">                                 </w:t>
+      </w:r>
+      <w:r>
+        <w:rPr>
+          <w:rFonts w:asciiTheme="majorBidi" w:hAnsiTheme="majorBidi" w:cstheme="majorBidi"/>
+          <w:b/>
+          <w:sz w:val="21"/>
+        </w:rPr>
+        <w:t>Department of Emerging Technologies</w:t>
+      </w:r>
+    </w:p>
+    <w:p>
+      <w:pPr>
+        <w:spacing w:after="0" w:line="252" w:lineRule="auto"/>
+        <w:ind w:right="1583"/>
+        <w:jc w:val="center"/>
+        <w:rPr>
+          <w:rFonts w:asciiTheme="majorBidi" w:hAnsiTheme="majorBidi" w:cstheme="majorBidi"/>
+          <w:b/>
+          <w:sz w:val="21"/>
+        </w:rPr>
+      </w:pPr>
+      <w:r>
+        <w:rPr>
+          <w:rFonts w:asciiTheme="majorBidi" w:hAnsiTheme="majorBidi" w:cstheme="majorBidi"/>
+          <w:b/>
+          <w:spacing w:val="-2"/>
+          <w:sz w:val="21"/>
+        </w:rPr>
+        <w:t xml:space="preserve">                                  </w:t>
+      </w:r>
+      <w:r>
+        <w:rPr>
+          <w:rFonts w:asciiTheme="majorBidi" w:hAnsiTheme="majorBidi" w:cstheme="majorBidi"/>
+          <w:b/>
+          <w:spacing w:val="-2"/>
+          <w:sz w:val="21"/>
+        </w:rPr>
+        <w:t>Mahatma Gandhi</w:t>
+      </w:r>
+      <w:r>
+        <w:rPr>
+          <w:rFonts w:asciiTheme="majorBidi" w:hAnsiTheme="majorBidi" w:cstheme="majorBidi"/>
+          <w:b/>
+          <w:spacing w:val="-5"/>
+          <w:sz w:val="21"/>
+        </w:rPr>
+        <w:t xml:space="preserve"> </w:t>
+      </w:r>
+      <w:r>
+        <w:rPr>
+          <w:rFonts w:asciiTheme="majorBidi" w:hAnsiTheme="majorBidi" w:cstheme="majorBidi"/>
+          <w:b/>
+          <w:spacing w:val="-2"/>
+          <w:sz w:val="21"/>
+        </w:rPr>
+        <w:t>Institute</w:t>
+      </w:r>
+      <w:r>
+        <w:rPr>
+          <w:rFonts w:asciiTheme="majorBidi" w:hAnsiTheme="majorBidi" w:cstheme="majorBidi"/>
+          <w:b/>
+          <w:spacing w:val="-3"/>
+          <w:sz w:val="21"/>
+        </w:rPr>
+        <w:t xml:space="preserve"> </w:t>
+      </w:r>
+      <w:r>
+        <w:rPr>
+          <w:rFonts w:asciiTheme="majorBidi" w:hAnsiTheme="majorBidi" w:cstheme="majorBidi"/>
+          <w:b/>
+          <w:spacing w:val="-2"/>
+          <w:sz w:val="21"/>
+        </w:rPr>
+        <w:t>of</w:t>
+      </w:r>
+      <w:r>
+        <w:rPr>
+          <w:rFonts w:asciiTheme="majorBidi" w:hAnsiTheme="majorBidi" w:cstheme="majorBidi"/>
+          <w:b/>
+          <w:spacing w:val="-11"/>
+          <w:sz w:val="21"/>
+        </w:rPr>
+        <w:t xml:space="preserve"> </w:t>
+      </w:r>
+      <w:r>
+        <w:rPr>
+          <w:rFonts w:asciiTheme="majorBidi" w:hAnsiTheme="majorBidi" w:cstheme="majorBidi"/>
+          <w:b/>
+          <w:spacing w:val="-2"/>
+          <w:sz w:val="21"/>
+        </w:rPr>
+        <w:t>Technology</w:t>
+      </w:r>
+      <w:r>
+        <w:rPr>
+          <w:rFonts w:asciiTheme="majorBidi" w:hAnsiTheme="majorBidi" w:cstheme="majorBidi"/>
+          <w:b/>
+          <w:spacing w:val="-8"/>
+          <w:sz w:val="21"/>
+        </w:rPr>
+        <w:t xml:space="preserve"> </w:t>
+      </w:r>
+      <w:r>
+        <w:rPr>
+          <w:rFonts w:asciiTheme="majorBidi" w:hAnsiTheme="majorBidi" w:cstheme="majorBidi"/>
+          <w:b/>
+          <w:spacing w:val="-2"/>
+          <w:sz w:val="21"/>
+        </w:rPr>
+        <w:t>(Autonomous)</w:t>
+      </w:r>
+    </w:p>
+    <w:p>
+      <w:pPr>
+        <w:spacing w:before="26" w:after="0"/>
+        <w:jc w:val="center"/>
+        <w:rPr>
+          <w:rFonts w:asciiTheme="majorBidi" w:hAnsiTheme="majorBidi" w:cstheme="majorBidi"/>
+          <w:sz w:val="21"/>
+        </w:rPr>
+      </w:pPr>
+      <w:r>
+        <w:rPr>
+          <w:rFonts w:asciiTheme="majorBidi" w:hAnsiTheme="majorBidi" w:cstheme="majorBidi"/>
+          <w:spacing w:val="-2"/>
+          <w:sz w:val="21"/>
+        </w:rPr>
+        <w:t>(Affiliated</w:t>
+      </w:r>
+      <w:r>
+        <w:rPr>
+          <w:rFonts w:asciiTheme="majorBidi" w:hAnsiTheme="majorBidi" w:cstheme="majorBidi"/>
+          <w:spacing w:val="-12"/>
+          <w:sz w:val="21"/>
+        </w:rPr>
+        <w:t xml:space="preserve"> </w:t>
+      </w:r>
+      <w:r>
+        <w:rPr>
+          <w:rFonts w:asciiTheme="majorBidi" w:hAnsiTheme="majorBidi" w:cstheme="majorBidi"/>
+          <w:spacing w:val="-2"/>
+          <w:sz w:val="21"/>
+        </w:rPr>
+        <w:t>to</w:t>
+      </w:r>
+      <w:r>
+        <w:rPr>
+          <w:rFonts w:asciiTheme="majorBidi" w:hAnsiTheme="majorBidi" w:cstheme="majorBidi"/>
+          <w:spacing w:val="-13"/>
+          <w:sz w:val="21"/>
+        </w:rPr>
+        <w:t xml:space="preserve"> </w:t>
+      </w:r>
+      <w:r>
+        <w:rPr>
+          <w:rFonts w:asciiTheme="majorBidi" w:hAnsiTheme="majorBidi" w:cstheme="majorBidi"/>
+          <w:spacing w:val="-2"/>
+          <w:sz w:val="21"/>
+        </w:rPr>
+        <w:t>Jawaharlal</w:t>
+      </w:r>
+      <w:r>
+        <w:rPr>
+          <w:rFonts w:asciiTheme="majorBidi" w:hAnsiTheme="majorBidi" w:cstheme="majorBidi"/>
+          <w:spacing w:val="-11"/>
+          <w:sz w:val="21"/>
+        </w:rPr>
+        <w:t xml:space="preserve"> </w:t>
+      </w:r>
+      <w:r>
+        <w:rPr>
+          <w:rFonts w:asciiTheme="majorBidi" w:hAnsiTheme="majorBidi" w:cstheme="majorBidi"/>
+          <w:spacing w:val="-2"/>
+          <w:sz w:val="21"/>
+        </w:rPr>
+        <w:t>Nehru</w:t>
+      </w:r>
+      <w:r>
+        <w:rPr>
+          <w:rFonts w:asciiTheme="majorBidi" w:hAnsiTheme="majorBidi" w:cstheme="majorBidi"/>
+          <w:spacing w:val="-10"/>
+          <w:sz w:val="21"/>
+        </w:rPr>
+        <w:t xml:space="preserve"> </w:t>
+      </w:r>
+      <w:r>
+        <w:rPr>
+          <w:rFonts w:asciiTheme="majorBidi" w:hAnsiTheme="majorBidi" w:cstheme="majorBidi"/>
+          <w:spacing w:val="-2"/>
+          <w:sz w:val="21"/>
+        </w:rPr>
+        <w:t>Technological</w:t>
+      </w:r>
+      <w:r>
+        <w:rPr>
+          <w:rFonts w:asciiTheme="majorBidi" w:hAnsiTheme="majorBidi" w:cstheme="majorBidi"/>
+          <w:spacing w:val="-1"/>
+          <w:sz w:val="21"/>
+        </w:rPr>
+        <w:t xml:space="preserve"> </w:t>
+      </w:r>
+      <w:r>
+        <w:rPr>
+          <w:rFonts w:asciiTheme="majorBidi" w:hAnsiTheme="majorBidi" w:cstheme="majorBidi"/>
+          <w:spacing w:val="-2"/>
+          <w:sz w:val="21"/>
+        </w:rPr>
+        <w:t>University</w:t>
+      </w:r>
+      <w:r>
+        <w:rPr>
+          <w:rFonts w:asciiTheme="majorBidi" w:hAnsiTheme="majorBidi" w:cstheme="majorBidi"/>
+          <w:spacing w:val="-10"/>
+          <w:sz w:val="21"/>
+        </w:rPr>
+        <w:t xml:space="preserve"> </w:t>
+      </w:r>
+      <w:r>
+        <w:rPr>
+          <w:rFonts w:asciiTheme="majorBidi" w:hAnsiTheme="majorBidi" w:cstheme="majorBidi"/>
+          <w:spacing w:val="-2"/>
+          <w:sz w:val="21"/>
+        </w:rPr>
+        <w:t>Hyderabad)</w:t>
+      </w:r>
+      <w:r>
+        <w:rPr>
+          <w:rFonts w:asciiTheme="majorBidi" w:hAnsiTheme="majorBidi" w:cstheme="majorBidi"/>
+          <w:spacing w:val="8"/>
+          <w:sz w:val="21"/>
+        </w:rPr>
+        <w:t xml:space="preserve"> </w:t>
+      </w:r>
+      <w:r>
+        <w:rPr>
+          <w:rFonts w:asciiTheme="majorBidi" w:hAnsiTheme="majorBidi" w:cstheme="majorBidi"/>
+          <w:spacing w:val="-2"/>
+          <w:sz w:val="21"/>
+        </w:rPr>
+        <w:t>Kokapet(V),</w:t>
+      </w:r>
+      <w:r>
+        <w:rPr>
+          <w:rFonts w:asciiTheme="majorBidi" w:hAnsiTheme="majorBidi" w:cstheme="majorBidi"/>
+          <w:spacing w:val="-3"/>
+          <w:sz w:val="21"/>
+        </w:rPr>
+        <w:t xml:space="preserve"> </w:t>
+      </w:r>
+      <w:r>
+        <w:rPr>
+          <w:rFonts w:asciiTheme="majorBidi" w:hAnsiTheme="majorBidi" w:cstheme="majorBidi"/>
+          <w:spacing w:val="-2"/>
+          <w:sz w:val="21"/>
+        </w:rPr>
+        <w:t>Gandipet(M),</w:t>
+      </w:r>
+    </w:p>
+    <w:p>
+      <w:pPr>
+        <w:spacing w:before="11" w:after="0"/>
+        <w:jc w:val="center"/>
+        <w:rPr>
+          <w:rFonts w:asciiTheme="majorBidi" w:hAnsiTheme="majorBidi" w:cstheme="majorBidi"/>
+          <w:sz w:val="21"/>
+        </w:rPr>
+      </w:pPr>
+      <w:r>
+        <w:rPr>
+          <w:rFonts w:asciiTheme="majorBidi" w:hAnsiTheme="majorBidi" w:cstheme="majorBidi"/>
+          <w:spacing w:val="-2"/>
+          <w:sz w:val="21"/>
+        </w:rPr>
+        <w:t xml:space="preserve">       </w:t>
+      </w:r>
+      <w:r>
+        <w:rPr>
+          <w:rFonts w:asciiTheme="majorBidi" w:hAnsiTheme="majorBidi" w:cstheme="majorBidi"/>
+          <w:spacing w:val="-2"/>
+          <w:sz w:val="21"/>
+        </w:rPr>
+        <w:t>Hyderabad.</w:t>
+      </w:r>
+      <w:r>
+        <w:rPr>
+          <w:rFonts w:asciiTheme="majorBidi" w:hAnsiTheme="majorBidi" w:cstheme="majorBidi"/>
+          <w:spacing w:val="-4"/>
+          <w:sz w:val="21"/>
+        </w:rPr>
+        <w:t xml:space="preserve"> </w:t>
+      </w:r>
+      <w:r>
+        <w:rPr>
+          <w:rFonts w:asciiTheme="majorBidi" w:hAnsiTheme="majorBidi" w:cstheme="majorBidi"/>
+          <w:spacing w:val="-2"/>
+          <w:sz w:val="21"/>
+        </w:rPr>
+        <w:t>Telangana</w:t>
+      </w:r>
+      <w:r>
+        <w:rPr>
+          <w:rFonts w:asciiTheme="majorBidi" w:hAnsiTheme="majorBidi" w:cstheme="majorBidi"/>
+          <w:spacing w:val="-8"/>
+          <w:sz w:val="21"/>
+        </w:rPr>
+        <w:t xml:space="preserve"> </w:t>
+      </w:r>
+      <w:r>
+        <w:rPr>
+          <w:rFonts w:asciiTheme="majorBidi" w:hAnsiTheme="majorBidi" w:cstheme="majorBidi"/>
+          <w:spacing w:val="-2"/>
+          <w:sz w:val="21"/>
+        </w:rPr>
+        <w:t>-</w:t>
+      </w:r>
+      <w:r>
+        <w:rPr>
+          <w:rFonts w:asciiTheme="majorBidi" w:hAnsiTheme="majorBidi" w:cstheme="majorBidi"/>
+          <w:sz w:val="21"/>
+        </w:rPr>
+        <w:t xml:space="preserve"> </w:t>
+      </w:r>
+      <w:r>
+        <w:rPr>
+          <w:rFonts w:asciiTheme="majorBidi" w:hAnsiTheme="majorBidi" w:cstheme="majorBidi"/>
+          <w:spacing w:val="-2"/>
+          <w:sz w:val="21"/>
+        </w:rPr>
+        <w:t>500</w:t>
+      </w:r>
+      <w:r>
+        <w:rPr>
+          <w:rFonts w:asciiTheme="majorBidi" w:hAnsiTheme="majorBidi" w:cstheme="majorBidi"/>
+          <w:spacing w:val="-5"/>
+          <w:sz w:val="21"/>
+        </w:rPr>
+        <w:t>075</w:t>
+      </w:r>
+    </w:p>
+    <w:p>
+      <w:pPr>
+        <w:pStyle w:val="BodyText"/>
+        <w:jc w:val="center"/>
+        <w:rPr>
+          <w:rFonts w:asciiTheme="majorBidi" w:hAnsiTheme="majorBidi" w:cstheme="majorBidi"/>
+          <w:sz w:val="21"/>
+        </w:rPr>
+      </w:pPr>
+    </w:p>
+    <w:p>
+      <w:pPr>
+        <w:pStyle w:val="BodyText"/>
+        <w:spacing w:before="4"/>
+        <w:jc w:val="center"/>
+        <w:rPr>
+          <w:rFonts w:asciiTheme="majorBidi" w:hAnsiTheme="majorBidi" w:cstheme="majorBidi"/>
+          <w:sz w:val="21"/>
+        </w:rPr>
+      </w:pPr>
+    </w:p>
+    <w:p>
+      <w:pPr>
+        <w:ind w:left="461"/>
+        <w:rPr>
+          <w:b/>
+          <w:sz w:val="17"/>
+        </w:rPr>
+      </w:pPr>
+      <w:r>
+        <w:rPr>
+          <w:rFonts w:asciiTheme="majorBidi" w:hAnsiTheme="majorBidi" w:cstheme="majorBidi"/>
+          <w:b/>
+          <w:color w:val="0D465F"/>
+          <w:spacing w:val="-9"/>
+          <w:sz w:val="17"/>
+        </w:rPr>
+        <w:t xml:space="preserve">                                                                                                                         </w:t>
+      </w:r>
+      <w:r>
+        <w:rPr>
+          <w:rFonts w:asciiTheme="majorBidi" w:hAnsiTheme="majorBidi" w:cstheme="majorBidi"/>
+          <w:b/>
+          <w:color w:val="0D465F"/>
+          <w:spacing w:val="-9"/>
+          <w:sz w:val="17"/>
+        </w:rPr>
+        <w:t>2025-</w:t>
+      </w:r>
+      <w:r>
+        <w:rPr>
+          <w:rFonts w:asciiTheme="majorBidi" w:hAnsiTheme="majorBidi" w:cstheme="majorBidi"/>
+          <w:b/>
+          <w:color w:val="0D465F"/>
+          <w:spacing w:val="-5"/>
+          <w:sz w:val="17"/>
+        </w:rPr>
+        <w:t>26</w:t>
+      </w:r>
+    </w:p>
+    <w:p>
+      <w:pPr>
+        <w:spacing w:before="62"/>
+        <w:ind w:right="23"/>
+        <w:jc w:val="center"/>
+        <w:rPr>
+          <w:rFonts w:asciiTheme="majorBidi" w:hAnsiTheme="majorBidi" w:cstheme="majorBidi"/>
+          <w:color w:val="0000FF"/>
+          <w:spacing w:val="-6"/>
+          <w:sz w:val="31"/>
+        </w:rPr>
+      </w:pPr>
+      <w:r>
+        <w:rPr>
+          <w:rFonts w:asciiTheme="majorBidi" w:hAnsiTheme="majorBidi" w:cstheme="majorBidi"/>
+          <w:noProof/>
+          <w:color w:val="0000FF"/>
+          <w:spacing w:val="-6"/>
+          <w:sz w:val="31"/>
+        </w:rPr>
+        <w:lastRenderedPageBreak/>
+        <mc:AlternateContent>
+          <mc:Choice Requires="wps">
+            <w:drawing>
+              <wp:anchor distT="0" distB="0" distL="114300" distR="114300" simplePos="0" relativeHeight="251671552" behindDoc="0" locked="0" layoutInCell="1" allowOverlap="1" wp14:anchorId="204C3504" wp14:editId="5D8F741E">
+                <wp:simplePos x="0" y="0"/>
+                <wp:positionH relativeFrom="column">
+                  <wp:posOffset>-269439</wp:posOffset>
+                </wp:positionH>
+                <wp:positionV relativeFrom="paragraph">
+                  <wp:posOffset>279400</wp:posOffset>
+                </wp:positionV>
+                <wp:extent cx="6946710" cy="504967"/>
+                <wp:effectExtent l="0" t="0" r="0" b="0"/>
+                <wp:wrapNone/>
+                <wp:docPr id="1791315449" name="Text Box 3"/>
+                <wp:cNvGraphicFramePr/>
+                <a:graphic xmlns:a="http://schemas.openxmlformats.org/drawingml/2006/main">
+                  <a:graphicData uri="http://schemas.microsoft.com/office/word/2010/wordprocessingShape">
+                    <wps:wsp>
+                      <wps:cNvSpPr txBox="1"/>
+                      <wps:spPr>
+                        <a:xfrm>
+                          <a:off x="0" y="0"/>
+                          <a:ext cx="6946710" cy="504967"/>
+                        </a:xfrm>
+                        <a:prstGeom prst="rect">
+                          <a:avLst/>
+                        </a:prstGeom>
+                        <a:noFill/>
+                        <a:ln w="6350">
+                          <a:noFill/>
+                        </a:ln>
+                      </wps:spPr>
+                      <wps:txbx>
+                        <w:txbxContent>
+                          <w:p>
+                            <w:pPr>
+                              <w:pStyle w:val="BodyText"/>
+                              <w:spacing w:before="6" w:line="280" w:lineRule="auto"/>
+                              <w:ind w:right="2143"/>
+                              <w:jc w:val="center"/>
+                              <w:rPr>
+                                <w:rFonts w:asciiTheme="majorBidi" w:hAnsiTheme="majorBidi" w:cstheme="majorBidi"/>
+                                <w:color w:val="0000FF"/>
+                              </w:rPr>
+                            </w:pPr>
+                            <w:r>
+                              <w:rPr>
+                                <w:rFonts w:asciiTheme="majorBidi" w:hAnsiTheme="majorBidi" w:cstheme="majorBidi"/>
+                                <w:color w:val="0000FF"/>
+                              </w:rPr>
+                              <w:t xml:space="preserve">                                      </w:t>
+                            </w:r>
+                            <w:r>
+                              <w:rPr>
+                                <w:rFonts w:asciiTheme="majorBidi" w:hAnsiTheme="majorBidi" w:cstheme="majorBidi"/>
+                                <w:color w:val="0000FF"/>
+                              </w:rPr>
+                              <w:t>(Affiliated</w:t>
+                            </w:r>
+                            <w:r>
+                              <w:rPr>
+                                <w:rFonts w:asciiTheme="majorBidi" w:hAnsiTheme="majorBidi" w:cstheme="majorBidi"/>
+                                <w:color w:val="0000FF"/>
+                                <w:spacing w:val="-15"/>
+                              </w:rPr>
+                              <w:t xml:space="preserve"> </w:t>
+                            </w:r>
+                            <w:r>
+                              <w:rPr>
+                                <w:rFonts w:asciiTheme="majorBidi" w:hAnsiTheme="majorBidi" w:cstheme="majorBidi"/>
+                                <w:color w:val="0000FF"/>
+                              </w:rPr>
+                              <w:t>to</w:t>
+                            </w:r>
+                            <w:r>
+                              <w:rPr>
+                                <w:rFonts w:asciiTheme="majorBidi" w:hAnsiTheme="majorBidi" w:cstheme="majorBidi"/>
+                                <w:color w:val="0000FF"/>
+                                <w:spacing w:val="-22"/>
+                              </w:rPr>
+                              <w:t xml:space="preserve"> </w:t>
+                            </w:r>
+                            <w:r>
+                              <w:rPr>
+                                <w:rFonts w:asciiTheme="majorBidi" w:hAnsiTheme="majorBidi" w:cstheme="majorBidi"/>
+                                <w:color w:val="0000FF"/>
+                              </w:rPr>
+                              <w:t>Jawaharlal</w:t>
+                            </w:r>
+                            <w:r>
+                              <w:rPr>
+                                <w:rFonts w:asciiTheme="majorBidi" w:hAnsiTheme="majorBidi" w:cstheme="majorBidi"/>
+                                <w:color w:val="0000FF"/>
+                                <w:spacing w:val="-20"/>
+                              </w:rPr>
+                              <w:t xml:space="preserve"> </w:t>
+                            </w:r>
+                            <w:r>
+                              <w:rPr>
+                                <w:rFonts w:asciiTheme="majorBidi" w:hAnsiTheme="majorBidi" w:cstheme="majorBidi"/>
+                                <w:color w:val="0000FF"/>
+                              </w:rPr>
+                              <w:t>Nehru</w:t>
+                            </w:r>
+                            <w:r>
+                              <w:rPr>
+                                <w:rFonts w:asciiTheme="majorBidi" w:hAnsiTheme="majorBidi" w:cstheme="majorBidi"/>
+                                <w:color w:val="0000FF"/>
+                                <w:spacing w:val="-14"/>
+                              </w:rPr>
+                              <w:t xml:space="preserve"> </w:t>
+                            </w:r>
+                            <w:r>
+                              <w:rPr>
+                                <w:rFonts w:asciiTheme="majorBidi" w:hAnsiTheme="majorBidi" w:cstheme="majorBidi"/>
+                                <w:color w:val="0000FF"/>
+                              </w:rPr>
+                              <w:t>Technological</w:t>
+                            </w:r>
+                            <w:r>
+                              <w:rPr>
+                                <w:rFonts w:asciiTheme="majorBidi" w:hAnsiTheme="majorBidi" w:cstheme="majorBidi"/>
+                                <w:color w:val="0000FF"/>
+                                <w:spacing w:val="-15"/>
+                              </w:rPr>
+                              <w:t xml:space="preserve"> </w:t>
+                            </w:r>
+                            <w:r>
+                              <w:rPr>
+                                <w:rFonts w:asciiTheme="majorBidi" w:hAnsiTheme="majorBidi" w:cstheme="majorBidi"/>
+                                <w:color w:val="0000FF"/>
+                              </w:rPr>
+                              <w:t>University</w:t>
+                            </w:r>
+                            <w:r>
+                              <w:rPr>
+                                <w:rFonts w:asciiTheme="majorBidi" w:hAnsiTheme="majorBidi" w:cstheme="majorBidi"/>
+                                <w:color w:val="0000FF"/>
+                                <w:spacing w:val="-28"/>
+                              </w:rPr>
+                              <w:t xml:space="preserve"> </w:t>
+                            </w:r>
+                            <w:r>
+                              <w:rPr>
+                                <w:rFonts w:asciiTheme="majorBidi" w:hAnsiTheme="majorBidi" w:cstheme="majorBidi"/>
+                                <w:color w:val="0000FF"/>
+                              </w:rPr>
+                              <w:t>Hyderabad)</w:t>
+                            </w:r>
+                          </w:p>
+                          <w:p>
+                            <w:pPr>
+                              <w:spacing w:after="0"/>
+                              <w:rPr>
+                                <w:b/>
+                                <w:bCs/>
+                              </w:rPr>
+                            </w:pPr>
+                            <w:r>
+                              <w:rPr>
+                                <w:rFonts w:asciiTheme="majorBidi" w:hAnsiTheme="majorBidi" w:cstheme="majorBidi"/>
+                                <w:color w:val="0000FF"/>
+                              </w:rPr>
+                              <w:t xml:space="preserve">                                             </w:t>
+                            </w:r>
+                            <w:r>
+                              <w:rPr>
+                                <w:rFonts w:asciiTheme="majorBidi" w:hAnsiTheme="majorBidi" w:cstheme="majorBidi"/>
+                                <w:color w:val="0000FF"/>
+                              </w:rPr>
+                              <w:t>GANDIPET, HYDERABAD – 500075, Telangana</w:t>
+                            </w:r>
+                          </w:p>
+                        </w:txbxContent>
+                      </wps:txbx>
+                      <wps:bodyPr rot="0" spcFirstLastPara="0" vertOverflow="overflow" horzOverflow="overflow" vert="horz" wrap="square" lIns="91440" tIns="45720" rIns="91440" bIns="45720" numCol="1" spcCol="0" rtlCol="0" fromWordArt="0" anchor="t" anchorCtr="0" forceAA="0" compatLnSpc="1">
+                        <a:prstTxWarp prst="textNoShape">
+                          <a:avLst/>
+                        </a:prstTxWarp>
+                        <a:noAutofit/>
+                      </wps:bodyPr>
+                    </wps:wsp>
+                  </a:graphicData>
+                </a:graphic>
+                <wp14:sizeRelH relativeFrom="margin">
+                  <wp14:pctWidth>0</wp14:pctWidth>
+                </wp14:sizeRelH>
+                <wp14:sizeRelV relativeFrom="margin">
+                  <wp14:pctHeight>0</wp14:pctHeight>
+                </wp14:sizeRelV>
+              </wp:anchor>
+            </w:drawing>
+          </mc:Choice>
+          <mc:Fallback>
+            <w:pict>
+              <v:shapetype w14:anchorId="204C3504" id="_x0000_t202" coordsize="21600,21600" o:spt="202" path="m,l,21600r21600,l21600,xe">
+                <v:stroke joinstyle="miter"/>
+                <v:path gradientshapeok="t" o:connecttype="rect"/>
+              </v:shapetype>
+              <v:shape id="Text Box 3" o:spid="_x0000_s1026" type="#_x0000_t202" style="position:absolute;left:0;text-align:left;margin-left:-21.2pt;margin-top:22pt;width:547pt;height:39.75pt;z-index:251671552;visibility:visible;mso-wrap-style:square;mso-width-percent:0;mso-height-percent:0;mso-wrap-distance-left:9pt;mso-wrap-distance-top:0;mso-wrap-distance-right:9pt;mso-wrap-distance-bottom:0;mso-position-horizontal:absolute;mso-position-horizontal-relative:text;mso-position-vertical:absolute;mso-position-vertical-relative:text;mso-width-percent:0;mso-height-percent:0;mso-width-relative:margin;mso-height-relative:margin;v-text-anchor:top" o:gfxdata="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" filled="f" stroked="f" strokeweight=".5pt">
+                <v:textbox>
+                  <w:txbxContent>
+                    <w:p>
+                      <w:pPr>
+                        <w:pStyle w:val="BodyText"/>
+                        <w:spacing w:before="6" w:line="280" w:lineRule="auto"/>
+                        <w:ind w:right="2143"/>
+                        <w:jc w:val="center"/>
+                        <w:rPr>
+                          <w:rFonts w:asciiTheme="majorBidi" w:hAnsiTheme="majorBidi" w:cstheme="majorBidi"/>
+                          <w:color w:val="0000FF"/>
+                        </w:rPr>
+                      </w:pPr>
+                      <w:r>
+                        <w:rPr>
+                          <w:rFonts w:asciiTheme="majorBidi" w:hAnsiTheme="majorBidi" w:cstheme="majorBidi"/>
+                          <w:color w:val="0000FF"/>
+                        </w:rPr>
+                        <w:t xml:space="preserve">                                      </w:t>
+                      </w:r>
+                      <w:r>
+                        <w:rPr>
+                          <w:rFonts w:asciiTheme="majorBidi" w:hAnsiTheme="majorBidi" w:cstheme="majorBidi"/>
+                          <w:color w:val="0000FF"/>
+                        </w:rPr>
+                        <w:t>(Affiliated</w:t>
+                      </w:r>
+                      <w:r>
+                        <w:rPr>
+                          <w:rFonts w:asciiTheme="majorBidi" w:hAnsiTheme="majorBidi" w:cstheme="majorBidi"/>
+                          <w:color w:val="0000FF"/>
+                          <w:spacing w:val="-15"/>
+                        </w:rPr>
+                        <w:t xml:space="preserve"> </w:t>
+                      </w:r>
+                      <w:r>
+                        <w:rPr>
+                          <w:rFonts w:asciiTheme="majorBidi" w:hAnsiTheme="majorBidi" w:cstheme="majorBidi"/>
+                          <w:color w:val="0000FF"/>
+                        </w:rPr>
+                        <w:t>to</w:t>
+                      </w:r>
+                      <w:r>
+                        <w:rPr>
+                          <w:rFonts w:asciiTheme="majorBidi" w:hAnsiTheme="majorBidi" w:cstheme="majorBidi"/>
+                          <w:color w:val="0000FF"/>
+                          <w:spacing w:val="-22"/>
+                        </w:rPr>
+                        <w:t xml:space="preserve"> </w:t>
+                      </w:r>
+                      <w:r>
+                        <w:rPr>
+                          <w:rFonts w:asciiTheme="majorBidi" w:hAnsiTheme="majorBidi" w:cstheme="majorBidi"/>
+                          <w:color w:val="0000FF"/>
+                        </w:rPr>
+                        <w:t>Jawaharlal</w:t>
+                      </w:r>
+                      <w:r>
+                        <w:rPr>
+                          <w:rFonts w:asciiTheme="majorBidi" w:hAnsiTheme="majorBidi" w:cstheme="majorBidi"/>
+                          <w:color w:val="0000FF"/>
+                          <w:spacing w:val="-20"/>
+                        </w:rPr>
+                        <w:t xml:space="preserve"> </w:t>
+                      </w:r>
+                      <w:r>
+                        <w:rPr>
+                          <w:rFonts w:asciiTheme="majorBidi" w:hAnsiTheme="majorBidi" w:cstheme="majorBidi"/>
+                          <w:color w:val="0000FF"/>
+                        </w:rPr>
+                        <w:t>Nehru</w:t>
+                      </w:r>
+                      <w:r>
+                        <w:rPr>
+                          <w:rFonts w:asciiTheme="majorBidi" w:hAnsiTheme="majorBidi" w:cstheme="majorBidi"/>
+                          <w:color w:val="0000FF"/>
+                          <w:spacing w:val="-14"/>
+                        </w:rPr>
+                        <w:t xml:space="preserve"> </w:t>
+                      </w:r>
+                      <w:r>
+                        <w:rPr>
+                          <w:rFonts w:asciiTheme="majorBidi" w:hAnsiTheme="majorBidi" w:cstheme="majorBidi"/>
+                          <w:color w:val="0000FF"/>
+                        </w:rPr>
+                        <w:t>Technological</w:t>
+                      </w:r>
+                      <w:r>
+                        <w:rPr>
+                          <w:rFonts w:asciiTheme="majorBidi" w:hAnsiTheme="majorBidi" w:cstheme="majorBidi"/>
+                          <w:color w:val="0000FF"/>
+                          <w:spacing w:val="-15"/>
+                        </w:rPr>
+                        <w:t xml:space="preserve"> </w:t>
+                      </w:r>
+                      <w:r>
+                        <w:rPr>
+                          <w:rFonts w:asciiTheme="majorBidi" w:hAnsiTheme="majorBidi" w:cstheme="majorBidi"/>
+                          <w:color w:val="0000FF"/>
+                        </w:rPr>
+                        <w:t>University</w:t>
+                      </w:r>
+                      <w:r>
+                        <w:rPr>
+                          <w:rFonts w:asciiTheme="majorBidi" w:hAnsiTheme="majorBidi" w:cstheme="majorBidi"/>
+                          <w:color w:val="0000FF"/>
+                          <w:spacing w:val="-28"/>
+                        </w:rPr>
+                        <w:t xml:space="preserve"> </w:t>
+                      </w:r>
+                      <w:r>
+                        <w:rPr>
+                          <w:rFonts w:asciiTheme="majorBidi" w:hAnsiTheme="majorBidi" w:cstheme="majorBidi"/>
+                          <w:color w:val="0000FF"/>
+                        </w:rPr>
+                        <w:t>Hyderabad)</w:t>
+                      </w:r>
+                    </w:p>
+                    <w:p>
+                      <w:pPr>
+                        <w:spacing w:after="0"/>
+                        <w:rPr>
+                          <w:b/>
+                          <w:bCs/>
+                        </w:rPr>
+                      </w:pPr>
+                      <w:r>
+                        <w:rPr>
+                          <w:rFonts w:asciiTheme="majorBidi" w:hAnsiTheme="majorBidi" w:cstheme="majorBidi"/>
+                          <w:color w:val="0000FF"/>
+                        </w:rPr>
+                        <w:t xml:space="preserve">                                             </w:t>
+                      </w:r>
+                      <w:r>
+                        <w:rPr>
+                          <w:rFonts w:asciiTheme="majorBidi" w:hAnsiTheme="majorBidi" w:cstheme="majorBidi"/>
+                          <w:color w:val="0000FF"/>
+                        </w:rPr>
+                        <w:t>GANDIPET, HYDERABAD – 500075, Telangana</w:t>
+                      </w:r>
+                    </w:p>
+                  </w:txbxContent>
+                </v:textbox>
+              </v:shape>
+            </w:pict>
+          </mc:Fallback>
+        </mc:AlternateContent>
+      </w:r>
+      <w:r>
+        <w:rPr>
+          <w:rFonts w:asciiTheme="majorBidi" w:hAnsiTheme="majorBidi" w:cstheme="majorBidi"/>
+          <w:color w:val="0000FF"/>
+          <w:spacing w:val="-6"/>
+          <w:sz w:val="31"/>
+        </w:rPr>
+        <w:t>MAHATMA</w:t>
+      </w:r>
+      <w:r>
+        <w:rPr>
+          <w:rFonts w:asciiTheme="majorBidi" w:hAnsiTheme="majorBidi" w:cstheme="majorBidi"/>
+          <w:color w:val="0000FF"/>
+          <w:spacing w:val="-33"/>
+          <w:sz w:val="31"/>
+        </w:rPr>
+        <w:t xml:space="preserve"> </w:t>
+      </w:r>
+      <w:r>
+        <w:rPr>
+          <w:rFonts w:asciiTheme="majorBidi" w:hAnsiTheme="majorBidi" w:cstheme="majorBidi"/>
+          <w:color w:val="0000FF"/>
+          <w:spacing w:val="-6"/>
+          <w:sz w:val="31"/>
+        </w:rPr>
+        <w:t>GANDHI</w:t>
+      </w:r>
+      <w:r>
+        <w:rPr>
+          <w:rFonts w:asciiTheme="majorBidi" w:hAnsiTheme="majorBidi" w:cstheme="majorBidi"/>
+          <w:color w:val="0000FF"/>
+          <w:spacing w:val="-4"/>
+          <w:sz w:val="31"/>
+        </w:rPr>
+        <w:t xml:space="preserve"> </w:t>
+      </w:r>
+      <w:r>
+        <w:rPr>
+          <w:rFonts w:asciiTheme="majorBidi" w:hAnsiTheme="majorBidi" w:cstheme="majorBidi"/>
+          <w:color w:val="0000FF"/>
+          <w:spacing w:val="-6"/>
+          <w:sz w:val="31"/>
+        </w:rPr>
+        <w:t>INSTITUTE</w:t>
+      </w:r>
+      <w:r>
+        <w:rPr>
+          <w:rFonts w:asciiTheme="majorBidi" w:hAnsiTheme="majorBidi" w:cstheme="majorBidi"/>
+          <w:color w:val="0000FF"/>
+          <w:spacing w:val="5"/>
+          <w:sz w:val="31"/>
+        </w:rPr>
+        <w:t xml:space="preserve"> </w:t>
+      </w:r>
+      <w:r>
+        <w:rPr>
+          <w:rFonts w:asciiTheme="majorBidi" w:hAnsiTheme="majorBidi" w:cstheme="majorBidi"/>
+          <w:color w:val="0000FF"/>
+          <w:spacing w:val="-6"/>
+          <w:sz w:val="31"/>
+        </w:rPr>
+        <w:t>OF</w:t>
+      </w:r>
+      <w:r>
+        <w:rPr>
+          <w:rFonts w:asciiTheme="majorBidi" w:hAnsiTheme="majorBidi" w:cstheme="majorBidi"/>
+          <w:color w:val="0000FF"/>
+          <w:spacing w:val="-17"/>
+          <w:sz w:val="31"/>
+        </w:rPr>
+        <w:t xml:space="preserve"> </w:t>
+      </w:r>
+      <w:r>
+        <w:rPr>
+          <w:rFonts w:asciiTheme="majorBidi" w:hAnsiTheme="majorBidi" w:cstheme="majorBidi"/>
+          <w:color w:val="0000FF"/>
+          <w:spacing w:val="-6"/>
+          <w:sz w:val="31"/>
+        </w:rPr>
+        <w:t>TECHNOLOGY(AUTONOMOUS)</w:t>
+      </w:r>
+      <w:bookmarkStart w:id="0" w:name="_Toc243864915"/>
+    </w:p>
+    <w:p/>
+    <w:p>
+      <w:pPr>
+        <w:pStyle w:val="Heading1"/>
+        <w:jc w:val="center"/>
+        <w:rPr>
+          <w:rFonts w:asciiTheme="majorBidi" w:hAnsiTheme="majorBidi"/>
+          <w:b/>
+          <w:bCs/>
+          <w:sz w:val="32"/>
+          <w:szCs w:val="32"/>
+        </w:rPr>
+      </w:pPr>
+      <w:r>
+        <w:rPr>
+          <w:rFonts w:asciiTheme="majorBidi" w:hAnsiTheme="majorBidi"/>
+          <w:b/>
+          <w:noProof/>
+          <w:sz w:val="20"/>
+        </w:rPr>
+        <w:drawing>
+          <wp:anchor distT="0" distB="0" distL="0" distR="0" simplePos="0" relativeHeight="251679744" behindDoc="1" locked="0" layoutInCell="1" allowOverlap="1" wp14:anchorId="55614D2A" wp14:editId="10DA23CB">
+            <wp:simplePos x="0" y="0"/>
+            <wp:positionH relativeFrom="page">
+              <wp:posOffset>3155315</wp:posOffset>
+            </wp:positionH>
+            <wp:positionV relativeFrom="paragraph">
+              <wp:posOffset>609600</wp:posOffset>
+            </wp:positionV>
+            <wp:extent cx="1194435" cy="1577340"/>
+            <wp:effectExtent l="0" t="0" r="0" b="0"/>
+            <wp:wrapTopAndBottom/>
+            <wp:docPr id="3" name="Image 3"/>
+            <wp:cNvGraphicFramePr>
+              <a:graphicFrameLocks xmlns:a="http://schemas.openxmlformats.org/drawingml/2006/main"/>
+            </wp:cNvGraphicFramePr>
+            <a:graphic xmlns:a="http://schemas.openxmlformats.org/drawingml/2006/main">
+              <a:graphicData uri="http://schemas.openxmlformats.org/drawingml/2006/picture">
+                <pic:pic xmlns:pic="http://schemas.openxmlformats.org/drawingml/2006/picture">
+                  <pic:nvPicPr>
+                    <pic:cNvPr id="3" name="Image 3"/>
+                    <pic:cNvPicPr/>
+                  </pic:nvPicPr>
+                  <pic:blipFill>
+                    <a:blip r:embed="rId9" cstate="print"/>
+                    <a:stretch>
+                      <a:fillRect/>
+                    </a:stretch>
+                  </pic:blipFill>
+                  <pic:spPr>
+                    <a:xfrm>
+                      <a:off x="0" y="0"/>
+                      <a:ext cx="1194435" cy="1577340"/>
+                    </a:xfrm>
+                    <a:prstGeom prst="rect">
+                      <a:avLst/>
+                    </a:prstGeom>
+                  </pic:spPr>
+                </pic:pic>
+              </a:graphicData>
+            </a:graphic>
+          </wp:anchor>
+        </w:drawing>
+      </w:r>
+      <w:r>
+        <w:rPr>
+          <w:rFonts w:asciiTheme="majorBidi" w:hAnsiTheme="majorBidi"/>
+          <w:b/>
+          <w:bCs/>
+          <w:sz w:val="32"/>
+          <w:szCs w:val="32"/>
+        </w:rPr>
+        <w:t>CERTIFICATE</w:t>
+      </w:r>
+    </w:p>
+    <w:p>
+      <w:pPr>
+        <w:pStyle w:val="BodyText"/>
+        <w:rPr>
+          <w:rFonts w:asciiTheme="majorBidi" w:hAnsiTheme="majorBidi" w:cstheme="majorBidi"/>
+          <w:b/>
+          <w:sz w:val="20"/>
+        </w:rPr>
+      </w:pPr>
+    </w:p>
+    <w:p>
+      <w:pPr>
+        <w:pStyle w:val="BodyText"/>
+        <w:spacing w:before="83"/>
+        <w:rPr>
+          <w:rFonts w:asciiTheme="majorBidi" w:hAnsiTheme="majorBidi" w:cstheme="majorBidi"/>
+          <w:b/>
+          <w:sz w:val="20"/>
+        </w:rPr>
+      </w:pPr>
+    </w:p>
+    <w:p>
+      <w:pPr>
+        <w:pStyle w:val="BodyText"/>
+        <w:rPr>
+          <w:rFonts w:asciiTheme="majorBidi" w:hAnsiTheme="majorBidi" w:cstheme="majorBidi"/>
+          <w:b/>
+          <w:sz w:val="27"/>
+        </w:rPr>
+      </w:pPr>
+    </w:p>
+    <w:p>
+      <w:pPr>
+        <w:pStyle w:val="BodyText"/>
+        <w:spacing w:before="15"/>
+        <w:rPr>
+          <w:rFonts w:asciiTheme="majorBidi" w:hAnsiTheme="majorBidi" w:cstheme="majorBidi"/>
+          <w:b/>
+          <w:sz w:val="27"/>
+        </w:rPr>
+      </w:pPr>
+    </w:p>
+    <w:p>
+      <w:pPr>
+        <w:spacing w:line="367" w:lineRule="auto"/>
+        <w:ind w:left="130" w:right="317"/>
+        <w:jc w:val="both"/>
+        <w:rPr>
+          <w:rFonts w:asciiTheme="majorBidi" w:hAnsiTheme="majorBidi" w:cstheme="majorBidi"/>
+          <w:sz w:val="23"/>
+        </w:rPr>
+      </w:pPr>
+      <w:r>
+        <w:rPr>
+          <w:rFonts w:asciiTheme="majorBidi" w:hAnsiTheme="majorBidi" w:cstheme="majorBidi"/>
+          <w:sz w:val="23"/>
+        </w:rPr>
+        <w:t xml:space="preserve">This is to certify that the project entitled – </w:t>
+      </w:r>
+      <w:r>
+        <w:rPr>
+          <w:rFonts w:asciiTheme="majorBidi" w:hAnsiTheme="majorBidi" w:cstheme="majorBidi"/>
+          <w:b/>
+          <w:sz w:val="23"/>
+        </w:rPr>
+        <w:t xml:space="preserve">“AI-BASED SMART UNDERGROUND CABLE FAULT DETECTION AND REMOTE MONITORING ’’ is being submitted by </w:t>
+      </w:r>
+      <w:r>
+        <w:rPr>
+          <w:rFonts w:asciiTheme="majorBidi" w:hAnsiTheme="majorBidi" w:cstheme="majorBidi"/>
+          <w:sz w:val="23"/>
+        </w:rPr>
+        <w:t>DETA JONAH RATAN (23261A6717)</w:t>
+      </w:r>
+      <w:r>
+        <w:rPr>
+          <w:rFonts w:asciiTheme="majorBidi" w:hAnsiTheme="majorBidi" w:cstheme="majorBidi"/>
+          <w:spacing w:val="39"/>
+          <w:sz w:val="23"/>
+        </w:rPr>
+        <w:t xml:space="preserve"> </w:t>
+      </w:r>
+      <w:r>
+        <w:rPr>
+          <w:rFonts w:asciiTheme="majorBidi" w:hAnsiTheme="majorBidi" w:cstheme="majorBidi"/>
+          <w:sz w:val="23"/>
+        </w:rPr>
+        <w:t>,</w:t>
+      </w:r>
+      <w:r>
+        <w:rPr>
+          <w:rFonts w:asciiTheme="majorBidi" w:hAnsiTheme="majorBidi" w:cstheme="majorBidi"/>
+          <w:spacing w:val="37"/>
+          <w:sz w:val="23"/>
+        </w:rPr>
+        <w:t xml:space="preserve"> </w:t>
+      </w:r>
+      <w:r>
+        <w:rPr>
+          <w:rFonts w:asciiTheme="majorBidi" w:hAnsiTheme="majorBidi" w:cstheme="majorBidi"/>
+          <w:sz w:val="23"/>
+        </w:rPr>
+        <w:t>MADAVARAM</w:t>
+      </w:r>
+      <w:r>
+        <w:rPr>
+          <w:rFonts w:asciiTheme="majorBidi" w:hAnsiTheme="majorBidi" w:cstheme="majorBidi"/>
+          <w:spacing w:val="34"/>
+          <w:sz w:val="23"/>
+        </w:rPr>
+        <w:t xml:space="preserve"> </w:t>
+      </w:r>
+      <w:r>
+        <w:rPr>
+          <w:rFonts w:asciiTheme="majorBidi" w:hAnsiTheme="majorBidi" w:cstheme="majorBidi"/>
+          <w:sz w:val="23"/>
+        </w:rPr>
+        <w:t>VINEEL(24265A6702),</w:t>
+      </w:r>
+      <w:r>
+        <w:rPr>
+          <w:rFonts w:asciiTheme="majorBidi" w:hAnsiTheme="majorBidi" w:cstheme="majorBidi"/>
+          <w:spacing w:val="37"/>
+          <w:sz w:val="23"/>
+        </w:rPr>
+        <w:t xml:space="preserve"> </w:t>
+      </w:r>
+      <w:r>
+        <w:rPr>
+          <w:rFonts w:asciiTheme="majorBidi" w:hAnsiTheme="majorBidi" w:cstheme="majorBidi"/>
+          <w:sz w:val="23"/>
+        </w:rPr>
+        <w:t>PASNOORI</w:t>
+      </w:r>
+      <w:r>
+        <w:rPr>
+          <w:rFonts w:asciiTheme="majorBidi" w:hAnsiTheme="majorBidi" w:cstheme="majorBidi"/>
+          <w:spacing w:val="38"/>
+          <w:sz w:val="23"/>
+        </w:rPr>
+        <w:t xml:space="preserve"> </w:t>
+      </w:r>
+      <w:r>
+        <w:rPr>
+          <w:rFonts w:asciiTheme="majorBidi" w:hAnsiTheme="majorBidi" w:cstheme="majorBidi"/>
+          <w:sz w:val="23"/>
+        </w:rPr>
+        <w:t>ABHINAY</w:t>
+      </w:r>
+      <w:r>
+        <w:rPr>
+          <w:rFonts w:asciiTheme="majorBidi" w:hAnsiTheme="majorBidi" w:cstheme="majorBidi"/>
+          <w:spacing w:val="38"/>
+          <w:sz w:val="23"/>
+        </w:rPr>
+        <w:t xml:space="preserve"> </w:t>
+      </w:r>
+      <w:r>
+        <w:rPr>
+          <w:rFonts w:asciiTheme="majorBidi" w:hAnsiTheme="majorBidi" w:cstheme="majorBidi"/>
+          <w:sz w:val="23"/>
+        </w:rPr>
+        <w:t>(24265A6704)</w:t>
+      </w:r>
+      <w:r>
+        <w:rPr>
+          <w:rFonts w:asciiTheme="majorBidi" w:hAnsiTheme="majorBidi" w:cstheme="majorBidi"/>
+          <w:spacing w:val="52"/>
+          <w:w w:val="150"/>
+          <w:sz w:val="23"/>
+        </w:rPr>
+        <w:t xml:space="preserve"> </w:t>
+      </w:r>
+      <w:r>
+        <w:rPr>
+          <w:rFonts w:asciiTheme="majorBidi" w:hAnsiTheme="majorBidi" w:cstheme="majorBidi"/>
+          <w:sz w:val="23"/>
+        </w:rPr>
+        <w:t>in</w:t>
+      </w:r>
+      <w:r>
+        <w:rPr>
+          <w:rFonts w:asciiTheme="majorBidi" w:hAnsiTheme="majorBidi" w:cstheme="majorBidi"/>
+          <w:spacing w:val="30"/>
+          <w:sz w:val="23"/>
+        </w:rPr>
+        <w:t xml:space="preserve"> </w:t>
+      </w:r>
+      <w:r>
+        <w:rPr>
+          <w:rFonts w:asciiTheme="majorBidi" w:hAnsiTheme="majorBidi" w:cstheme="majorBidi"/>
+          <w:spacing w:val="-2"/>
+          <w:sz w:val="23"/>
+        </w:rPr>
+        <w:t>partial</w:t>
+      </w:r>
+      <w:r>
+        <w:rPr>
+          <w:rFonts w:asciiTheme="majorBidi" w:hAnsiTheme="majorBidi" w:cstheme="majorBidi"/>
+          <w:spacing w:val="-2"/>
+          <w:sz w:val="23"/>
+        </w:rPr>
+        <w:t xml:space="preserve"> </w:t>
+      </w:r>
+      <w:r>
+        <w:rPr>
+          <w:rFonts w:asciiTheme="majorBidi" w:hAnsiTheme="majorBidi" w:cstheme="majorBidi"/>
+        </w:rPr>
+        <w:t>fulfilment of the requirements for</w:t>
+      </w:r>
+      <w:r>
+        <w:rPr>
+          <w:rFonts w:asciiTheme="majorBidi" w:hAnsiTheme="majorBidi" w:cstheme="majorBidi"/>
+          <w:spacing w:val="40"/>
+        </w:rPr>
+        <w:t xml:space="preserve"> </w:t>
+      </w:r>
+      <w:r>
+        <w:rPr>
+          <w:rFonts w:asciiTheme="majorBidi" w:hAnsiTheme="majorBidi" w:cstheme="majorBidi"/>
+          <w:b/>
+        </w:rPr>
+        <w:t>PROJECT STAGE-1</w:t>
+      </w:r>
+      <w:r>
+        <w:rPr>
+          <w:rFonts w:asciiTheme="majorBidi" w:hAnsiTheme="majorBidi" w:cstheme="majorBidi"/>
+          <w:b/>
+          <w:spacing w:val="40"/>
+        </w:rPr>
+        <w:t xml:space="preserve"> </w:t>
+      </w:r>
+      <w:r>
+        <w:rPr>
+          <w:rFonts w:asciiTheme="majorBidi" w:hAnsiTheme="majorBidi" w:cstheme="majorBidi"/>
+        </w:rPr>
+        <w:t>in COMPUTER SCIENCE AND ENGINEERING (DATA SCIENCE) is a record of Bonafide work carried out by them under our guidance and supervision .The results</w:t>
+      </w:r>
+      <w:r>
+        <w:rPr>
+          <w:rFonts w:asciiTheme="majorBidi" w:hAnsiTheme="majorBidi" w:cstheme="majorBidi"/>
+          <w:spacing w:val="-10"/>
+        </w:rPr>
+        <w:t xml:space="preserve"> </w:t>
+      </w:r>
+      <w:r>
+        <w:rPr>
+          <w:rFonts w:asciiTheme="majorBidi" w:hAnsiTheme="majorBidi" w:cstheme="majorBidi"/>
+        </w:rPr>
+        <w:t>of</w:t>
+      </w:r>
+      <w:r>
+        <w:rPr>
+          <w:rFonts w:asciiTheme="majorBidi" w:hAnsiTheme="majorBidi" w:cstheme="majorBidi"/>
+          <w:spacing w:val="-22"/>
+        </w:rPr>
+        <w:t xml:space="preserve"> </w:t>
+      </w:r>
+      <w:r>
+        <w:rPr>
+          <w:rFonts w:asciiTheme="majorBidi" w:hAnsiTheme="majorBidi" w:cstheme="majorBidi"/>
+        </w:rPr>
+        <w:t>the investigations enclosed in</w:t>
+      </w:r>
+      <w:r>
+        <w:rPr>
+          <w:rFonts w:asciiTheme="majorBidi" w:hAnsiTheme="majorBidi" w:cstheme="majorBidi"/>
+          <w:spacing w:val="-23"/>
+        </w:rPr>
+        <w:t xml:space="preserve"> </w:t>
+      </w:r>
+      <w:r>
+        <w:rPr>
+          <w:rFonts w:asciiTheme="majorBidi" w:hAnsiTheme="majorBidi" w:cstheme="majorBidi"/>
+        </w:rPr>
+        <w:t>this</w:t>
+      </w:r>
+      <w:r>
+        <w:rPr>
+          <w:rFonts w:asciiTheme="majorBidi" w:hAnsiTheme="majorBidi" w:cstheme="majorBidi"/>
+          <w:spacing w:val="-3"/>
+        </w:rPr>
+        <w:t xml:space="preserve"> </w:t>
+      </w:r>
+      <w:r>
+        <w:rPr>
+          <w:rFonts w:asciiTheme="majorBidi" w:hAnsiTheme="majorBidi" w:cstheme="majorBidi"/>
+        </w:rPr>
+        <w:t>report have</w:t>
+      </w:r>
+      <w:r>
+        <w:rPr>
+          <w:rFonts w:asciiTheme="majorBidi" w:hAnsiTheme="majorBidi" w:cstheme="majorBidi"/>
+          <w:spacing w:val="-9"/>
+        </w:rPr>
+        <w:t xml:space="preserve"> </w:t>
+      </w:r>
+      <w:r>
+        <w:rPr>
+          <w:rFonts w:asciiTheme="majorBidi" w:hAnsiTheme="majorBidi" w:cstheme="majorBidi"/>
+        </w:rPr>
+        <w:t>been</w:t>
+      </w:r>
+      <w:r>
+        <w:rPr>
+          <w:rFonts w:asciiTheme="majorBidi" w:hAnsiTheme="majorBidi" w:cstheme="majorBidi"/>
+          <w:spacing w:val="-7"/>
+        </w:rPr>
+        <w:t xml:space="preserve"> </w:t>
+      </w:r>
+      <w:r>
+        <w:rPr>
+          <w:rFonts w:asciiTheme="majorBidi" w:hAnsiTheme="majorBidi" w:cstheme="majorBidi"/>
+        </w:rPr>
+        <w:t>verified and found satisfactory.</w:t>
+      </w:r>
+    </w:p>
+    <w:p/>
+    <w:p/>
+    <w:p>
+      <w:r>
+        <w:rPr>
+          <w:rFonts w:asciiTheme="majorBidi" w:hAnsiTheme="majorBidi" w:cstheme="majorBidi"/>
+          <w:noProof/>
+        </w:rPr>
+        <mc:AlternateContent>
+          <mc:Choice Requires="wps">
+            <w:drawing>
+              <wp:anchor distT="0" distB="0" distL="114300" distR="114300" simplePos="0" relativeHeight="251674624" behindDoc="0" locked="0" layoutInCell="1" allowOverlap="1" wp14:anchorId="448B9650" wp14:editId="13EBEC83">
+                <wp:simplePos x="0" y="0"/>
+                <wp:positionH relativeFrom="column">
+                  <wp:posOffset>3749040</wp:posOffset>
+                </wp:positionH>
+                <wp:positionV relativeFrom="paragraph">
+                  <wp:posOffset>318913</wp:posOffset>
+                </wp:positionV>
+                <wp:extent cx="2380615" cy="1235075"/>
+                <wp:effectExtent l="0" t="0" r="0" b="3175"/>
+                <wp:wrapNone/>
+                <wp:docPr id="45733108" name="Text Box 4"/>
+                <wp:cNvGraphicFramePr/>
+                <a:graphic xmlns:a="http://schemas.openxmlformats.org/drawingml/2006/main">
+                  <a:graphicData uri="http://schemas.microsoft.com/office/word/2010/wordprocessingShape">
+                    <wps:wsp>
+                      <wps:cNvSpPr txBox="1"/>
+                      <wps:spPr>
+                        <a:xfrm>
+                          <a:off x="0" y="0"/>
+                          <a:ext cx="2380615" cy="1235075"/>
+                        </a:xfrm>
+                        <a:prstGeom prst="rect">
+                          <a:avLst/>
+                        </a:prstGeom>
+                        <a:noFill/>
+                        <a:ln w="6350">
+                          <a:noFill/>
+                        </a:ln>
+                      </wps:spPr>
+                      <wps:txbx>
+                        <w:txbxContent>
+                          <w:p>
+                            <w:pPr>
+                              <w:spacing w:after="0" w:line="240" w:lineRule="auto"/>
+                              <w:jc w:val="center"/>
+                              <w:rPr>
+                                <w:rFonts w:asciiTheme="majorBidi" w:hAnsiTheme="majorBidi" w:cstheme="majorBidi"/>
+                                <w:b/>
+                                <w:color w:val="0D465F"/>
+                                <w:spacing w:val="-2"/>
+                              </w:rPr>
+                            </w:pPr>
+                            <w:r>
+                              <w:rPr>
+                                <w:rFonts w:asciiTheme="majorBidi" w:hAnsiTheme="majorBidi" w:cstheme="majorBidi"/>
+                                <w:b/>
+                                <w:color w:val="0D465F"/>
+                              </w:rPr>
+                              <w:t>HEAD</w:t>
+                            </w:r>
+                            <w:r>
+                              <w:rPr>
+                                <w:rFonts w:asciiTheme="majorBidi" w:hAnsiTheme="majorBidi" w:cstheme="majorBidi"/>
+                                <w:b/>
+                                <w:color w:val="0D465F"/>
+                                <w:spacing w:val="-10"/>
+                              </w:rPr>
+                              <w:t xml:space="preserve"> </w:t>
+                            </w:r>
+                            <w:r>
+                              <w:rPr>
+                                <w:rFonts w:asciiTheme="majorBidi" w:hAnsiTheme="majorBidi" w:cstheme="majorBidi"/>
+                                <w:b/>
+                                <w:color w:val="0D465F"/>
+                              </w:rPr>
+                              <w:t>OF</w:t>
+                            </w:r>
+                            <w:r>
+                              <w:rPr>
+                                <w:rFonts w:asciiTheme="majorBidi" w:hAnsiTheme="majorBidi" w:cstheme="majorBidi"/>
+                                <w:b/>
+                                <w:color w:val="0D465F"/>
+                                <w:spacing w:val="-12"/>
+                              </w:rPr>
+                              <w:t xml:space="preserve"> </w:t>
+                            </w:r>
+                            <w:r>
+                              <w:rPr>
+                                <w:rFonts w:asciiTheme="majorBidi" w:hAnsiTheme="majorBidi" w:cstheme="majorBidi"/>
+                                <w:b/>
+                                <w:color w:val="0D465F"/>
+                              </w:rPr>
+                              <w:t>THE</w:t>
+                            </w:r>
+                            <w:r>
+                              <w:rPr>
+                                <w:rFonts w:asciiTheme="majorBidi" w:hAnsiTheme="majorBidi" w:cstheme="majorBidi"/>
+                                <w:b/>
+                                <w:color w:val="0D465F"/>
+                                <w:spacing w:val="4"/>
+                              </w:rPr>
+                              <w:t xml:space="preserve"> </w:t>
+                            </w:r>
+                            <w:r>
+                              <w:rPr>
+                                <w:rFonts w:asciiTheme="majorBidi" w:hAnsiTheme="majorBidi" w:cstheme="majorBidi"/>
+                                <w:b/>
+                                <w:color w:val="0D465F"/>
+                                <w:spacing w:val="-2"/>
+                              </w:rPr>
+                              <w:t>DEPARTMENT</w:t>
+                            </w:r>
+                            <w:r>
+                              <w:rPr>
+                                <w:rFonts w:asciiTheme="majorBidi" w:hAnsiTheme="majorBidi" w:cstheme="majorBidi"/>
+                                <w:b/>
+                                <w:color w:val="0D465F"/>
+                                <w:spacing w:val="-2"/>
+                              </w:rPr>
+                              <w:br/>
+                            </w:r>
+                            <w:r>
+                              <w:rPr>
+                                <w:rFonts w:asciiTheme="majorBidi" w:hAnsiTheme="majorBidi" w:cstheme="majorBidi"/>
+                                <w:b/>
+                              </w:rPr>
+                              <w:br/>
+                            </w:r>
+                            <w:r>
+                              <w:rPr>
+                                <w:rFonts w:asciiTheme="majorBidi" w:hAnsiTheme="majorBidi" w:cstheme="majorBidi"/>
+                                <w:b/>
+                              </w:rPr>
+                              <w:t>Prof. M. Ramabai</w:t>
+                            </w:r>
+                          </w:p>
+                          <w:p>
+                            <w:pPr>
+                              <w:spacing w:after="0"/>
+                              <w:jc w:val="center"/>
+                              <w:rPr>
+                                <w:rFonts w:asciiTheme="majorBidi" w:hAnsiTheme="majorBidi" w:cstheme="majorBidi"/>
+                                <w:b/>
+                                <w:spacing w:val="-2"/>
+                                <w:sz w:val="25"/>
+                              </w:rPr>
+                            </w:pPr>
+                            <w:r>
+                              <w:rPr>
+                                <w:rFonts w:asciiTheme="majorBidi" w:hAnsiTheme="majorBidi" w:cstheme="majorBidi"/>
+                                <w:b/>
+                                <w:spacing w:val="-2"/>
+                                <w:sz w:val="25"/>
+                              </w:rPr>
+                              <w:t>Head</w:t>
+                            </w:r>
+                            <w:r>
+                              <w:rPr>
+                                <w:rFonts w:asciiTheme="majorBidi" w:hAnsiTheme="majorBidi" w:cstheme="majorBidi"/>
+                                <w:b/>
+                                <w:spacing w:val="-15"/>
+                                <w:sz w:val="25"/>
+                              </w:rPr>
+                              <w:t xml:space="preserve"> </w:t>
+                            </w:r>
+                            <w:r>
+                              <w:rPr>
+                                <w:rFonts w:asciiTheme="majorBidi" w:hAnsiTheme="majorBidi" w:cstheme="majorBidi"/>
+                                <w:b/>
+                                <w:spacing w:val="-2"/>
+                                <w:sz w:val="25"/>
+                              </w:rPr>
+                              <w:t>Department</w:t>
+                            </w:r>
+                            <w:r>
+                              <w:rPr>
+                                <w:rFonts w:asciiTheme="majorBidi" w:hAnsiTheme="majorBidi" w:cstheme="majorBidi"/>
+                                <w:b/>
+                                <w:spacing w:val="-16"/>
+                                <w:sz w:val="25"/>
+                              </w:rPr>
+                              <w:t xml:space="preserve"> </w:t>
+                            </w:r>
+                            <w:r>
+                              <w:rPr>
+                                <w:rFonts w:asciiTheme="majorBidi" w:hAnsiTheme="majorBidi" w:cstheme="majorBidi"/>
+                                <w:b/>
+                                <w:spacing w:val="-2"/>
+                                <w:sz w:val="25"/>
+                              </w:rPr>
+                              <w:t>of</w:t>
+                            </w:r>
+                            <w:r>
+                              <w:rPr>
+                                <w:rFonts w:asciiTheme="majorBidi" w:hAnsiTheme="majorBidi" w:cstheme="majorBidi"/>
+                                <w:b/>
+                                <w:spacing w:val="-14"/>
+                                <w:sz w:val="25"/>
+                              </w:rPr>
+                              <w:t xml:space="preserve"> </w:t>
+                            </w:r>
+                            <w:r>
+                              <w:rPr>
+                                <w:rFonts w:asciiTheme="majorBidi" w:hAnsiTheme="majorBidi" w:cstheme="majorBidi"/>
+                                <w:b/>
+                                <w:spacing w:val="-2"/>
+                                <w:sz w:val="25"/>
+                              </w:rPr>
+                              <w:t>ET</w:t>
+                            </w:r>
+                          </w:p>
+                          <w:p>
+                            <w:pPr>
+                              <w:spacing w:after="0"/>
+                              <w:jc w:val="center"/>
+                              <w:rPr>
+                                <w:rFonts w:asciiTheme="majorBidi" w:hAnsiTheme="majorBidi" w:cstheme="majorBidi"/>
+                                <w:b/>
+                                <w:spacing w:val="-2"/>
+                                <w:sz w:val="25"/>
+                              </w:rPr>
+                            </w:pPr>
+                            <w:r>
+                              <w:rPr>
+                                <w:rFonts w:asciiTheme="majorBidi" w:hAnsiTheme="majorBidi" w:cstheme="majorBidi"/>
+                                <w:b/>
+                                <w:sz w:val="25"/>
+                              </w:rPr>
+                              <w:t>Department</w:t>
+                            </w:r>
+                            <w:r>
+                              <w:rPr>
+                                <w:rFonts w:asciiTheme="majorBidi" w:hAnsiTheme="majorBidi" w:cstheme="majorBidi"/>
+                                <w:b/>
+                                <w:spacing w:val="-7"/>
+                                <w:sz w:val="25"/>
+                              </w:rPr>
+                              <w:t xml:space="preserve"> </w:t>
+                            </w:r>
+                            <w:r>
+                              <w:rPr>
+                                <w:rFonts w:asciiTheme="majorBidi" w:hAnsiTheme="majorBidi" w:cstheme="majorBidi"/>
+                                <w:b/>
+                                <w:sz w:val="25"/>
+                              </w:rPr>
+                              <w:t>of</w:t>
+                            </w:r>
+                            <w:r>
+                              <w:rPr>
+                                <w:rFonts w:asciiTheme="majorBidi" w:hAnsiTheme="majorBidi" w:cstheme="majorBidi"/>
+                                <w:b/>
+                                <w:spacing w:val="-11"/>
+                                <w:sz w:val="25"/>
+                              </w:rPr>
+                              <w:t xml:space="preserve"> </w:t>
+                            </w:r>
+                            <w:r>
+                              <w:rPr>
+                                <w:rFonts w:asciiTheme="majorBidi" w:hAnsiTheme="majorBidi" w:cstheme="majorBidi"/>
+                                <w:b/>
+                                <w:spacing w:val="-5"/>
+                                <w:sz w:val="25"/>
+                              </w:rPr>
+                              <w:t>ET</w:t>
+                            </w:r>
+                          </w:p>
+                          <w:p>
+                            <w:pPr>
+                              <w:spacing w:after="0"/>
+                              <w:jc w:val="center"/>
+                              <w:rPr>
+                                <w:rFonts w:asciiTheme="majorBidi" w:hAnsiTheme="majorBidi" w:cstheme="majorBidi"/>
+                              </w:rPr>
+                            </w:pPr>
+                          </w:p>
+                        </w:txbxContent>
+                      </wps:txbx>
+                      <wps:bodyPr rot="0" spcFirstLastPara="0" vertOverflow="overflow" horzOverflow="overflow" vert="horz" wrap="square" lIns="91440" tIns="45720" rIns="91440" bIns="45720" numCol="1" spcCol="0" rtlCol="0" fromWordArt="0" anchor="t" anchorCtr="0" forceAA="0" compatLnSpc="1">
+                        <a:prstTxWarp prst="textNoShape">
+                          <a:avLst/>
+                        </a:prstTxWarp>
+                        <a:noAutofit/>
+                      </wps:bodyPr>
+                    </wps:wsp>
+                  </a:graphicData>
+                </a:graphic>
+                <wp14:sizeRelH relativeFrom="margin">
+                  <wp14:pctWidth>0</wp14:pctWidth>
+                </wp14:sizeRelH>
+                <wp14:sizeRelV relativeFrom="margin">
+                  <wp14:pctHeight>0</wp14:pctHeight>
+                </wp14:sizeRelV>
+              </wp:anchor>
+            </w:drawing>
+          </mc:Choice>
+          <mc:Fallback>
+            <w:pict>
+              <v:shape w14:anchorId="448B9650" id="Text Box 4" o:spid="_x0000_s1027" type="#_x0000_t202" style="position:absolute;margin-left:295.2pt;margin-top:25.1pt;width:187.45pt;height:97.25pt;z-index:251674624;visibility:visible;mso-wrap-style:square;mso-width-percent:0;mso-height-percent:0;mso-wrap-distance-left:9pt;mso-wrap-distance-top:0;mso-wrap-distance-right:9pt;mso-wrap-distance-bottom:0;mso-position-horizontal:absolute;mso-position-horizontal-relative:text;mso-position-vertical:absolute;mso-position-vertical-relative:text;mso-width-percent:0;mso-height-percent:0;mso-width-relative:margin;mso-height-relative:margin;v-text-anchor:top" o:gfxdata="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" filled="f" stroked="f" strokeweight=".5pt">
+                <v:textbox>
+                  <w:txbxContent>
+                    <w:p>
+                      <w:pPr>
+                        <w:spacing w:after="0" w:line="240" w:lineRule="auto"/>
+                        <w:jc w:val="center"/>
+                        <w:rPr>
+                          <w:rFonts w:asciiTheme="majorBidi" w:hAnsiTheme="majorBidi" w:cstheme="majorBidi"/>
+                          <w:b/>
+                          <w:color w:val="0D465F"/>
+                          <w:spacing w:val="-2"/>
+                        </w:rPr>
+                      </w:pPr>
+                      <w:r>
+                        <w:rPr>
+                          <w:rFonts w:asciiTheme="majorBidi" w:hAnsiTheme="majorBidi" w:cstheme="majorBidi"/>
+                          <w:b/>
+                          <w:color w:val="0D465F"/>
+                        </w:rPr>
+                        <w:t>HEAD</w:t>
+                      </w:r>
+                      <w:r>
+                        <w:rPr>
+                          <w:rFonts w:asciiTheme="majorBidi" w:hAnsiTheme="majorBidi" w:cstheme="majorBidi"/>
+                          <w:b/>
+                          <w:color w:val="0D465F"/>
+                          <w:spacing w:val="-10"/>
+                        </w:rPr>
+                        <w:t xml:space="preserve"> </w:t>
+                      </w:r>
+                      <w:r>
+                        <w:rPr>
+                          <w:rFonts w:asciiTheme="majorBidi" w:hAnsiTheme="majorBidi" w:cstheme="majorBidi"/>
+                          <w:b/>
+                          <w:color w:val="0D465F"/>
+                        </w:rPr>
+                        <w:t>OF</w:t>
+                      </w:r>
+                      <w:r>
+                        <w:rPr>
+                          <w:rFonts w:asciiTheme="majorBidi" w:hAnsiTheme="majorBidi" w:cstheme="majorBidi"/>
+                          <w:b/>
+                          <w:color w:val="0D465F"/>
+                          <w:spacing w:val="-12"/>
+                        </w:rPr>
+                        <w:t xml:space="preserve"> </w:t>
+                      </w:r>
+                      <w:r>
+                        <w:rPr>
+                          <w:rFonts w:asciiTheme="majorBidi" w:hAnsiTheme="majorBidi" w:cstheme="majorBidi"/>
+                          <w:b/>
+                          <w:color w:val="0D465F"/>
+                        </w:rPr>
+                        <w:t>THE</w:t>
+                      </w:r>
+                      <w:r>
+                        <w:rPr>
+                          <w:rFonts w:asciiTheme="majorBidi" w:hAnsiTheme="majorBidi" w:cstheme="majorBidi"/>
+                          <w:b/>
+                          <w:color w:val="0D465F"/>
+                          <w:spacing w:val="4"/>
+                        </w:rPr>
+                        <w:t xml:space="preserve"> </w:t>
+                      </w:r>
+                      <w:r>
+                        <w:rPr>
+                          <w:rFonts w:asciiTheme="majorBidi" w:hAnsiTheme="majorBidi" w:cstheme="majorBidi"/>
+                          <w:b/>
+                          <w:color w:val="0D465F"/>
+                          <w:spacing w:val="-2"/>
+                        </w:rPr>
+                        <w:t>DEPARTMENT</w:t>
+                      </w:r>
+                      <w:r>
+                        <w:rPr>
+                          <w:rFonts w:asciiTheme="majorBidi" w:hAnsiTheme="majorBidi" w:cstheme="majorBidi"/>
+                          <w:b/>
+                          <w:color w:val="0D465F"/>
+                          <w:spacing w:val="-2"/>
+                        </w:rPr>
+                        <w:br/>
+                      </w:r>
+                      <w:r>
+                        <w:rPr>
+                          <w:rFonts w:asciiTheme="majorBidi" w:hAnsiTheme="majorBidi" w:cstheme="majorBidi"/>
+                          <w:b/>
+                        </w:rPr>
+                        <w:br/>
+                      </w:r>
+                      <w:r>
+                        <w:rPr>
+                          <w:rFonts w:asciiTheme="majorBidi" w:hAnsiTheme="majorBidi" w:cstheme="majorBidi"/>
+                          <w:b/>
+                        </w:rPr>
+                        <w:t>Prof. M. Ramabai</w:t>
+                      </w:r>
+                    </w:p>
+                    <w:p>
+                      <w:pPr>
+                        <w:spacing w:after="0"/>
+                        <w:jc w:val="center"/>
+                        <w:rPr>
+                          <w:rFonts w:asciiTheme="majorBidi" w:hAnsiTheme="majorBidi" w:cstheme="majorBidi"/>
+                          <w:b/>
+                          <w:spacing w:val="-2"/>
+                          <w:sz w:val="25"/>
+                        </w:rPr>
+                      </w:pPr>
+                      <w:r>
+                        <w:rPr>
+                          <w:rFonts w:asciiTheme="majorBidi" w:hAnsiTheme="majorBidi" w:cstheme="majorBidi"/>
+                          <w:b/>
+                          <w:spacing w:val="-2"/>
+                          <w:sz w:val="25"/>
+                        </w:rPr>
+                        <w:t>Head</w:t>
+                      </w:r>
+                      <w:r>
+                        <w:rPr>
+                          <w:rFonts w:asciiTheme="majorBidi" w:hAnsiTheme="majorBidi" w:cstheme="majorBidi"/>
+                          <w:b/>
+                          <w:spacing w:val="-15"/>
+                          <w:sz w:val="25"/>
+                        </w:rPr>
+                        <w:t xml:space="preserve"> </w:t>
+                      </w:r>
+                      <w:r>
+                        <w:rPr>
+                          <w:rFonts w:asciiTheme="majorBidi" w:hAnsiTheme="majorBidi" w:cstheme="majorBidi"/>
+                          <w:b/>
+                          <w:spacing w:val="-2"/>
+                          <w:sz w:val="25"/>
+                        </w:rPr>
+                        <w:t>Department</w:t>
+                      </w:r>
+                      <w:r>
+                        <w:rPr>
+                          <w:rFonts w:asciiTheme="majorBidi" w:hAnsiTheme="majorBidi" w:cstheme="majorBidi"/>
+                          <w:b/>
+                          <w:spacing w:val="-16"/>
+                          <w:sz w:val="25"/>
+                        </w:rPr>
+                        <w:t xml:space="preserve"> </w:t>
+                      </w:r>
+                      <w:r>
+                        <w:rPr>
+                          <w:rFonts w:asciiTheme="majorBidi" w:hAnsiTheme="majorBidi" w:cstheme="majorBidi"/>
+                          <w:b/>
+                          <w:spacing w:val="-2"/>
+                          <w:sz w:val="25"/>
+                        </w:rPr>
+                        <w:t>of</w:t>
+                      </w:r>
+                      <w:r>
+                        <w:rPr>
+                          <w:rFonts w:asciiTheme="majorBidi" w:hAnsiTheme="majorBidi" w:cstheme="majorBidi"/>
+                          <w:b/>
+                          <w:spacing w:val="-14"/>
+                          <w:sz w:val="25"/>
+                        </w:rPr>
+                        <w:t xml:space="preserve"> </w:t>
+                      </w:r>
+                      <w:r>
+                        <w:rPr>
+                          <w:rFonts w:asciiTheme="majorBidi" w:hAnsiTheme="majorBidi" w:cstheme="majorBidi"/>
+                          <w:b/>
+                          <w:spacing w:val="-2"/>
+                          <w:sz w:val="25"/>
+                        </w:rPr>
+                        <w:t>ET</w:t>
+                      </w:r>
+                    </w:p>
+                    <w:p>
+                      <w:pPr>
+                        <w:spacing w:after="0"/>
+                        <w:jc w:val="center"/>
+                        <w:rPr>
+                          <w:rFonts w:asciiTheme="majorBidi" w:hAnsiTheme="majorBidi" w:cstheme="majorBidi"/>
+                          <w:b/>
+                          <w:spacing w:val="-2"/>
+                          <w:sz w:val="25"/>
+                        </w:rPr>
+                      </w:pPr>
+                      <w:r>
+                        <w:rPr>
+                          <w:rFonts w:asciiTheme="majorBidi" w:hAnsiTheme="majorBidi" w:cstheme="majorBidi"/>
+                          <w:b/>
+                          <w:sz w:val="25"/>
+                        </w:rPr>
+                        <w:t>Department</w:t>
+                      </w:r>
+                      <w:r>
+                        <w:rPr>
+                          <w:rFonts w:asciiTheme="majorBidi" w:hAnsiTheme="majorBidi" w:cstheme="majorBidi"/>
+                          <w:b/>
+                          <w:spacing w:val="-7"/>
+                          <w:sz w:val="25"/>
+                        </w:rPr>
+                        <w:t xml:space="preserve"> </w:t>
+                      </w:r>
+                      <w:r>
+                        <w:rPr>
+                          <w:rFonts w:asciiTheme="majorBidi" w:hAnsiTheme="majorBidi" w:cstheme="majorBidi"/>
+                          <w:b/>
+                          <w:sz w:val="25"/>
+                        </w:rPr>
+                        <w:t>of</w:t>
+                      </w:r>
+                      <w:r>
+                        <w:rPr>
+                          <w:rFonts w:asciiTheme="majorBidi" w:hAnsiTheme="majorBidi" w:cstheme="majorBidi"/>
+                          <w:b/>
+                          <w:spacing w:val="-11"/>
+                          <w:sz w:val="25"/>
+                        </w:rPr>
+                        <w:t xml:space="preserve"> </w:t>
+                      </w:r>
+                      <w:r>
+                        <w:rPr>
+                          <w:rFonts w:asciiTheme="majorBidi" w:hAnsiTheme="majorBidi" w:cstheme="majorBidi"/>
+                          <w:b/>
+                          <w:spacing w:val="-5"/>
+                          <w:sz w:val="25"/>
+                        </w:rPr>
+                        <w:t>ET</w:t>
+                      </w:r>
+                    </w:p>
+                    <w:p>
+                      <w:pPr>
+                        <w:spacing w:after="0"/>
+                        <w:jc w:val="center"/>
+                        <w:rPr>
+                          <w:rFonts w:asciiTheme="majorBidi" w:hAnsiTheme="majorBidi" w:cstheme="majorBidi"/>
+                        </w:rPr>
+                      </w:pPr>
+                    </w:p>
+                  </w:txbxContent>
+                </v:textbox>
+              </v:shape>
+            </w:pict>
+          </mc:Fallback>
+        </mc:AlternateContent>
+      </w:r>
+    </w:p>
+    <w:p/>
+    <w:p>
+      <w:pPr>
+        <w:sectPr>
+          <w:headerReference w:type="even" r:id="rId10"/>
+          <w:headerReference w:type="default" r:id="rId11"/>
+          <w:footerReference w:type="even" r:id="rId12"/>
+          <w:footerReference w:type="default" r:id="rId13"/>
+          <w:headerReference w:type="first" r:id="rId14"/>
+          <w:footerReference w:type="first" r:id="rId15"/>
+          <w:pgSz w:w="11907" w:h="16839"/>
+          <w:pgMar w:top="1440" w:right="1080" w:bottom="1440" w:left="1080" w:header="708" w:footer="530" w:gutter="0"/>
+          <w:pgBorders w:offsetFrom="page">
+            <w:top w:val="single" w:sz="4" w:space="24" w:color="auto"/>
+            <w:left w:val="single" w:sz="4" w:space="24" w:color="auto"/>
+            <w:bottom w:val="single" w:sz="4" w:space="24" w:color="auto"/>
+            <w:right w:val="single" w:sz="4" w:space="24" w:color="auto"/>
+          </w:pgBorders>
+          <w:pgNumType w:fmt="lowerRoman" w:start="1"/>
+          <w:cols w:space="708"/>
+          <w:titlePg/>
+          <w:docGrid w:linePitch="360"/>
+        </w:sectPr>
+      </w:pPr>
+      <w:r>
+        <w:rPr>
+          <w:rFonts w:asciiTheme="majorBidi" w:hAnsiTheme="majorBidi" w:cstheme="majorBidi"/>
+          <w:noProof/>
+        </w:rPr>
+        <mc:AlternateContent>
+          <mc:Choice Requires="wps">
+            <w:drawing>
+              <wp:anchor distT="0" distB="0" distL="114300" distR="114300" simplePos="0" relativeHeight="251681792" behindDoc="0" locked="0" layoutInCell="1" allowOverlap="1" wp14:anchorId="2168050A" wp14:editId="2E96133E">
+                <wp:simplePos x="0" y="0"/>
+                <wp:positionH relativeFrom="column">
+                  <wp:posOffset>0</wp:posOffset>
+                </wp:positionH>
+                <wp:positionV relativeFrom="paragraph">
+                  <wp:posOffset>-317500</wp:posOffset>
+                </wp:positionV>
+                <wp:extent cx="2128520" cy="1057275"/>
+                <wp:effectExtent l="0" t="0" r="0" b="0"/>
+                <wp:wrapNone/>
+                <wp:docPr id="368846782" name="Text Box 4"/>
+                <wp:cNvGraphicFramePr/>
+                <a:graphic xmlns:a="http://schemas.openxmlformats.org/drawingml/2006/main">
+                  <a:graphicData uri="http://schemas.microsoft.com/office/word/2010/wordprocessingShape">
+                    <wps:wsp>
+                      <wps:cNvSpPr txBox="1"/>
+                      <wps:spPr>
+                        <a:xfrm>
+                          <a:off x="0" y="0"/>
+                          <a:ext cx="2128520" cy="1057275"/>
+                        </a:xfrm>
+                        <a:prstGeom prst="rect">
+                          <a:avLst/>
+                        </a:prstGeom>
+                        <a:noFill/>
+                        <a:ln w="6350">
+                          <a:noFill/>
+                        </a:ln>
+                      </wps:spPr>
+                      <wps:txbx>
+                        <w:txbxContent>
+                          <w:p>
+                            <w:pPr>
+                              <w:spacing w:after="0"/>
+                              <w:jc w:val="center"/>
+                              <w:rPr>
+                                <w:rFonts w:asciiTheme="majorBidi" w:hAnsiTheme="majorBidi" w:cstheme="majorBidi"/>
+                                <w:b/>
+                                <w:color w:val="0D465F"/>
+                                <w:spacing w:val="-4"/>
+                              </w:rPr>
+                            </w:pPr>
+                            <w:r>
+                              <w:rPr>
+                                <w:rFonts w:asciiTheme="majorBidi" w:hAnsiTheme="majorBidi" w:cstheme="majorBidi"/>
+                                <w:b/>
+                                <w:color w:val="0D465F"/>
+                              </w:rPr>
+                              <w:t>PROJECT</w:t>
+                            </w:r>
+                            <w:r>
+                              <w:rPr>
+                                <w:rFonts w:asciiTheme="majorBidi" w:hAnsiTheme="majorBidi" w:cstheme="majorBidi"/>
+                                <w:b/>
+                                <w:color w:val="0D465F"/>
+                                <w:spacing w:val="2"/>
+                              </w:rPr>
+                              <w:t xml:space="preserve"> </w:t>
+                            </w:r>
+                            <w:r>
+                              <w:rPr>
+                                <w:rFonts w:asciiTheme="majorBidi" w:hAnsiTheme="majorBidi" w:cstheme="majorBidi"/>
+                                <w:b/>
+                                <w:color w:val="0D465F"/>
+                                <w:spacing w:val="-4"/>
+                              </w:rPr>
+                              <w:t>GUIDE</w:t>
+                            </w:r>
+                          </w:p>
+                          <w:p>
+                            <w:pPr>
+                              <w:spacing w:after="0"/>
+                              <w:jc w:val="center"/>
+                              <w:rPr>
+                                <w:rFonts w:asciiTheme="majorBidi" w:hAnsiTheme="majorBidi" w:cstheme="majorBidi"/>
+                                <w:b/>
+                                <w:color w:val="0D465F"/>
+                                <w:spacing w:val="-4"/>
+                              </w:rPr>
+                            </w:pPr>
+                          </w:p>
+                          <w:p>
+                            <w:pPr>
+                              <w:spacing w:after="0"/>
+                              <w:jc w:val="center"/>
+                              <w:rPr>
+                                <w:rFonts w:asciiTheme="majorBidi" w:hAnsiTheme="majorBidi" w:cstheme="majorBidi"/>
+                                <w:b/>
+                                <w:sz w:val="25"/>
+                              </w:rPr>
+                            </w:pPr>
+                            <w:r>
+                              <w:rPr>
+                                <w:rFonts w:asciiTheme="majorBidi" w:hAnsiTheme="majorBidi" w:cstheme="majorBidi"/>
+                                <w:b/>
+                                <w:sz w:val="25"/>
+                              </w:rPr>
+                              <w:t>Ms . A . SWAPNA</w:t>
+                            </w:r>
+                          </w:p>
+                          <w:p>
+                            <w:pPr>
+                              <w:spacing w:after="0"/>
+                              <w:jc w:val="center"/>
+                              <w:rPr>
+                                <w:rFonts w:asciiTheme="majorBidi" w:hAnsiTheme="majorBidi" w:cstheme="majorBidi"/>
+                              </w:rPr>
+                            </w:pPr>
+                            <w:r>
+                              <w:rPr>
+                                <w:rFonts w:asciiTheme="majorBidi" w:hAnsiTheme="majorBidi" w:cstheme="majorBidi"/>
+                                <w:b/>
+                                <w:sz w:val="25"/>
+                              </w:rPr>
+                              <w:t>Asst. Professor, Dept of ET</w:t>
+                            </w:r>
+                          </w:p>
+                        </w:txbxContent>
+                      </wps:txbx>
+                      <wps:bodyPr rot="0" spcFirstLastPara="0" vertOverflow="overflow" horzOverflow="overflow" vert="horz" wrap="square" lIns="91440" tIns="45720" rIns="91440" bIns="45720" numCol="1" spcCol="0" rtlCol="0" fromWordArt="0" anchor="t" anchorCtr="0" forceAA="0" compatLnSpc="1">
+                        <a:prstTxWarp prst="textNoShape">
+                          <a:avLst/>
+                        </a:prstTxWarp>
+                        <a:noAutofit/>
+                      </wps:bodyPr>
+                    </wps:wsp>
+                  </a:graphicData>
+                </a:graphic>
+                <wp14:sizeRelV relativeFrom="margin">
+                  <wp14:pctHeight>0</wp14:pctHeight>
+                </wp14:sizeRelV>
+              </wp:anchor>
+            </w:drawing>
+          </mc:Choice>
+          <mc:Fallback>
+            <w:pict>
+              <v:shape w14:anchorId="2168050A" id="_x0000_s1028" type="#_x0000_t202" style="position:absolute;margin-left:0;margin-top:-25pt;width:167.6pt;height:83.25pt;z-index:251681792;visibility:visible;mso-wrap-style:square;mso-height-percent:0;mso-wrap-distance-left:9pt;mso-wrap-distance-top:0;mso-wrap-distance-right:9pt;mso-wrap-distance-bottom:0;mso-position-horizontal:absolute;mso-position-horizontal-relative:text;mso-position-vertical:absolute;mso-position-vertical-relative:text;mso-height-percent:0;mso-height-relative:margin;v-text-anchor:top" o:gfxdata="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" filled="f" stroked="f" strokeweight=".5pt">
+                <v:textbox>
+                  <w:txbxContent>
+                    <w:p>
+                      <w:pPr>
+                        <w:spacing w:after="0"/>
+                        <w:jc w:val="center"/>
+                        <w:rPr>
+                          <w:rFonts w:asciiTheme="majorBidi" w:hAnsiTheme="majorBidi" w:cstheme="majorBidi"/>
+                          <w:b/>
+                          <w:color w:val="0D465F"/>
+                          <w:spacing w:val="-4"/>
+                        </w:rPr>
+                      </w:pPr>
+                      <w:r>
+                        <w:rPr>
+                          <w:rFonts w:asciiTheme="majorBidi" w:hAnsiTheme="majorBidi" w:cstheme="majorBidi"/>
+                          <w:b/>
+                          <w:color w:val="0D465F"/>
+                        </w:rPr>
+                        <w:t>PROJECT</w:t>
+                      </w:r>
+                      <w:r>
+                        <w:rPr>
+                          <w:rFonts w:asciiTheme="majorBidi" w:hAnsiTheme="majorBidi" w:cstheme="majorBidi"/>
+                          <w:b/>
+                          <w:color w:val="0D465F"/>
+                          <w:spacing w:val="2"/>
+                        </w:rPr>
+                        <w:t xml:space="preserve"> </w:t>
+                      </w:r>
+                      <w:r>
+                        <w:rPr>
+                          <w:rFonts w:asciiTheme="majorBidi" w:hAnsiTheme="majorBidi" w:cstheme="majorBidi"/>
+                          <w:b/>
+                          <w:color w:val="0D465F"/>
+                          <w:spacing w:val="-4"/>
+                        </w:rPr>
+                        <w:t>GUIDE</w:t>
+                      </w:r>
+                    </w:p>
+                    <w:p>
+                      <w:pPr>
+                        <w:spacing w:after="0"/>
+                        <w:jc w:val="center"/>
+                        <w:rPr>
+                          <w:rFonts w:asciiTheme="majorBidi" w:hAnsiTheme="majorBidi" w:cstheme="majorBidi"/>
+                          <w:b/>
+                          <w:color w:val="0D465F"/>
+                          <w:spacing w:val="-4"/>
+                        </w:rPr>
+                      </w:pPr>
+                    </w:p>
+                    <w:p>
+                      <w:pPr>
+                        <w:spacing w:after="0"/>
+                        <w:jc w:val="center"/>
+                        <w:rPr>
+                          <w:rFonts w:asciiTheme="majorBidi" w:hAnsiTheme="majorBidi" w:cstheme="majorBidi"/>
+                          <w:b/>
+                          <w:sz w:val="25"/>
+                        </w:rPr>
+                      </w:pPr>
+                      <w:r>
+                        <w:rPr>
+                          <w:rFonts w:asciiTheme="majorBidi" w:hAnsiTheme="majorBidi" w:cstheme="majorBidi"/>
+                          <w:b/>
+                          <w:sz w:val="25"/>
+                        </w:rPr>
+                        <w:t>Ms . A . SWAPNA</w:t>
+                      </w:r>
+                    </w:p>
+                    <w:p>
+                      <w:pPr>
+                        <w:spacing w:after="0"/>
+                        <w:jc w:val="center"/>
+                        <w:rPr>
+                          <w:rFonts w:asciiTheme="majorBidi" w:hAnsiTheme="majorBidi" w:cstheme="majorBidi"/>
+                        </w:rPr>
+                      </w:pPr>
+                      <w:r>
+                        <w:rPr>
+                          <w:rFonts w:asciiTheme="majorBidi" w:hAnsiTheme="majorBidi" w:cstheme="majorBidi"/>
+                          <w:b/>
+                          <w:sz w:val="25"/>
+                        </w:rPr>
+                        <w:t>Asst. Professor, Dept of ET</w:t>
+                      </w:r>
+                    </w:p>
+                  </w:txbxContent>
+                </v:textbox>
+              </v:shape>
+            </w:pict>
+          </mc:Fallback>
+        </mc:AlternateContent>
+      </w:r>
+    </w:p>
+    <w:bookmarkEnd w:id="0"/>
+    <w:p>
+      <w:pPr>
+        <w:tabs>
+          <w:tab w:val="left" w:pos="6095"/>
+        </w:tabs>
+        <w:spacing w:before="1"/>
+        <w:rPr>
+          <w:rFonts w:asciiTheme="majorBidi" w:hAnsiTheme="majorBidi" w:cstheme="majorBidi"/>
+          <w:b/>
+          <w:color w:val="0D465F"/>
+          <w:sz w:val="23"/>
+        </w:rPr>
+      </w:pPr>
+      <w:r>
+        <w:rPr>
+          <w:rFonts w:asciiTheme="majorBidi" w:hAnsiTheme="majorBidi" w:cstheme="majorBidi"/>
+          <w:b/>
+          <w:color w:val="0D465F"/>
+          <w:sz w:val="23"/>
+        </w:rPr>
+        <w:t xml:space="preserve"> </w:t>
+      </w:r>
+    </w:p>
+    <w:p>
+      <w:pPr>
+        <w:tabs>
+          <w:tab w:val="left" w:pos="6095"/>
+        </w:tabs>
+        <w:spacing w:before="1"/>
+        <w:rPr>
+          <w:rFonts w:asciiTheme="majorBidi" w:hAnsiTheme="majorBidi" w:cstheme="majorBidi"/>
+          <w:b/>
+          <w:color w:val="0D465F"/>
+          <w:sz w:val="23"/>
+        </w:rPr>
+      </w:pPr>
+    </w:p>
+    <w:p>
+      <w:pPr>
+        <w:tabs>
+          <w:tab w:val="left" w:pos="6095"/>
+        </w:tabs>
+        <w:spacing w:before="1"/>
+        <w:rPr>
+          <w:rFonts w:asciiTheme="majorBidi" w:hAnsiTheme="majorBidi" w:cstheme="majorBidi"/>
+          <w:b/>
+          <w:color w:val="0D465F"/>
+          <w:sz w:val="23"/>
+        </w:rPr>
+      </w:pPr>
+    </w:p>
+    <w:p>
+      <w:pPr>
+        <w:tabs>
+          <w:tab w:val="left" w:pos="6095"/>
+        </w:tabs>
+        <w:spacing w:before="1"/>
+        <w:rPr>
+          <w:rFonts w:asciiTheme="majorBidi" w:hAnsiTheme="majorBidi" w:cstheme="majorBidi"/>
+          <w:b/>
+          <w:color w:val="0D465F"/>
+          <w:sz w:val="23"/>
+        </w:rPr>
+      </w:pPr>
+    </w:p>
+    <w:p/>
+    <w:p>
+      <w:pPr>
+        <w:tabs>
+          <w:tab w:val="left" w:pos="1526"/>
+        </w:tabs>
+      </w:pPr>
+      <w:r>
+        <w:tab/>
+      </w:r>
+    </w:p>
+    <w:p>
+      <w:r>
+        <w:br w:type="page"/>
+      </w:r>
+    </w:p>
+    <w:p>
+      <w:pPr>
+        <w:pStyle w:val="Heading1"/>
+        <w:spacing w:before="78"/>
+        <w:jc w:val="center"/>
+        <w:rPr>
+          <w:rFonts w:asciiTheme="majorBidi" w:hAnsiTheme="majorBidi"/>
+          <w:b/>
+          <w:bCs/>
+          <w:color w:val="000000" w:themeColor="text1"/>
+          <w:sz w:val="31"/>
+          <w:szCs w:val="31"/>
+        </w:rPr>
+      </w:pPr>
+      <w:bookmarkStart w:id="1" w:name="_Toc243864916"/>
+      <w:r>
+        <w:rPr>
+          <w:rFonts w:asciiTheme="majorBidi" w:hAnsiTheme="majorBidi"/>
+          <w:b/>
+          <w:bCs/>
+          <w:color w:val="000000" w:themeColor="text1"/>
+          <w:spacing w:val="-2"/>
+          <w:sz w:val="31"/>
+          <w:szCs w:val="31"/>
+        </w:rPr>
+        <w:t>DECLARATION</w:t>
+      </w:r>
+      <w:bookmarkEnd w:id="1"/>
+    </w:p>
+    <w:p>
+      <w:pPr>
+        <w:pStyle w:val="BodyText"/>
+        <w:rPr>
+          <w:rFonts w:asciiTheme="majorBidi" w:hAnsiTheme="majorBidi" w:cstheme="majorBidi"/>
+          <w:b/>
+          <w:sz w:val="31"/>
+        </w:rPr>
+      </w:pPr>
+    </w:p>
+    <w:p>
+      <w:pPr>
+        <w:spacing w:after="0" w:line="360" w:lineRule="auto"/>
+        <w:ind w:right="422"/>
+        <w:jc w:val="both"/>
+        <w:rPr>
+          <w:rFonts w:asciiTheme="majorBidi" w:hAnsiTheme="majorBidi" w:cstheme="majorBidi"/>
+          <w:sz w:val="23"/>
+        </w:rPr>
+      </w:pPr>
+    </w:p>
+    <w:p>
+      <w:pPr>
+        <w:spacing w:after="0" w:line="360" w:lineRule="auto"/>
+        <w:ind w:right="422" w:firstLine="720"/>
+        <w:jc w:val="both"/>
+        <w:rPr>
+          <w:rFonts w:asciiTheme="majorBidi" w:hAnsiTheme="majorBidi" w:cstheme="majorBidi"/>
+          <w:sz w:val="23"/>
+        </w:rPr>
+      </w:pPr>
+      <w:r>
+        <w:rPr>
+          <w:rFonts w:asciiTheme="majorBidi" w:hAnsiTheme="majorBidi" w:cstheme="majorBidi"/>
+          <w:sz w:val="23"/>
+        </w:rPr>
+        <w:t xml:space="preserve">This is to certify that the work reported in this project titled </w:t>
+      </w:r>
+      <w:r>
+        <w:rPr>
+          <w:rFonts w:asciiTheme="majorBidi" w:hAnsiTheme="majorBidi" w:cstheme="majorBidi"/>
+          <w:b/>
+          <w:sz w:val="23"/>
+        </w:rPr>
+        <w:t>“AI-BASED SMART UNDERGROUND</w:t>
+      </w:r>
+      <w:r>
+        <w:rPr>
+          <w:rFonts w:asciiTheme="majorBidi" w:hAnsiTheme="majorBidi" w:cstheme="majorBidi"/>
+          <w:b/>
+          <w:spacing w:val="11"/>
+          <w:sz w:val="23"/>
+        </w:rPr>
+        <w:t xml:space="preserve"> </w:t>
+      </w:r>
+      <w:r>
+        <w:rPr>
+          <w:rFonts w:asciiTheme="majorBidi" w:hAnsiTheme="majorBidi" w:cstheme="majorBidi"/>
+          <w:b/>
+          <w:sz w:val="23"/>
+        </w:rPr>
+        <w:t>CABLE</w:t>
+      </w:r>
+      <w:r>
+        <w:rPr>
+          <w:rFonts w:asciiTheme="majorBidi" w:hAnsiTheme="majorBidi" w:cstheme="majorBidi"/>
+          <w:b/>
+          <w:spacing w:val="10"/>
+          <w:sz w:val="23"/>
+        </w:rPr>
+        <w:t xml:space="preserve"> </w:t>
+      </w:r>
+      <w:r>
+        <w:rPr>
+          <w:rFonts w:asciiTheme="majorBidi" w:hAnsiTheme="majorBidi" w:cstheme="majorBidi"/>
+          <w:b/>
+          <w:sz w:val="23"/>
+        </w:rPr>
+        <w:t>FAULT</w:t>
+      </w:r>
+      <w:r>
+        <w:rPr>
+          <w:rFonts w:asciiTheme="majorBidi" w:hAnsiTheme="majorBidi" w:cstheme="majorBidi"/>
+          <w:b/>
+          <w:spacing w:val="18"/>
+          <w:sz w:val="23"/>
+        </w:rPr>
+        <w:t xml:space="preserve"> </w:t>
+      </w:r>
+      <w:r>
+        <w:rPr>
+          <w:rFonts w:asciiTheme="majorBidi" w:hAnsiTheme="majorBidi" w:cstheme="majorBidi"/>
+          <w:b/>
+          <w:sz w:val="23"/>
+        </w:rPr>
+        <w:t>DETECTION</w:t>
+      </w:r>
+      <w:r>
+        <w:rPr>
+          <w:rFonts w:asciiTheme="majorBidi" w:hAnsiTheme="majorBidi" w:cstheme="majorBidi"/>
+          <w:b/>
+          <w:spacing w:val="18"/>
+          <w:sz w:val="23"/>
+        </w:rPr>
+        <w:t xml:space="preserve"> </w:t>
+      </w:r>
+      <w:r>
+        <w:rPr>
+          <w:rFonts w:asciiTheme="majorBidi" w:hAnsiTheme="majorBidi" w:cstheme="majorBidi"/>
+          <w:b/>
+          <w:sz w:val="23"/>
+        </w:rPr>
+        <w:t>AND</w:t>
+      </w:r>
+      <w:r>
+        <w:rPr>
+          <w:rFonts w:asciiTheme="majorBidi" w:hAnsiTheme="majorBidi" w:cstheme="majorBidi"/>
+          <w:b/>
+          <w:spacing w:val="12"/>
+          <w:sz w:val="23"/>
+        </w:rPr>
+        <w:t xml:space="preserve"> </w:t>
+      </w:r>
+      <w:r>
+        <w:rPr>
+          <w:rFonts w:asciiTheme="majorBidi" w:hAnsiTheme="majorBidi" w:cstheme="majorBidi"/>
+          <w:b/>
+          <w:sz w:val="23"/>
+        </w:rPr>
+        <w:t>REMOTE</w:t>
+      </w:r>
+      <w:r>
+        <w:rPr>
+          <w:rFonts w:asciiTheme="majorBidi" w:hAnsiTheme="majorBidi" w:cstheme="majorBidi"/>
+          <w:b/>
+          <w:spacing w:val="10"/>
+          <w:sz w:val="23"/>
+        </w:rPr>
+        <w:t xml:space="preserve"> </w:t>
+      </w:r>
+      <w:r>
+        <w:rPr>
+          <w:rFonts w:asciiTheme="majorBidi" w:hAnsiTheme="majorBidi" w:cstheme="majorBidi"/>
+          <w:b/>
+          <w:sz w:val="23"/>
+        </w:rPr>
+        <w:t>MONITORING’’</w:t>
+      </w:r>
+      <w:r>
+        <w:rPr>
+          <w:rFonts w:asciiTheme="majorBidi" w:hAnsiTheme="majorBidi" w:cstheme="majorBidi"/>
+          <w:b/>
+          <w:spacing w:val="14"/>
+          <w:sz w:val="23"/>
+        </w:rPr>
+        <w:t xml:space="preserve"> </w:t>
+      </w:r>
+      <w:r>
+        <w:rPr>
+          <w:rFonts w:asciiTheme="majorBidi" w:hAnsiTheme="majorBidi" w:cstheme="majorBidi"/>
+          <w:sz w:val="23"/>
+        </w:rPr>
+        <w:t>is</w:t>
+      </w:r>
+      <w:r>
+        <w:rPr>
+          <w:rFonts w:asciiTheme="majorBidi" w:hAnsiTheme="majorBidi" w:cstheme="majorBidi"/>
+          <w:spacing w:val="3"/>
+          <w:sz w:val="23"/>
+        </w:rPr>
+        <w:t xml:space="preserve"> </w:t>
+      </w:r>
+      <w:r>
+        <w:rPr>
+          <w:rFonts w:asciiTheme="majorBidi" w:hAnsiTheme="majorBidi" w:cstheme="majorBidi"/>
+          <w:sz w:val="23"/>
+        </w:rPr>
+        <w:t>a</w:t>
+      </w:r>
+      <w:r>
+        <w:rPr>
+          <w:rFonts w:asciiTheme="majorBidi" w:hAnsiTheme="majorBidi" w:cstheme="majorBidi"/>
+          <w:spacing w:val="18"/>
+          <w:sz w:val="23"/>
+        </w:rPr>
+        <w:t xml:space="preserve"> </w:t>
+      </w:r>
+      <w:r>
+        <w:rPr>
+          <w:rFonts w:asciiTheme="majorBidi" w:hAnsiTheme="majorBidi" w:cstheme="majorBidi"/>
+          <w:sz w:val="23"/>
+        </w:rPr>
+        <w:t>record</w:t>
+      </w:r>
+      <w:r>
+        <w:rPr>
+          <w:rFonts w:asciiTheme="majorBidi" w:hAnsiTheme="majorBidi" w:cstheme="majorBidi"/>
+          <w:spacing w:val="13"/>
+          <w:sz w:val="23"/>
+        </w:rPr>
+        <w:t xml:space="preserve"> </w:t>
+      </w:r>
+      <w:r>
+        <w:rPr>
+          <w:rFonts w:asciiTheme="majorBidi" w:hAnsiTheme="majorBidi" w:cstheme="majorBidi"/>
+          <w:spacing w:val="-5"/>
+          <w:sz w:val="23"/>
+        </w:rPr>
+        <w:t>of</w:t>
+      </w:r>
+      <w:r>
+        <w:rPr>
+          <w:rFonts w:asciiTheme="majorBidi" w:hAnsiTheme="majorBidi" w:cstheme="majorBidi"/>
+          <w:spacing w:val="-5"/>
+          <w:sz w:val="23"/>
+        </w:rPr>
+        <w:t xml:space="preserve"> </w:t>
+      </w:r>
+      <w:r>
+        <w:rPr>
+          <w:rFonts w:asciiTheme="majorBidi" w:hAnsiTheme="majorBidi" w:cstheme="majorBidi"/>
+        </w:rPr>
+        <w:t>work done by us</w:t>
+      </w:r>
+      <w:r>
+        <w:rPr>
+          <w:rFonts w:asciiTheme="majorBidi" w:hAnsiTheme="majorBidi" w:cstheme="majorBidi"/>
+          <w:spacing w:val="-6"/>
+        </w:rPr>
+        <w:t xml:space="preserve"> </w:t>
+      </w:r>
+      <w:r>
+        <w:rPr>
+          <w:rFonts w:asciiTheme="majorBidi" w:hAnsiTheme="majorBidi" w:cstheme="majorBidi"/>
+        </w:rPr>
+        <w:t>in</w:t>
+      </w:r>
+      <w:r>
+        <w:rPr>
+          <w:rFonts w:asciiTheme="majorBidi" w:hAnsiTheme="majorBidi" w:cstheme="majorBidi"/>
+          <w:spacing w:val="-4"/>
+        </w:rPr>
+        <w:t xml:space="preserve"> </w:t>
+      </w:r>
+      <w:r>
+        <w:rPr>
+          <w:rFonts w:asciiTheme="majorBidi" w:hAnsiTheme="majorBidi" w:cstheme="majorBidi"/>
+        </w:rPr>
+        <w:t>the Department of</w:t>
+      </w:r>
+      <w:r>
+        <w:rPr>
+          <w:rFonts w:asciiTheme="majorBidi" w:hAnsiTheme="majorBidi" w:cstheme="majorBidi"/>
+          <w:spacing w:val="-1"/>
+        </w:rPr>
+        <w:t xml:space="preserve"> </w:t>
+      </w:r>
+      <w:r>
+        <w:rPr>
+          <w:rFonts w:asciiTheme="majorBidi" w:hAnsiTheme="majorBidi" w:cstheme="majorBidi"/>
+        </w:rPr>
+        <w:t>Emerging</w:t>
+      </w:r>
+      <w:r>
+        <w:rPr>
+          <w:rFonts w:asciiTheme="majorBidi" w:hAnsiTheme="majorBidi" w:cstheme="majorBidi"/>
+          <w:spacing w:val="-4"/>
+        </w:rPr>
+        <w:t xml:space="preserve"> </w:t>
+      </w:r>
+      <w:r>
+        <w:rPr>
+          <w:rFonts w:asciiTheme="majorBidi" w:hAnsiTheme="majorBidi" w:cstheme="majorBidi"/>
+        </w:rPr>
+        <w:t>Technologies, Mahatma Gandhi Institute of</w:t>
+      </w:r>
+      <w:r>
+        <w:rPr>
+          <w:rFonts w:asciiTheme="majorBidi" w:hAnsiTheme="majorBidi" w:cstheme="majorBidi"/>
+          <w:spacing w:val="-1"/>
+        </w:rPr>
+        <w:t xml:space="preserve"> </w:t>
+      </w:r>
+      <w:r>
+        <w:rPr>
+          <w:rFonts w:asciiTheme="majorBidi" w:hAnsiTheme="majorBidi" w:cstheme="majorBidi"/>
+        </w:rPr>
+        <w:t xml:space="preserve">Technology, </w:t>
+      </w:r>
+      <w:r>
+        <w:rPr>
+          <w:rFonts w:asciiTheme="majorBidi" w:hAnsiTheme="majorBidi" w:cstheme="majorBidi"/>
+          <w:spacing w:val="-2"/>
+        </w:rPr>
+        <w:t>Hyderabad.</w:t>
+      </w:r>
+    </w:p>
+    <w:p>
+      <w:pPr>
+        <w:pStyle w:val="BodyText"/>
+        <w:spacing w:line="360" w:lineRule="auto"/>
+        <w:jc w:val="both"/>
+        <w:rPr>
+          <w:rFonts w:asciiTheme="majorBidi" w:hAnsiTheme="majorBidi" w:cstheme="majorBidi"/>
+        </w:rPr>
+      </w:pPr>
+    </w:p>
+    <w:p>
+      <w:pPr>
+        <w:pStyle w:val="BodyText"/>
+        <w:spacing w:line="360" w:lineRule="auto"/>
+        <w:ind w:right="468" w:firstLine="720"/>
+        <w:jc w:val="both"/>
+        <w:rPr>
+          <w:rFonts w:asciiTheme="majorBidi" w:hAnsiTheme="majorBidi" w:cstheme="majorBidi"/>
+        </w:rPr>
+      </w:pPr>
+      <w:r>
+        <w:rPr>
+          <w:rFonts w:asciiTheme="majorBidi" w:hAnsiTheme="majorBidi" w:cstheme="majorBidi"/>
+        </w:rPr>
+        <w:t>No part of the work is copied from books/journals/internet and wherever the portion is taken, the same has been duly referred to in the text. The report is based on the work done entirely by us and not copied from any other source.</w:t>
+      </w:r>
+    </w:p>
+    <w:p>
+      <w:pPr>
+        <w:pStyle w:val="BodyText"/>
+      </w:pPr>
+    </w:p>
+    <w:p>
+      <w:pPr>
+        <w:pStyle w:val="BodyText"/>
+        <w:spacing w:before="224"/>
+      </w:pPr>
+      <w:r>
+        <w:rPr>
+          <w:noProof/>
+          <w14:ligatures w14:val="standardContextual"/>
+        </w:rPr>
+        <mc:AlternateContent>
+          <mc:Choice Requires="wps">
+            <w:drawing>
+              <wp:anchor distT="0" distB="0" distL="114300" distR="114300" simplePos="0" relativeHeight="251675648" behindDoc="0" locked="0" layoutInCell="1" allowOverlap="1" wp14:anchorId="3B6E0170" wp14:editId="59C36BAB">
+                <wp:simplePos x="0" y="0"/>
+                <wp:positionH relativeFrom="column">
+                  <wp:posOffset>30707</wp:posOffset>
+                </wp:positionH>
+                <wp:positionV relativeFrom="paragraph">
+                  <wp:posOffset>217483</wp:posOffset>
+                </wp:positionV>
+                <wp:extent cx="6304706" cy="1535373"/>
+                <wp:effectExtent l="0" t="0" r="0" b="0"/>
+                <wp:wrapNone/>
+                <wp:docPr id="753030550" name="Text Box 5"/>
+                <wp:cNvGraphicFramePr/>
+                <a:graphic xmlns:a="http://schemas.openxmlformats.org/drawingml/2006/main">
+                  <a:graphicData uri="http://schemas.microsoft.com/office/word/2010/wordprocessingShape">
+                    <wps:wsp>
+                      <wps:cNvSpPr txBox="1"/>
+                      <wps:spPr>
+                        <a:xfrm>
+                          <a:off x="0" y="0"/>
+                          <a:ext cx="6304706" cy="1535373"/>
+                        </a:xfrm>
+                        <a:prstGeom prst="rect">
+                          <a:avLst/>
+                        </a:prstGeom>
+                        <a:noFill/>
+                        <a:ln w="6350">
+                          <a:noFill/>
+                        </a:ln>
+                      </wps:spPr>
+                      <wps:txbx>
+                        <w:txbxContent>
+                          <w:p>
+                            <w:pPr>
+                              <w:pStyle w:val="BodyText"/>
+                              <w:ind w:left="5040" w:right="394" w:firstLine="720"/>
+                              <w:jc w:val="right"/>
+                              <w:rPr>
+                                <w:b/>
+                                <w:bCs/>
+                              </w:rPr>
+                            </w:pPr>
+                            <w:r>
+                              <w:rPr>
+                                <w:b/>
+                                <w:bCs/>
+                              </w:rPr>
+                              <w:t xml:space="preserve"> </w:t>
+                            </w:r>
+                            <w:r>
+                              <w:rPr>
+                                <w:b/>
+                                <w:bCs/>
+                              </w:rPr>
+                              <w:t>Deta</w:t>
+                            </w:r>
+                            <w:r>
+                              <w:rPr>
+                                <w:b/>
+                                <w:bCs/>
+                                <w:spacing w:val="-15"/>
+                              </w:rPr>
+                              <w:t xml:space="preserve"> </w:t>
+                            </w:r>
+                            <w:r>
+                              <w:rPr>
+                                <w:b/>
+                                <w:bCs/>
+                              </w:rPr>
+                              <w:t>Jonah</w:t>
+                            </w:r>
+                            <w:r>
+                              <w:rPr>
+                                <w:b/>
+                                <w:bCs/>
+                                <w:spacing w:val="-14"/>
+                              </w:rPr>
+                              <w:t xml:space="preserve"> </w:t>
+                            </w:r>
+                            <w:r>
+                              <w:rPr>
+                                <w:b/>
+                                <w:bCs/>
+                              </w:rPr>
+                              <w:t xml:space="preserve">Ratan </w:t>
+                            </w:r>
+                          </w:p>
+                          <w:p>
+                            <w:pPr>
+                              <w:pStyle w:val="BodyText"/>
+                              <w:ind w:left="5040" w:right="394" w:firstLine="720"/>
+                              <w:jc w:val="center"/>
+                              <w:rPr>
+                                <w:b/>
+                                <w:bCs/>
+                              </w:rPr>
+                            </w:pPr>
+                            <w:r>
+                              <w:rPr>
+                                <w:b/>
+                                <w:bCs/>
+                                <w:spacing w:val="-2"/>
+                              </w:rPr>
+                              <w:t xml:space="preserve">                                   </w:t>
+                            </w:r>
+                            <w:r>
+                              <w:rPr>
+                                <w:b/>
+                                <w:bCs/>
+                                <w:spacing w:val="-2"/>
+                              </w:rPr>
+                              <w:t>(23261A6717)</w:t>
+                            </w:r>
+                            <w:r>
+                              <w:rPr>
+                                <w:b/>
+                                <w:bCs/>
+                                <w:spacing w:val="-2"/>
+                              </w:rPr>
+                              <w:br/>
+                            </w:r>
+                          </w:p>
+                          <w:p>
+                            <w:pPr>
+                              <w:pStyle w:val="BodyText"/>
+                              <w:ind w:left="3600" w:firstLine="720"/>
+                              <w:jc w:val="center"/>
+                              <w:rPr>
+                                <w:b/>
+                                <w:bCs/>
+                                <w:spacing w:val="-8"/>
+                              </w:rPr>
+                            </w:pPr>
+                            <w:r>
+                              <w:rPr>
+                                <w:b/>
+                                <w:bCs/>
+                              </w:rPr>
+                              <w:t xml:space="preserve">                                                    </w:t>
+                            </w:r>
+                            <w:r>
+                              <w:rPr>
+                                <w:b/>
+                                <w:bCs/>
+                                <w:spacing w:val="-8"/>
+                              </w:rPr>
+                              <w:t>Madavaram</w:t>
+                            </w:r>
+                            <w:r>
+                              <w:rPr>
+                                <w:b/>
+                                <w:bCs/>
+                                <w:spacing w:val="-21"/>
+                              </w:rPr>
+                              <w:t xml:space="preserve"> </w:t>
+                            </w:r>
+                            <w:r>
+                              <w:rPr>
+                                <w:b/>
+                                <w:bCs/>
+                                <w:spacing w:val="-8"/>
+                              </w:rPr>
+                              <w:t xml:space="preserve">Vineel </w:t>
+                            </w:r>
+                          </w:p>
+                          <w:p>
+                            <w:pPr>
+                              <w:pStyle w:val="BodyText"/>
+                              <w:ind w:left="3600" w:firstLine="720"/>
+                              <w:jc w:val="center"/>
+                              <w:rPr>
+                                <w:b/>
+                                <w:bCs/>
+                              </w:rPr>
+                            </w:pPr>
+                            <w:r>
+                              <w:rPr>
+                                <w:b/>
+                                <w:bCs/>
+                                <w:spacing w:val="-9"/>
+                              </w:rPr>
+                              <w:t xml:space="preserve">                                                             </w:t>
+                            </w:r>
+                            <w:r>
+                              <w:rPr>
+                                <w:b/>
+                                <w:bCs/>
+                                <w:spacing w:val="-9"/>
+                              </w:rPr>
+                              <w:t>(24265A6702)</w:t>
+                            </w:r>
+                            <w:r>
+                              <w:rPr>
+                                <w:b/>
+                                <w:bCs/>
+                              </w:rPr>
+                              <w:t xml:space="preserve"> </w:t>
+                            </w:r>
+                            <w:r>
+                              <w:rPr>
+                                <w:b/>
+                                <w:bCs/>
+                              </w:rPr>
+                              <w:br/>
+                            </w:r>
+                          </w:p>
+                          <w:p>
+                            <w:pPr>
+                              <w:pStyle w:val="BodyText"/>
+                              <w:ind w:left="3600" w:firstLine="720"/>
+                              <w:jc w:val="center"/>
+                              <w:rPr>
+                                <w:b/>
+                                <w:bCs/>
+                              </w:rPr>
+                            </w:pPr>
+                            <w:r>
+                              <w:rPr>
+                                <w:b/>
+                                <w:bCs/>
+                              </w:rPr>
+                              <w:t xml:space="preserve">                                                     </w:t>
+                            </w:r>
+                            <w:r>
+                              <w:rPr>
+                                <w:b/>
+                                <w:bCs/>
+                              </w:rPr>
+                              <w:t>Pasnoori</w:t>
+                            </w:r>
+                            <w:r>
+                              <w:rPr>
+                                <w:b/>
+                                <w:bCs/>
+                                <w:spacing w:val="-15"/>
+                              </w:rPr>
+                              <w:t xml:space="preserve"> </w:t>
+                            </w:r>
+                            <w:r>
+                              <w:rPr>
+                                <w:b/>
+                                <w:bCs/>
+                              </w:rPr>
+                              <w:t xml:space="preserve">Abhinay </w:t>
+                            </w:r>
+                          </w:p>
+                          <w:p>
+                            <w:pPr>
+                              <w:pStyle w:val="BodyText"/>
+                              <w:ind w:left="3600" w:firstLine="720"/>
+                              <w:jc w:val="center"/>
+                              <w:rPr>
+                                <w:b/>
+                                <w:bCs/>
+                              </w:rPr>
+                            </w:pPr>
+                            <w:r>
+                              <w:rPr>
+                                <w:b/>
+                                <w:bCs/>
+                                <w:spacing w:val="-2"/>
+                              </w:rPr>
+                              <w:t xml:space="preserve">                                                    </w:t>
+                            </w:r>
+                            <w:r>
+                              <w:rPr>
+                                <w:b/>
+                                <w:bCs/>
+                                <w:spacing w:val="-2"/>
+                              </w:rPr>
+                              <w:t>(24265A6704)</w:t>
+                            </w:r>
+                          </w:p>
+                          <w:p/>
+                        </w:txbxContent>
+                      </wps:txbx>
+                      <wps:bodyPr rot="0" spcFirstLastPara="0" vertOverflow="overflow" horzOverflow="overflow" vert="horz" wrap="square" lIns="91440" tIns="45720" rIns="91440" bIns="45720" numCol="1" spcCol="0" rtlCol="0" fromWordArt="0" anchor="t" anchorCtr="0" forceAA="0" compatLnSpc="1">
+                        <a:prstTxWarp prst="textNoShape">
+                          <a:avLst/>
+                        </a:prstTxWarp>
+                        <a:noAutofit/>
+                      </wps:bodyPr>
+                    </wps:wsp>
+                  </a:graphicData>
+                </a:graphic>
+                <wp14:sizeRelH relativeFrom="margin">
+                  <wp14:pctWidth>0</wp14:pctWidth>
+                </wp14:sizeRelH>
+                <wp14:sizeRelV relativeFrom="margin">
+                  <wp14:pctHeight>0</wp14:pctHeight>
+                </wp14:sizeRelV>
+              </wp:anchor>
+            </w:drawing>
+          </mc:Choice>
+          <mc:Fallback>
+            <w:pict>
+              <v:shape w14:anchorId="3B6E0170" id="Text Box 5" o:spid="_x0000_s1029" type="#_x0000_t202" style="position:absolute;margin-left:2.4pt;margin-top:17.1pt;width:496.45pt;height:120.9pt;z-index:251675648;visibility:visible;mso-wrap-style:square;mso-width-percent:0;mso-height-percent:0;mso-wrap-distance-left:9pt;mso-wrap-distance-top:0;mso-wrap-distance-right:9pt;mso-wrap-distance-bottom:0;mso-position-horizontal:absolute;mso-position-horizontal-relative:text;mso-position-vertical:absolute;mso-position-vertical-relative:text;mso-width-percent:0;mso-height-percent:0;mso-width-relative:margin;mso-height-relative:margin;v-text-anchor:top" o:gfxdata="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" filled="f" stroked="f" strokeweight=".5pt">
+                <v:textbox>
+                  <w:txbxContent>
+                    <w:p>
+                      <w:pPr>
+                        <w:pStyle w:val="BodyText"/>
+                        <w:ind w:left="5040" w:right="394" w:firstLine="720"/>
+                        <w:jc w:val="right"/>
+                        <w:rPr>
+                          <w:b/>
+                          <w:bCs/>
+                        </w:rPr>
+                      </w:pPr>
+                      <w:r>
+                        <w:rPr>
+                          <w:b/>
+                          <w:bCs/>
+                        </w:rPr>
+                        <w:t xml:space="preserve"> </w:t>
+                      </w:r>
+                      <w:r>
+                        <w:rPr>
+                          <w:b/>
+                          <w:bCs/>
+                        </w:rPr>
+                        <w:t>Deta</w:t>
+                      </w:r>
+                      <w:r>
+                        <w:rPr>
+                          <w:b/>
+                          <w:bCs/>
+                          <w:spacing w:val="-15"/>
+                        </w:rPr>
+                        <w:t xml:space="preserve"> </w:t>
+                      </w:r>
+                      <w:r>
+                        <w:rPr>
+                          <w:b/>
+                          <w:bCs/>
+                        </w:rPr>
+                        <w:t>Jonah</w:t>
+                      </w:r>
+                      <w:r>
+                        <w:rPr>
+                          <w:b/>
+                          <w:bCs/>
+                          <w:spacing w:val="-14"/>
+                        </w:rPr>
+                        <w:t xml:space="preserve"> </w:t>
+                      </w:r>
+                      <w:r>
+                        <w:rPr>
+                          <w:b/>
+                          <w:bCs/>
+                        </w:rPr>
+                        <w:t xml:space="preserve">Ratan </w:t>
+                      </w:r>
+                    </w:p>
+                    <w:p>
+                      <w:pPr>
+                        <w:pStyle w:val="BodyText"/>
+                        <w:ind w:left="5040" w:right="394" w:firstLine="720"/>
+                        <w:jc w:val="center"/>
+                        <w:rPr>
+                          <w:b/>
+                          <w:bCs/>
+                        </w:rPr>
+                      </w:pPr>
+                      <w:r>
+                        <w:rPr>
+                          <w:b/>
+                          <w:bCs/>
+                          <w:spacing w:val="-2"/>
+                        </w:rPr>
+                        <w:t xml:space="preserve">                                   </w:t>
+                      </w:r>
+                      <w:r>
+                        <w:rPr>
+                          <w:b/>
+                          <w:bCs/>
+                          <w:spacing w:val="-2"/>
+                        </w:rPr>
+                        <w:t>(23261A6717)</w:t>
+                      </w:r>
+                      <w:r>
+                        <w:rPr>
+                          <w:b/>
+                          <w:bCs/>
+                          <w:spacing w:val="-2"/>
+                        </w:rPr>
+                        <w:br/>
+                      </w:r>
+                    </w:p>
+                    <w:p>
+                      <w:pPr>
+                        <w:pStyle w:val="BodyText"/>
+                        <w:ind w:left="3600" w:firstLine="720"/>
+                        <w:jc w:val="center"/>
+                        <w:rPr>
+                          <w:b/>
+                          <w:bCs/>
+                          <w:spacing w:val="-8"/>
+                        </w:rPr>
+                      </w:pPr>
+                      <w:r>
+                        <w:rPr>
+                          <w:b/>
+                          <w:bCs/>
+                        </w:rPr>
+                        <w:t xml:space="preserve">                                                    </w:t>
+                      </w:r>
+                      <w:r>
+                        <w:rPr>
+                          <w:b/>
+                          <w:bCs/>
+                          <w:spacing w:val="-8"/>
+                        </w:rPr>
+                        <w:t>Madavaram</w:t>
+                      </w:r>
+                      <w:r>
+                        <w:rPr>
+                          <w:b/>
+                          <w:bCs/>
+                          <w:spacing w:val="-21"/>
+                        </w:rPr>
+                        <w:t xml:space="preserve"> </w:t>
+                      </w:r>
+                      <w:r>
+                        <w:rPr>
+                          <w:b/>
+                          <w:bCs/>
+                          <w:spacing w:val="-8"/>
+                        </w:rPr>
+                        <w:t xml:space="preserve">Vineel </w:t>
+                      </w:r>
+                    </w:p>
+                    <w:p>
+                      <w:pPr>
+                        <w:pStyle w:val="BodyText"/>
+                        <w:ind w:left="3600" w:firstLine="720"/>
+                        <w:jc w:val="center"/>
+                        <w:rPr>
+                          <w:b/>
+                          <w:bCs/>
+                        </w:rPr>
+                      </w:pPr>
+                      <w:r>
+                        <w:rPr>
+                          <w:b/>
+                          <w:bCs/>
+                          <w:spacing w:val="-9"/>
+                        </w:rPr>
+                        <w:t xml:space="preserve">                                                             </w:t>
+                      </w:r>
+                      <w:r>
+                        <w:rPr>
+                          <w:b/>
+                          <w:bCs/>
+                          <w:spacing w:val="-9"/>
+                        </w:rPr>
+                        <w:t>(24265A6702)</w:t>
+                      </w:r>
+                      <w:r>
+                        <w:rPr>
+                          <w:b/>
+                          <w:bCs/>
+                        </w:rPr>
+                        <w:t xml:space="preserve"> </w:t>
+                      </w:r>
+                      <w:r>
+                        <w:rPr>
+                          <w:b/>
+                          <w:bCs/>
+                        </w:rPr>
+                        <w:br/>
+                      </w:r>
+                    </w:p>
+                    <w:p>
+                      <w:pPr>
+                        <w:pStyle w:val="BodyText"/>
+                        <w:ind w:left="3600" w:firstLine="720"/>
+                        <w:jc w:val="center"/>
+                        <w:rPr>
+                          <w:b/>
+                          <w:bCs/>
+                        </w:rPr>
+                      </w:pPr>
+                      <w:r>
+                        <w:rPr>
+                          <w:b/>
+                          <w:bCs/>
+                        </w:rPr>
+                        <w:t xml:space="preserve">                                                     </w:t>
+                      </w:r>
+                      <w:r>
+                        <w:rPr>
+                          <w:b/>
+                          <w:bCs/>
+                        </w:rPr>
+                        <w:t>Pasnoori</w:t>
+                      </w:r>
+                      <w:r>
+                        <w:rPr>
+                          <w:b/>
+                          <w:bCs/>
+                          <w:spacing w:val="-15"/>
+                        </w:rPr>
+                        <w:t xml:space="preserve"> </w:t>
+                      </w:r>
+                      <w:r>
+                        <w:rPr>
+                          <w:b/>
+                          <w:bCs/>
+                        </w:rPr>
+                        <w:t xml:space="preserve">Abhinay </w:t>
+                      </w:r>
+                    </w:p>
+                    <w:p>
+                      <w:pPr>
+                        <w:pStyle w:val="BodyText"/>
+                        <w:ind w:left="3600" w:firstLine="720"/>
+                        <w:jc w:val="center"/>
+                        <w:rPr>
+                          <w:b/>
+                          <w:bCs/>
+                        </w:rPr>
+                      </w:pPr>
+                      <w:r>
+                        <w:rPr>
+                          <w:b/>
+                          <w:bCs/>
+                          <w:spacing w:val="-2"/>
+                        </w:rPr>
+                        <w:t xml:space="preserve">                                                    </w:t>
+                      </w:r>
+                      <w:r>
+                        <w:rPr>
+                          <w:b/>
+                          <w:bCs/>
+                          <w:spacing w:val="-2"/>
+                        </w:rPr>
+                        <w:t>(24265A6704)</w:t>
+                      </w:r>
+                    </w:p>
+                    <w:p/>
+                  </w:txbxContent>
+                </v:textbox>
+              </v:shape>
+            </w:pict>
+          </mc:Fallback>
+        </mc:AlternateContent>
+      </w:r>
+    </w:p>
+    <w:p>
+      <w:pPr>
+        <w:pStyle w:val="BodyText"/>
+        <w:spacing w:line="360" w:lineRule="auto"/>
+        <w:ind w:left="5040" w:right="394" w:firstLine="720"/>
+        <w:jc w:val="right"/>
+      </w:pPr>
+      <w:r>
+        <w:t xml:space="preserve">      </w:t>
+      </w:r>
+    </w:p>
+    <w:p/>
+    <w:p/>
+    <w:p/>
+    <w:p/>
+    <w:p/>
+    <w:p/>
+    <w:p/>
+    <w:p/>
+    <w:p/>
+    <w:p/>
+    <w:p/>
+    <w:p/>
+    <w:p/>
+    <w:p/>
+    <w:p/>
+    <w:p/>
+    <w:p>
+      <w:pPr>
+        <w:pStyle w:val="Heading1"/>
+        <w:jc w:val="center"/>
         <w:rPr>
           <w:rFonts w:asciiTheme="majorBidi" w:hAnsiTheme="majorBidi"/>
           <w:b/>
@@ -13,7 +4334,923 @@
           <w:sz w:val="32"/>
           <w:szCs w:val="32"/>
         </w:rPr>
-        <w:id w:val="195206399"/>
+      </w:pPr>
+      <w:bookmarkStart w:id="2" w:name="_Toc243864917"/>
+      <w:r>
+        <w:rPr>
+          <w:rFonts w:asciiTheme="majorBidi" w:hAnsiTheme="majorBidi"/>
+          <w:b/>
+          <w:bCs/>
+          <w:color w:val="000000" w:themeColor="text1"/>
+          <w:sz w:val="32"/>
+          <w:szCs w:val="32"/>
+        </w:rPr>
+        <w:t>ACKNOWLEDGEMENT</w:t>
+      </w:r>
+      <w:bookmarkEnd w:id="2"/>
+    </w:p>
+    <w:p>
+      <w:pPr>
+        <w:spacing w:line="360" w:lineRule="auto"/>
+        <w:jc w:val="both"/>
+        <w:rPr>
+          <w:rFonts w:asciiTheme="majorBidi" w:hAnsiTheme="majorBidi" w:cstheme="majorBidi"/>
+        </w:rPr>
+      </w:pPr>
+      <w:r>
+        <w:rPr>
+          <w:rFonts w:asciiTheme="majorBidi" w:hAnsiTheme="majorBidi" w:cstheme="majorBidi"/>
+        </w:rPr>
+        <w:t>The satisfaction that accompanies the successful completion of any task would be incomplete without</w:t>
+      </w:r>
+      <w:r>
+        <w:rPr>
+          <w:rFonts w:asciiTheme="majorBidi" w:hAnsiTheme="majorBidi" w:cstheme="majorBidi"/>
+        </w:rPr>
+        <w:t xml:space="preserve"> </w:t>
+      </w:r>
+      <w:r>
+        <w:rPr>
+          <w:rFonts w:asciiTheme="majorBidi" w:hAnsiTheme="majorBidi" w:cstheme="majorBidi"/>
+        </w:rPr>
+        <w:t>the mention of people who made it possible because success is the abstract of hard work and</w:t>
+      </w:r>
+      <w:r>
+        <w:rPr>
+          <w:rFonts w:asciiTheme="majorBidi" w:hAnsiTheme="majorBidi" w:cstheme="majorBidi"/>
+        </w:rPr>
+        <w:t xml:space="preserve"> </w:t>
+      </w:r>
+      <w:r>
+        <w:rPr>
+          <w:rFonts w:asciiTheme="majorBidi" w:hAnsiTheme="majorBidi" w:cstheme="majorBidi"/>
+        </w:rPr>
+        <w:t>perseverance, but steadfast of all is encouraging guidance. So, we acknowledge all those whose</w:t>
+      </w:r>
+      <w:r>
+        <w:rPr>
+          <w:rFonts w:asciiTheme="majorBidi" w:hAnsiTheme="majorBidi" w:cstheme="majorBidi"/>
+        </w:rPr>
+        <w:t xml:space="preserve"> </w:t>
+      </w:r>
+      <w:r>
+        <w:rPr>
+          <w:rFonts w:asciiTheme="majorBidi" w:hAnsiTheme="majorBidi" w:cstheme="majorBidi"/>
+        </w:rPr>
+        <w:t>guidance and encouragement served as a beacon light and crowned my efforts with success.</w:t>
+      </w:r>
+    </w:p>
+    <w:p>
+      <w:pPr>
+        <w:spacing w:line="360" w:lineRule="auto"/>
+        <w:jc w:val="both"/>
+        <w:rPr>
+          <w:rFonts w:asciiTheme="majorBidi" w:hAnsiTheme="majorBidi" w:cstheme="majorBidi"/>
+        </w:rPr>
+      </w:pPr>
+      <w:r>
+        <w:rPr>
+          <w:rFonts w:asciiTheme="majorBidi" w:hAnsiTheme="majorBidi" w:cstheme="majorBidi"/>
+        </w:rPr>
+        <w:t xml:space="preserve">We would like to express our sincere thanks to Prof </w:t>
+      </w:r>
+      <w:r>
+        <w:rPr>
+          <w:rFonts w:asciiTheme="majorBidi" w:hAnsiTheme="majorBidi" w:cstheme="majorBidi"/>
+          <w:b/>
+          <w:bCs/>
+        </w:rPr>
+        <w:t>G. Chandra Mohan Reddy, Principal MGIT</w:t>
+      </w:r>
+      <w:r>
+        <w:rPr>
+          <w:rFonts w:asciiTheme="majorBidi" w:hAnsiTheme="majorBidi" w:cstheme="majorBidi"/>
+        </w:rPr>
+        <w:t>,</w:t>
+      </w:r>
+      <w:r>
+        <w:rPr>
+          <w:rFonts w:asciiTheme="majorBidi" w:hAnsiTheme="majorBidi" w:cstheme="majorBidi"/>
+        </w:rPr>
+        <w:t xml:space="preserve"> </w:t>
+      </w:r>
+      <w:r>
+        <w:rPr>
+          <w:rFonts w:asciiTheme="majorBidi" w:hAnsiTheme="majorBidi" w:cstheme="majorBidi"/>
+        </w:rPr>
+        <w:t>for providing the working facilities in college.</w:t>
+      </w:r>
+    </w:p>
+    <w:p>
+      <w:pPr>
+        <w:spacing w:line="360" w:lineRule="auto"/>
+        <w:jc w:val="both"/>
+        <w:rPr>
+          <w:rFonts w:asciiTheme="majorBidi" w:hAnsiTheme="majorBidi" w:cstheme="majorBidi"/>
+        </w:rPr>
+      </w:pPr>
+      <w:r>
+        <w:rPr>
+          <w:rFonts w:asciiTheme="majorBidi" w:hAnsiTheme="majorBidi" w:cstheme="majorBidi"/>
+        </w:rPr>
+        <w:t xml:space="preserve">We wish to express our sincere thanks and gratitude to </w:t>
+      </w:r>
+      <w:r>
+        <w:rPr>
+          <w:rFonts w:asciiTheme="majorBidi" w:hAnsiTheme="majorBidi" w:cstheme="majorBidi"/>
+          <w:b/>
+          <w:bCs/>
+        </w:rPr>
+        <w:t>Dr. M. Rama Bai, Professor and HOD</w:t>
+      </w:r>
+      <w:r>
+        <w:rPr>
+          <w:rFonts w:asciiTheme="majorBidi" w:hAnsiTheme="majorBidi" w:cstheme="majorBidi"/>
+        </w:rPr>
+        <w:t>,</w:t>
+      </w:r>
+      <w:r>
+        <w:rPr>
+          <w:rFonts w:asciiTheme="majorBidi" w:hAnsiTheme="majorBidi" w:cstheme="majorBidi"/>
+        </w:rPr>
+        <w:t xml:space="preserve"> </w:t>
+      </w:r>
+      <w:r>
+        <w:rPr>
+          <w:rFonts w:asciiTheme="majorBidi" w:hAnsiTheme="majorBidi" w:cstheme="majorBidi"/>
+        </w:rPr>
+        <w:t>Department of ET, MGIT, for all the timely support and valuable suggestions during the period of the</w:t>
+      </w:r>
+      <w:r>
+        <w:rPr>
+          <w:rFonts w:asciiTheme="majorBidi" w:hAnsiTheme="majorBidi" w:cstheme="majorBidi"/>
+        </w:rPr>
+        <w:t xml:space="preserve"> </w:t>
+      </w:r>
+      <w:r>
+        <w:rPr>
+          <w:rFonts w:asciiTheme="majorBidi" w:hAnsiTheme="majorBidi" w:cstheme="majorBidi"/>
+        </w:rPr>
+        <w:t>project.</w:t>
+      </w:r>
+    </w:p>
+    <w:p>
+      <w:pPr>
+        <w:spacing w:line="360" w:lineRule="auto"/>
+        <w:jc w:val="both"/>
+        <w:rPr>
+          <w:rFonts w:asciiTheme="majorBidi" w:hAnsiTheme="majorBidi" w:cstheme="majorBidi"/>
+          <w:b/>
+          <w:bCs/>
+        </w:rPr>
+      </w:pPr>
+      <w:r>
+        <w:rPr>
+          <w:rFonts w:asciiTheme="majorBidi" w:hAnsiTheme="majorBidi" w:cstheme="majorBidi"/>
+        </w:rPr>
+        <w:t xml:space="preserve">We are extremely thankful and indebted to our mentors </w:t>
+      </w:r>
+      <w:r>
+        <w:rPr>
+          <w:rFonts w:asciiTheme="majorBidi" w:hAnsiTheme="majorBidi" w:cstheme="majorBidi"/>
+          <w:b/>
+          <w:bCs/>
+        </w:rPr>
+        <w:t xml:space="preserve">Ms. A. Swapna Assistant Professor </w:t>
+      </w:r>
+      <w:r>
+        <w:rPr>
+          <w:rFonts w:asciiTheme="majorBidi" w:hAnsiTheme="majorBidi" w:cstheme="majorBidi"/>
+          <w:b/>
+          <w:bCs/>
+        </w:rPr>
+        <w:t xml:space="preserve"> </w:t>
+      </w:r>
+      <w:r>
+        <w:rPr>
+          <w:rFonts w:asciiTheme="majorBidi" w:hAnsiTheme="majorBidi" w:cstheme="majorBidi"/>
+        </w:rPr>
+        <w:t>and</w:t>
+      </w:r>
+      <w:r>
+        <w:rPr>
+          <w:rFonts w:asciiTheme="majorBidi" w:hAnsiTheme="majorBidi" w:cstheme="majorBidi"/>
+        </w:rPr>
+        <w:t xml:space="preserve">      </w:t>
+      </w:r>
+      <w:r>
+        <w:rPr>
+          <w:rFonts w:asciiTheme="majorBidi" w:hAnsiTheme="majorBidi" w:cstheme="majorBidi"/>
+        </w:rPr>
+        <w:t xml:space="preserve"> </w:t>
+      </w:r>
+      <w:r>
+        <w:rPr>
+          <w:rFonts w:asciiTheme="majorBidi" w:hAnsiTheme="majorBidi" w:cstheme="majorBidi"/>
+          <w:b/>
+          <w:bCs/>
+        </w:rPr>
+        <w:t>Dr. D. Deepika</w:t>
+      </w:r>
+      <w:r>
+        <w:rPr>
+          <w:rFonts w:asciiTheme="majorBidi" w:hAnsiTheme="majorBidi" w:cstheme="majorBidi"/>
+          <w:b/>
+          <w:bCs/>
+        </w:rPr>
+        <w:t xml:space="preserve"> </w:t>
+      </w:r>
+      <w:r>
+        <w:rPr>
+          <w:rFonts w:asciiTheme="majorBidi" w:hAnsiTheme="majorBidi" w:cstheme="majorBidi"/>
+          <w:b/>
+          <w:bCs/>
+        </w:rPr>
+        <w:t xml:space="preserve">Assistant Professor </w:t>
+      </w:r>
+      <w:r>
+        <w:rPr>
+          <w:rFonts w:asciiTheme="majorBidi" w:hAnsiTheme="majorBidi" w:cstheme="majorBidi"/>
+        </w:rPr>
+        <w:t>for their constant guidance , encouragement and moral support throughout the</w:t>
+      </w:r>
+      <w:r>
+        <w:rPr>
+          <w:rFonts w:asciiTheme="majorBidi" w:hAnsiTheme="majorBidi" w:cstheme="majorBidi"/>
+          <w:b/>
+          <w:bCs/>
+        </w:rPr>
+        <w:t xml:space="preserve"> </w:t>
+      </w:r>
+      <w:r>
+        <w:rPr>
+          <w:rFonts w:asciiTheme="majorBidi" w:hAnsiTheme="majorBidi" w:cstheme="majorBidi"/>
+        </w:rPr>
+        <w:t>project.</w:t>
+      </w:r>
+    </w:p>
+    <w:p>
+      <w:pPr>
+        <w:spacing w:line="360" w:lineRule="auto"/>
+        <w:jc w:val="both"/>
+        <w:rPr>
+          <w:rFonts w:asciiTheme="majorBidi" w:hAnsiTheme="majorBidi" w:cstheme="majorBidi"/>
+        </w:rPr>
+      </w:pPr>
+      <w:r>
+        <w:rPr>
+          <w:rFonts w:asciiTheme="majorBidi" w:hAnsiTheme="majorBidi" w:cstheme="majorBidi"/>
+        </w:rPr>
+        <w:t>Finally, I would also like to thank all the faculty and staff of ET Department who helped us directly or</w:t>
+      </w:r>
+      <w:r>
+        <w:rPr>
+          <w:rFonts w:asciiTheme="majorBidi" w:hAnsiTheme="majorBidi" w:cstheme="majorBidi"/>
+        </w:rPr>
+        <w:t xml:space="preserve"> </w:t>
+      </w:r>
+      <w:r>
+        <w:rPr>
+          <w:rFonts w:asciiTheme="majorBidi" w:hAnsiTheme="majorBidi" w:cstheme="majorBidi"/>
+        </w:rPr>
+        <w:t>indirectly in completing this project.</w:t>
+      </w:r>
+    </w:p>
+    <w:p>
+      <w:pPr>
+        <w:spacing w:after="0"/>
+        <w:rPr>
+          <w:rFonts w:asciiTheme="majorBidi" w:hAnsiTheme="majorBidi" w:cstheme="majorBidi"/>
+          <w:b/>
+          <w:bCs/>
+        </w:rPr>
+      </w:pPr>
+      <w:r>
+        <w:rPr>
+          <w:rFonts w:asciiTheme="majorBidi" w:hAnsiTheme="majorBidi" w:cstheme="majorBidi"/>
+          <w:b/>
+          <w:bCs/>
+        </w:rPr>
+        <w:t xml:space="preserve">                                                                                                           </w:t>
+      </w:r>
+    </w:p>
+    <w:p>
+      <w:pPr>
+        <w:jc w:val="both"/>
+        <w:rPr>
+          <w:rFonts w:asciiTheme="majorBidi" w:hAnsiTheme="majorBidi" w:cstheme="majorBidi"/>
+          <w:b/>
+          <w:bCs/>
+        </w:rPr>
+      </w:pPr>
+      <w:r>
+        <w:rPr>
+          <w:noProof/>
+        </w:rPr>
+        <mc:AlternateContent>
+          <mc:Choice Requires="wps">
+            <w:drawing>
+              <wp:anchor distT="0" distB="0" distL="114300" distR="114300" simplePos="0" relativeHeight="251677696" behindDoc="0" locked="0" layoutInCell="1" allowOverlap="1" wp14:anchorId="69168EAF" wp14:editId="216CC524">
+                <wp:simplePos x="0" y="0"/>
+                <wp:positionH relativeFrom="column">
+                  <wp:posOffset>0</wp:posOffset>
+                </wp:positionH>
+                <wp:positionV relativeFrom="paragraph">
+                  <wp:posOffset>-635</wp:posOffset>
+                </wp:positionV>
+                <wp:extent cx="6304706" cy="1535373"/>
+                <wp:effectExtent l="0" t="0" r="0" b="0"/>
+                <wp:wrapNone/>
+                <wp:docPr id="1805626590" name="Text Box 5"/>
+                <wp:cNvGraphicFramePr/>
+                <a:graphic xmlns:a="http://schemas.openxmlformats.org/drawingml/2006/main">
+                  <a:graphicData uri="http://schemas.microsoft.com/office/word/2010/wordprocessingShape">
+                    <wps:wsp>
+                      <wps:cNvSpPr txBox="1"/>
+                      <wps:spPr>
+                        <a:xfrm>
+                          <a:off x="0" y="0"/>
+                          <a:ext cx="6304706" cy="1535373"/>
+                        </a:xfrm>
+                        <a:prstGeom prst="rect">
+                          <a:avLst/>
+                        </a:prstGeom>
+                        <a:noFill/>
+                        <a:ln w="6350">
+                          <a:noFill/>
+                        </a:ln>
+                      </wps:spPr>
+                      <wps:txbx>
+                        <w:txbxContent>
+                          <w:p>
+                            <w:pPr>
+                              <w:pStyle w:val="BodyText"/>
+                              <w:ind w:left="5040" w:right="394" w:firstLine="720"/>
+                              <w:jc w:val="right"/>
+                              <w:rPr>
+                                <w:b/>
+                                <w:bCs/>
+                              </w:rPr>
+                            </w:pPr>
+                            <w:r>
+                              <w:rPr>
+                                <w:b/>
+                                <w:bCs/>
+                              </w:rPr>
+                              <w:t xml:space="preserve"> Deta</w:t>
+                            </w:r>
+                            <w:r>
+                              <w:rPr>
+                                <w:b/>
+                                <w:bCs/>
+                                <w:spacing w:val="-15"/>
+                              </w:rPr>
+                              <w:t xml:space="preserve"> </w:t>
+                            </w:r>
+                            <w:r>
+                              <w:rPr>
+                                <w:b/>
+                                <w:bCs/>
+                              </w:rPr>
+                              <w:t>Jonah</w:t>
+                            </w:r>
+                            <w:r>
+                              <w:rPr>
+                                <w:b/>
+                                <w:bCs/>
+                                <w:spacing w:val="-14"/>
+                              </w:rPr>
+                              <w:t xml:space="preserve"> </w:t>
+                            </w:r>
+                            <w:r>
+                              <w:rPr>
+                                <w:b/>
+                                <w:bCs/>
+                              </w:rPr>
+                              <w:t xml:space="preserve">Ratan </w:t>
+                            </w:r>
+                          </w:p>
+                          <w:p>
+                            <w:pPr>
+                              <w:pStyle w:val="BodyText"/>
+                              <w:ind w:left="5040" w:right="394" w:firstLine="720"/>
+                              <w:jc w:val="center"/>
+                              <w:rPr>
+                                <w:b/>
+                                <w:bCs/>
+                              </w:rPr>
+                            </w:pPr>
+                            <w:r>
+                              <w:rPr>
+                                <w:b/>
+                                <w:bCs/>
+                                <w:spacing w:val="-2"/>
+                              </w:rPr>
+                              <w:t xml:space="preserve">                                   (23261A6717)</w:t>
+                            </w:r>
+                            <w:r>
+                              <w:rPr>
+                                <w:b/>
+                                <w:bCs/>
+                                <w:spacing w:val="-2"/>
+                              </w:rPr>
+                              <w:br/>
+                            </w:r>
+                          </w:p>
+                          <w:p>
+                            <w:pPr>
+                              <w:pStyle w:val="BodyText"/>
+                              <w:ind w:left="3600" w:firstLine="720"/>
+                              <w:jc w:val="center"/>
+                              <w:rPr>
+                                <w:b/>
+                                <w:bCs/>
+                                <w:spacing w:val="-8"/>
+                              </w:rPr>
+                            </w:pPr>
+                            <w:r>
+                              <w:rPr>
+                                <w:b/>
+                                <w:bCs/>
+                              </w:rPr>
+                              <w:t xml:space="preserve">                                                    </w:t>
+                            </w:r>
+                            <w:r>
+                              <w:rPr>
+                                <w:b/>
+                                <w:bCs/>
+                                <w:spacing w:val="-8"/>
+                              </w:rPr>
+                              <w:t>Madavaram</w:t>
+                            </w:r>
+                            <w:r>
+                              <w:rPr>
+                                <w:b/>
+                                <w:bCs/>
+                                <w:spacing w:val="-21"/>
+                              </w:rPr>
+                              <w:t xml:space="preserve"> </w:t>
+                            </w:r>
+                            <w:r>
+                              <w:rPr>
+                                <w:b/>
+                                <w:bCs/>
+                                <w:spacing w:val="-8"/>
+                              </w:rPr>
+                              <w:t xml:space="preserve">Vineel </w:t>
+                            </w:r>
+                          </w:p>
+                          <w:p>
+                            <w:pPr>
+                              <w:pStyle w:val="BodyText"/>
+                              <w:ind w:left="3600" w:firstLine="720"/>
+                              <w:jc w:val="center"/>
+                              <w:rPr>
+                                <w:b/>
+                                <w:bCs/>
+                              </w:rPr>
+                            </w:pPr>
+                            <w:r>
+                              <w:rPr>
+                                <w:b/>
+                                <w:bCs/>
+                                <w:spacing w:val="-9"/>
+                              </w:rPr>
+                              <w:t xml:space="preserve">                                                             (24265A6702)</w:t>
+                            </w:r>
+                            <w:r>
+                              <w:rPr>
+                                <w:b/>
+                                <w:bCs/>
+                              </w:rPr>
+                              <w:t xml:space="preserve"> </w:t>
+                            </w:r>
+                            <w:r>
+                              <w:rPr>
+                                <w:b/>
+                                <w:bCs/>
+                              </w:rPr>
+                              <w:br/>
+                            </w:r>
+                          </w:p>
+                          <w:p>
+                            <w:pPr>
+                              <w:pStyle w:val="BodyText"/>
+                              <w:ind w:left="3600" w:firstLine="720"/>
+                              <w:jc w:val="center"/>
+                              <w:rPr>
+                                <w:b/>
+                                <w:bCs/>
+                              </w:rPr>
+                            </w:pPr>
+                            <w:r>
+                              <w:rPr>
+                                <w:b/>
+                                <w:bCs/>
+                              </w:rPr>
+                              <w:t xml:space="preserve">                                                     Pasnoori</w:t>
+                            </w:r>
+                            <w:r>
+                              <w:rPr>
+                                <w:b/>
+                                <w:bCs/>
+                                <w:spacing w:val="-15"/>
+                              </w:rPr>
+                              <w:t xml:space="preserve"> </w:t>
+                            </w:r>
+                            <w:r>
+                              <w:rPr>
+                                <w:b/>
+                                <w:bCs/>
+                              </w:rPr>
+                              <w:t xml:space="preserve">Abhinay </w:t>
+                            </w:r>
+                          </w:p>
+                          <w:p>
+                            <w:pPr>
+                              <w:pStyle w:val="BodyText"/>
+                              <w:ind w:left="3600" w:firstLine="720"/>
+                              <w:jc w:val="center"/>
+                              <w:rPr>
+                                <w:b/>
+                                <w:bCs/>
+                              </w:rPr>
+                            </w:pPr>
+                            <w:r>
+                              <w:rPr>
+                                <w:b/>
+                                <w:bCs/>
+                                <w:spacing w:val="-2"/>
+                              </w:rPr>
+                              <w:t xml:space="preserve">                                                    (24265A6704)</w:t>
+                            </w:r>
+                          </w:p>
+                          <w:p/>
+                        </w:txbxContent>
+                      </wps:txbx>
+                      <wps:bodyPr rot="0" spcFirstLastPara="0" vertOverflow="overflow" horzOverflow="overflow" vert="horz" wrap="square" lIns="91440" tIns="45720" rIns="91440" bIns="45720" numCol="1" spcCol="0" rtlCol="0" fromWordArt="0" anchor="t" anchorCtr="0" forceAA="0" compatLnSpc="1">
+                        <a:prstTxWarp prst="textNoShape">
+                          <a:avLst/>
+                        </a:prstTxWarp>
+                        <a:noAutofit/>
+                      </wps:bodyPr>
+                    </wps:wsp>
+                  </a:graphicData>
+                </a:graphic>
+                <wp14:sizeRelH relativeFrom="margin">
+                  <wp14:pctWidth>0</wp14:pctWidth>
+                </wp14:sizeRelH>
+                <wp14:sizeRelV relativeFrom="margin">
+                  <wp14:pctHeight>0</wp14:pctHeight>
+                </wp14:sizeRelV>
+              </wp:anchor>
+            </w:drawing>
+          </mc:Choice>
+          <mc:Fallback>
+            <w:pict>
+              <v:shape w14:anchorId="69168EAF" id="_x0000_s1030" type="#_x0000_t202" style="position:absolute;left:0;text-align:left;margin-left:0;margin-top:-.05pt;width:496.45pt;height:120.9pt;z-index:251677696;visibility:visible;mso-wrap-style:square;mso-width-percent:0;mso-height-percent:0;mso-wrap-distance-left:9pt;mso-wrap-distance-top:0;mso-wrap-distance-right:9pt;mso-wrap-distance-bottom:0;mso-position-horizontal:absolute;mso-position-horizontal-relative:text;mso-position-vertical:absolute;mso-position-vertical-relative:text;mso-width-percent:0;mso-height-percent:0;mso-width-relative:margin;mso-height-relative:margin;v-text-anchor:top" o:gfxdata="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" filled="f" stroked="f" strokeweight=".5pt">
+                <v:textbox>
+                  <w:txbxContent>
+                    <w:p>
+                      <w:pPr>
+                        <w:pStyle w:val="BodyText"/>
+                        <w:ind w:left="5040" w:right="394" w:firstLine="720"/>
+                        <w:jc w:val="right"/>
+                        <w:rPr>
+                          <w:b/>
+                          <w:bCs/>
+                        </w:rPr>
+                      </w:pPr>
+                      <w:r>
+                        <w:rPr>
+                          <w:b/>
+                          <w:bCs/>
+                        </w:rPr>
+                        <w:t xml:space="preserve"> Deta</w:t>
+                      </w:r>
+                      <w:r>
+                        <w:rPr>
+                          <w:b/>
+                          <w:bCs/>
+                          <w:spacing w:val="-15"/>
+                        </w:rPr>
+                        <w:t xml:space="preserve"> </w:t>
+                      </w:r>
+                      <w:r>
+                        <w:rPr>
+                          <w:b/>
+                          <w:bCs/>
+                        </w:rPr>
+                        <w:t>Jonah</w:t>
+                      </w:r>
+                      <w:r>
+                        <w:rPr>
+                          <w:b/>
+                          <w:bCs/>
+                          <w:spacing w:val="-14"/>
+                        </w:rPr>
+                        <w:t xml:space="preserve"> </w:t>
+                      </w:r>
+                      <w:r>
+                        <w:rPr>
+                          <w:b/>
+                          <w:bCs/>
+                        </w:rPr>
+                        <w:t xml:space="preserve">Ratan </w:t>
+                      </w:r>
+                    </w:p>
+                    <w:p>
+                      <w:pPr>
+                        <w:pStyle w:val="BodyText"/>
+                        <w:ind w:left="5040" w:right="394" w:firstLine="720"/>
+                        <w:jc w:val="center"/>
+                        <w:rPr>
+                          <w:b/>
+                          <w:bCs/>
+                        </w:rPr>
+                      </w:pPr>
+                      <w:r>
+                        <w:rPr>
+                          <w:b/>
+                          <w:bCs/>
+                          <w:spacing w:val="-2"/>
+                        </w:rPr>
+                        <w:t xml:space="preserve">                                   (23261A6717)</w:t>
+                      </w:r>
+                      <w:r>
+                        <w:rPr>
+                          <w:b/>
+                          <w:bCs/>
+                          <w:spacing w:val="-2"/>
+                        </w:rPr>
+                        <w:br/>
+                      </w:r>
+                    </w:p>
+                    <w:p>
+                      <w:pPr>
+                        <w:pStyle w:val="BodyText"/>
+                        <w:ind w:left="3600" w:firstLine="720"/>
+                        <w:jc w:val="center"/>
+                        <w:rPr>
+                          <w:b/>
+                          <w:bCs/>
+                          <w:spacing w:val="-8"/>
+                        </w:rPr>
+                      </w:pPr>
+                      <w:r>
+                        <w:rPr>
+                          <w:b/>
+                          <w:bCs/>
+                        </w:rPr>
+                        <w:t xml:space="preserve">                                                    </w:t>
+                      </w:r>
+                      <w:r>
+                        <w:rPr>
+                          <w:b/>
+                          <w:bCs/>
+                          <w:spacing w:val="-8"/>
+                        </w:rPr>
+                        <w:t>Madavaram</w:t>
+                      </w:r>
+                      <w:r>
+                        <w:rPr>
+                          <w:b/>
+                          <w:bCs/>
+                          <w:spacing w:val="-21"/>
+                        </w:rPr>
+                        <w:t xml:space="preserve"> </w:t>
+                      </w:r>
+                      <w:r>
+                        <w:rPr>
+                          <w:b/>
+                          <w:bCs/>
+                          <w:spacing w:val="-8"/>
+                        </w:rPr>
+                        <w:t xml:space="preserve">Vineel </w:t>
+                      </w:r>
+                    </w:p>
+                    <w:p>
+                      <w:pPr>
+                        <w:pStyle w:val="BodyText"/>
+                        <w:ind w:left="3600" w:firstLine="720"/>
+                        <w:jc w:val="center"/>
+                        <w:rPr>
+                          <w:b/>
+                          <w:bCs/>
+                        </w:rPr>
+                      </w:pPr>
+                      <w:r>
+                        <w:rPr>
+                          <w:b/>
+                          <w:bCs/>
+                          <w:spacing w:val="-9"/>
+                        </w:rPr>
+                        <w:t xml:space="preserve">                                                             (24265A6702)</w:t>
+                      </w:r>
+                      <w:r>
+                        <w:rPr>
+                          <w:b/>
+                          <w:bCs/>
+                        </w:rPr>
+                        <w:t xml:space="preserve"> </w:t>
+                      </w:r>
+                      <w:r>
+                        <w:rPr>
+                          <w:b/>
+                          <w:bCs/>
+                        </w:rPr>
+                        <w:br/>
+                      </w:r>
+                    </w:p>
+                    <w:p>
+                      <w:pPr>
+                        <w:pStyle w:val="BodyText"/>
+                        <w:ind w:left="3600" w:firstLine="720"/>
+                        <w:jc w:val="center"/>
+                        <w:rPr>
+                          <w:b/>
+                          <w:bCs/>
+                        </w:rPr>
+                      </w:pPr>
+                      <w:r>
+                        <w:rPr>
+                          <w:b/>
+                          <w:bCs/>
+                        </w:rPr>
+                        <w:t xml:space="preserve">                                                     Pasnoori</w:t>
+                      </w:r>
+                      <w:r>
+                        <w:rPr>
+                          <w:b/>
+                          <w:bCs/>
+                          <w:spacing w:val="-15"/>
+                        </w:rPr>
+                        <w:t xml:space="preserve"> </w:t>
+                      </w:r>
+                      <w:r>
+                        <w:rPr>
+                          <w:b/>
+                          <w:bCs/>
+                        </w:rPr>
+                        <w:t xml:space="preserve">Abhinay </w:t>
+                      </w:r>
+                    </w:p>
+                    <w:p>
+                      <w:pPr>
+                        <w:pStyle w:val="BodyText"/>
+                        <w:ind w:left="3600" w:firstLine="720"/>
+                        <w:jc w:val="center"/>
+                        <w:rPr>
+                          <w:b/>
+                          <w:bCs/>
+                        </w:rPr>
+                      </w:pPr>
+                      <w:r>
+                        <w:rPr>
+                          <w:b/>
+                          <w:bCs/>
+                          <w:spacing w:val="-2"/>
+                        </w:rPr>
+                        <w:t xml:space="preserve">                                                    (24265A6704)</w:t>
+                      </w:r>
+                    </w:p>
+                    <w:p/>
+                  </w:txbxContent>
+                </v:textbox>
+              </v:shape>
+            </w:pict>
+          </mc:Fallback>
+        </mc:AlternateContent>
+      </w:r>
+    </w:p>
+    <w:p>
+      <w:pPr>
+        <w:jc w:val="both"/>
+        <w:rPr>
+          <w:rFonts w:asciiTheme="majorBidi" w:hAnsiTheme="majorBidi" w:cstheme="majorBidi"/>
+          <w:b/>
+          <w:bCs/>
+        </w:rPr>
+      </w:pPr>
+    </w:p>
+    <w:p>
+      <w:pPr>
+        <w:jc w:val="both"/>
+        <w:rPr>
+          <w:rFonts w:asciiTheme="majorBidi" w:hAnsiTheme="majorBidi" w:cstheme="majorBidi"/>
+          <w:b/>
+          <w:bCs/>
+        </w:rPr>
+      </w:pPr>
+    </w:p>
+    <w:p>
+      <w:pPr>
+        <w:jc w:val="both"/>
+        <w:rPr>
+          <w:rFonts w:asciiTheme="majorBidi" w:hAnsiTheme="majorBidi" w:cstheme="majorBidi"/>
+          <w:b/>
+          <w:bCs/>
+        </w:rPr>
+      </w:pPr>
+    </w:p>
+    <w:p>
+      <w:pPr>
+        <w:jc w:val="both"/>
+        <w:rPr>
+          <w:rFonts w:asciiTheme="majorBidi" w:hAnsiTheme="majorBidi" w:cstheme="majorBidi"/>
+          <w:b/>
+          <w:bCs/>
+        </w:rPr>
+      </w:pPr>
+    </w:p>
+    <w:p>
+      <w:pPr>
+        <w:jc w:val="both"/>
+        <w:rPr>
+          <w:rFonts w:asciiTheme="majorBidi" w:hAnsiTheme="majorBidi" w:cstheme="majorBidi"/>
+          <w:b/>
+          <w:bCs/>
+        </w:rPr>
+      </w:pPr>
+    </w:p>
+    <w:p>
+      <w:pPr>
+        <w:jc w:val="both"/>
+        <w:rPr>
+          <w:rFonts w:asciiTheme="majorBidi" w:hAnsiTheme="majorBidi" w:cstheme="majorBidi"/>
+          <w:b/>
+          <w:bCs/>
+        </w:rPr>
+      </w:pPr>
+    </w:p>
+    <w:p>
+      <w:pPr>
+        <w:jc w:val="both"/>
+        <w:rPr>
+          <w:rFonts w:asciiTheme="majorBidi" w:hAnsiTheme="majorBidi" w:cstheme="majorBidi"/>
+          <w:b/>
+          <w:bCs/>
+        </w:rPr>
+      </w:pPr>
+    </w:p>
+    <w:p>
+      <w:pPr>
+        <w:jc w:val="both"/>
+        <w:rPr>
+          <w:rFonts w:asciiTheme="majorBidi" w:hAnsiTheme="majorBidi" w:cstheme="majorBidi"/>
+          <w:b/>
+          <w:bCs/>
+        </w:rPr>
+      </w:pPr>
+    </w:p>
+    <w:p>
+      <w:pPr>
+        <w:jc w:val="both"/>
+        <w:rPr>
+          <w:rFonts w:asciiTheme="majorBidi" w:hAnsiTheme="majorBidi" w:cstheme="majorBidi"/>
+          <w:b/>
+          <w:bCs/>
+        </w:rPr>
+      </w:pPr>
+    </w:p>
+    <w:p>
+      <w:pPr>
+        <w:jc w:val="both"/>
+        <w:rPr>
+          <w:rFonts w:asciiTheme="majorBidi" w:hAnsiTheme="majorBidi" w:cstheme="majorBidi"/>
+          <w:b/>
+          <w:bCs/>
+        </w:rPr>
+      </w:pPr>
+    </w:p>
+    <w:p>
+      <w:pPr>
+        <w:jc w:val="both"/>
+        <w:rPr>
+          <w:rFonts w:asciiTheme="majorBidi" w:hAnsiTheme="majorBidi" w:cstheme="majorBidi"/>
+        </w:rPr>
+      </w:pPr>
+    </w:p>
+    <w:p>
+      <w:pPr>
+        <w:jc w:val="both"/>
+        <w:rPr>
+          <w:rFonts w:asciiTheme="majorBidi" w:hAnsiTheme="majorBidi" w:cstheme="majorBidi"/>
+        </w:rPr>
+      </w:pPr>
+    </w:p>
+    <w:bookmarkStart w:id="3" w:name="_Toc243864918" w:displacedByCustomXml="next"/>
+    <w:sdt>
+      <w:sdtPr>
+        <w:rPr>
+          <w:rFonts w:asciiTheme="majorBidi" w:hAnsiTheme="majorBidi"/>
+          <w:b/>
+          <w:bCs/>
+          <w:color w:val="000000" w:themeColor="text1"/>
+          <w:sz w:val="32"/>
+          <w:szCs w:val="32"/>
+        </w:rPr>
+        <w:id w:val="-234394448"/>
         <w:docPartObj>
           <w:docPartGallery w:val="Table of Contents"/>
           <w:docPartUnique/>
@@ -53,8 +5290,9 @@
             </w:rPr>
             <w:t>TABLE OF CONTENTS</w:t>
           </w:r>
-          <w:bookmarkEnd w:id="0"/>
+          <w:bookmarkEnd w:id="3"/>
         </w:p>
+        <w:p/>
         <w:p>
           <w:pPr>
             <w:pStyle w:val="TOC1"/>
@@ -73,7 +5311,7 @@
           <w:r>
             <w:fldChar w:fldCharType="separate"/>
           </w:r>
-          <w:hyperlink w:anchor="_Toc243776722" w:history="1">
+          <w:hyperlink w:anchor="_Toc243864915" w:history="1">
             <w:r>
               <w:rPr>
                 <w:rStyle w:val="Hyperlink"/>
@@ -82,7 +5320,7 @@
                 <w:bCs/>
                 <w:noProof/>
               </w:rPr>
-              <w:t>TABLE OF CONTENTS</w:t>
+              <w:t>CERTIFICATE</w:t>
             </w:r>
             <w:r>
               <w:rPr>
@@ -103,7 +5341,7 @@
                 <w:noProof/>
                 <w:webHidden/>
               </w:rPr>
-              <w:instrText xml:space="preserve"> PAGEREF _Toc243776722 \h </w:instrText>
+              <w:instrText xml:space="preserve"> PAGEREF _Toc243864915 \h </w:instrText>
             </w:r>
             <w:r>
               <w:rPr>
@@ -123,7 +5361,7 @@
                 <w:noProof/>
                 <w:webHidden/>
               </w:rPr>
-              <w:t>1</w:t>
+              <w:t>2</w:t>
             </w:r>
             <w:r>
               <w:rPr>
@@ -143,7 +5381,7 @@
               <w:lang w:eastAsia="en-IN" w:bidi="te-IN"/>
             </w:rPr>
           </w:pPr>
-          <w:hyperlink w:anchor="_Toc243776723" w:history="1">
+          <w:hyperlink w:anchor="_Toc243864916" w:history="1">
             <w:r>
               <w:rPr>
                 <w:rStyle w:val="Hyperlink"/>
@@ -151,8 +5389,9 @@
                 <w:b/>
                 <w:bCs/>
                 <w:noProof/>
-              </w:rPr>
-              <w:t>LIST OF TABLES</w:t>
+                <w:spacing w:val="-2"/>
+              </w:rPr>
+              <w:t>DECLARATION</w:t>
             </w:r>
             <w:r>
               <w:rPr>
@@ -173,7 +5412,7 @@
                 <w:noProof/>
                 <w:webHidden/>
               </w:rPr>
-              <w:instrText xml:space="preserve"> PAGEREF _Toc243776723 \h </w:instrText>
+              <w:instrText xml:space="preserve"> PAGEREF _Toc243864916 \h </w:instrText>
             </w:r>
             <w:r>
               <w:rPr>
@@ -193,7 +5432,7 @@
                 <w:noProof/>
                 <w:webHidden/>
               </w:rPr>
-              <w:t>2</w:t>
+              <w:t>3</w:t>
             </w:r>
             <w:r>
               <w:rPr>
@@ -213,7 +5452,7 @@
               <w:lang w:eastAsia="en-IN" w:bidi="te-IN"/>
             </w:rPr>
           </w:pPr>
-          <w:hyperlink w:anchor="_Toc243776724" w:history="1">
+          <w:hyperlink w:anchor="_Toc243864917" w:history="1">
             <w:r>
               <w:rPr>
                 <w:rStyle w:val="Hyperlink"/>
@@ -222,7 +5461,7 @@
                 <w:bCs/>
                 <w:noProof/>
               </w:rPr>
-              <w:t>LIST OF FIGURES</w:t>
+              <w:t>ACKNOWLEDGEMENT</w:t>
             </w:r>
             <w:r>
               <w:rPr>
@@ -243,7 +5482,7 @@
                 <w:noProof/>
                 <w:webHidden/>
               </w:rPr>
-              <w:instrText xml:space="preserve"> PAGEREF _Toc243776724 \h </w:instrText>
+              <w:instrText xml:space="preserve"> PAGEREF _Toc243864917 \h </w:instrText>
             </w:r>
             <w:r>
               <w:rPr>
@@ -263,7 +5502,7 @@
                 <w:noProof/>
                 <w:webHidden/>
               </w:rPr>
-              <w:t>3</w:t>
+              <w:t>4</w:t>
             </w:r>
             <w:r>
               <w:rPr>
@@ -283,7 +5522,7 @@
               <w:lang w:eastAsia="en-IN" w:bidi="te-IN"/>
             </w:rPr>
           </w:pPr>
-          <w:hyperlink w:anchor="_Toc243776725" w:history="1">
+          <w:hyperlink w:anchor="_Toc243864918" w:history="1">
             <w:r>
               <w:rPr>
                 <w:rStyle w:val="Hyperlink"/>
@@ -292,7 +5531,7 @@
                 <w:bCs/>
                 <w:noProof/>
               </w:rPr>
-              <w:t>ABSTRACT</w:t>
+              <w:t>TABLE OF CONTENTS</w:t>
             </w:r>
             <w:r>
               <w:rPr>
@@ -313,7 +5552,7 @@
                 <w:noProof/>
                 <w:webHidden/>
               </w:rPr>
-              <w:instrText xml:space="preserve"> PAGEREF _Toc243776725 \h </w:instrText>
+              <w:instrText xml:space="preserve"> PAGEREF _Toc243864918 \h </w:instrText>
             </w:r>
             <w:r>
               <w:rPr>
@@ -333,7 +5572,7 @@
                 <w:noProof/>
                 <w:webHidden/>
               </w:rPr>
-              <w:t>4</w:t>
+              <w:t>5</w:t>
             </w:r>
             <w:r>
               <w:rPr>
@@ -353,7 +5592,7 @@
               <w:lang w:eastAsia="en-IN" w:bidi="te-IN"/>
             </w:rPr>
           </w:pPr>
-          <w:hyperlink w:anchor="_Toc243776726" w:history="1">
+          <w:hyperlink w:anchor="_Toc243864919" w:history="1">
             <w:r>
               <w:rPr>
                 <w:rStyle w:val="Hyperlink"/>
@@ -362,16 +5601,68 @@
                 <w:bCs/>
                 <w:noProof/>
               </w:rPr>
-              <w:t>1.</w:t>
-            </w:r>
-            <w:r>
-              <w:rPr>
-                <w:rFonts w:eastAsiaTheme="minorEastAsia"/>
+              <w:t>LIST OF FIGURES</w:t>
+            </w:r>
+            <w:r>
+              <w:rPr>
                 <w:noProof/>
-                <w:lang w:eastAsia="en-IN" w:bidi="te-IN"/>
+                <w:webHidden/>
               </w:rPr>
               <w:tab/>
             </w:r>
+            <w:r>
+              <w:rPr>
+                <w:noProof/>
+                <w:webHidden/>
+              </w:rPr>
+              <w:fldChar w:fldCharType="begin"/>
+            </w:r>
+            <w:r>
+              <w:rPr>
+                <w:noProof/>
+                <w:webHidden/>
+              </w:rPr>
+              <w:instrText xml:space="preserve"> PAGEREF _Toc243864919 \h </w:instrText>
+            </w:r>
+            <w:r>
+              <w:rPr>
+                <w:noProof/>
+                <w:webHidden/>
+              </w:rPr>
+            </w:r>
+            <w:r>
+              <w:rPr>
+                <w:noProof/>
+                <w:webHidden/>
+              </w:rPr>
+              <w:fldChar w:fldCharType="separate"/>
+            </w:r>
+            <w:r>
+              <w:rPr>
+                <w:noProof/>
+                <w:webHidden/>
+              </w:rPr>
+              <w:t>6</w:t>
+            </w:r>
+            <w:r>
+              <w:rPr>
+                <w:noProof/>
+                <w:webHidden/>
+              </w:rPr>
+              <w:fldChar w:fldCharType="end"/>
+            </w:r>
+          </w:hyperlink>
+        </w:p>
+        <w:p>
+          <w:pPr>
+            <w:pStyle w:val="TOC1"/>
+            <w:rPr>
+              <w:rFonts w:eastAsiaTheme="minorEastAsia"/>
+              <w:noProof/>
+              <w:lang w:eastAsia="en-IN" w:bidi="te-IN"/>
+            </w:rPr>
+          </w:pPr>
+          <w:hyperlink w:anchor="_Toc243864920" w:history="1">
             <w:r>
               <w:rPr>
                 <w:rStyle w:val="Hyperlink"/>
@@ -380,7 +5671,7 @@
                 <w:bCs/>
                 <w:noProof/>
               </w:rPr>
-              <w:t>INTRODUCTION</w:t>
+              <w:t>LIST OF TABLES</w:t>
             </w:r>
             <w:r>
               <w:rPr>
@@ -401,7 +5692,7 @@
                 <w:noProof/>
                 <w:webHidden/>
               </w:rPr>
-              <w:instrText xml:space="preserve"> PAGEREF _Toc243776726 \h </w:instrText>
+              <w:instrText xml:space="preserve"> PAGEREF _Toc243864920 \h </w:instrText>
             </w:r>
             <w:r>
               <w:rPr>
@@ -421,7 +5712,165 @@
                 <w:noProof/>
                 <w:webHidden/>
               </w:rPr>
-              <w:t>5</w:t>
+              <w:t>7</w:t>
+            </w:r>
+            <w:r>
+              <w:rPr>
+                <w:noProof/>
+                <w:webHidden/>
+              </w:rPr>
+              <w:fldChar w:fldCharType="end"/>
+            </w:r>
+          </w:hyperlink>
+        </w:p>
+        <w:p>
+          <w:pPr>
+            <w:pStyle w:val="TOC1"/>
+            <w:rPr>
+              <w:rFonts w:eastAsiaTheme="minorEastAsia"/>
+              <w:noProof/>
+              <w:lang w:eastAsia="en-IN" w:bidi="te-IN"/>
+            </w:rPr>
+          </w:pPr>
+          <w:hyperlink w:anchor="_Toc243864921" w:history="1">
+            <w:r>
+              <w:rPr>
+                <w:rStyle w:val="Hyperlink"/>
+                <w:rFonts w:asciiTheme="majorBidi" w:hAnsiTheme="majorBidi"/>
+                <w:b/>
+                <w:bCs/>
+                <w:noProof/>
+              </w:rPr>
+              <w:t>ABSTRACT</w:t>
+            </w:r>
+            <w:r>
+              <w:rPr>
+                <w:noProof/>
+                <w:webHidden/>
+              </w:rPr>
+              <w:tab/>
+            </w:r>
+            <w:r>
+              <w:rPr>
+                <w:noProof/>
+                <w:webHidden/>
+              </w:rPr>
+              <w:fldChar w:fldCharType="begin"/>
+            </w:r>
+            <w:r>
+              <w:rPr>
+                <w:noProof/>
+                <w:webHidden/>
+              </w:rPr>
+              <w:instrText xml:space="preserve"> PAGEREF _Toc243864921 \h </w:instrText>
+            </w:r>
+            <w:r>
+              <w:rPr>
+                <w:noProof/>
+                <w:webHidden/>
+              </w:rPr>
+            </w:r>
+            <w:r>
+              <w:rPr>
+                <w:noProof/>
+                <w:webHidden/>
+              </w:rPr>
+              <w:fldChar w:fldCharType="separate"/>
+            </w:r>
+            <w:r>
+              <w:rPr>
+                <w:noProof/>
+                <w:webHidden/>
+              </w:rPr>
+              <w:t>8</w:t>
+            </w:r>
+            <w:r>
+              <w:rPr>
+                <w:noProof/>
+                <w:webHidden/>
+              </w:rPr>
+              <w:fldChar w:fldCharType="end"/>
+            </w:r>
+          </w:hyperlink>
+        </w:p>
+        <w:p>
+          <w:pPr>
+            <w:pStyle w:val="TOC1"/>
+            <w:rPr>
+              <w:rFonts w:eastAsiaTheme="minorEastAsia"/>
+              <w:noProof/>
+              <w:lang w:eastAsia="en-IN" w:bidi="te-IN"/>
+            </w:rPr>
+          </w:pPr>
+          <w:hyperlink w:anchor="_Toc243864922" w:history="1">
+            <w:r>
+              <w:rPr>
+                <w:rStyle w:val="Hyperlink"/>
+                <w:rFonts w:asciiTheme="majorBidi" w:hAnsiTheme="majorBidi"/>
+                <w:b/>
+                <w:bCs/>
+                <w:noProof/>
+              </w:rPr>
+              <w:t>1.</w:t>
+            </w:r>
+            <w:r>
+              <w:rPr>
+                <w:rFonts w:eastAsiaTheme="minorEastAsia"/>
+                <w:noProof/>
+                <w:lang w:eastAsia="en-IN" w:bidi="te-IN"/>
+              </w:rPr>
+              <w:tab/>
+            </w:r>
+            <w:r>
+              <w:rPr>
+                <w:rStyle w:val="Hyperlink"/>
+                <w:rFonts w:asciiTheme="majorBidi" w:hAnsiTheme="majorBidi"/>
+                <w:b/>
+                <w:bCs/>
+                <w:noProof/>
+              </w:rPr>
+              <w:t>INTRODUCTION</w:t>
+            </w:r>
+            <w:r>
+              <w:rPr>
+                <w:noProof/>
+                <w:webHidden/>
+              </w:rPr>
+              <w:tab/>
+            </w:r>
+            <w:r>
+              <w:rPr>
+                <w:noProof/>
+                <w:webHidden/>
+              </w:rPr>
+              <w:fldChar w:fldCharType="begin"/>
+            </w:r>
+            <w:r>
+              <w:rPr>
+                <w:noProof/>
+                <w:webHidden/>
+              </w:rPr>
+              <w:instrText xml:space="preserve"> PAGEREF _Toc243864922 \h </w:instrText>
+            </w:r>
+            <w:r>
+              <w:rPr>
+                <w:noProof/>
+                <w:webHidden/>
+              </w:rPr>
+            </w:r>
+            <w:r>
+              <w:rPr>
+                <w:noProof/>
+                <w:webHidden/>
+              </w:rPr>
+              <w:fldChar w:fldCharType="separate"/>
+            </w:r>
+            <w:r>
+              <w:rPr>
+                <w:noProof/>
+                <w:webHidden/>
+              </w:rPr>
+              <w:t>10</w:t>
             </w:r>
             <w:r>
               <w:rPr>
@@ -445,7 +5894,7 @@
               <w:lang w:eastAsia="en-IN" w:bidi="te-IN"/>
             </w:rPr>
           </w:pPr>
-          <w:hyperlink w:anchor="_Toc243776727" w:history="1">
+          <w:hyperlink w:anchor="_Toc243864923" w:history="1">
             <w:r>
               <w:rPr>
                 <w:rStyle w:val="Hyperlink"/>
@@ -493,7 +5942,7 @@
                 <w:noProof/>
                 <w:webHidden/>
               </w:rPr>
-              <w:instrText xml:space="preserve"> PAGEREF _Toc243776727 \h </w:instrText>
+              <w:instrText xml:space="preserve"> PAGEREF _Toc243864923 \h </w:instrText>
             </w:r>
             <w:r>
               <w:rPr>
@@ -513,7 +5962,7 @@
                 <w:noProof/>
                 <w:webHidden/>
               </w:rPr>
-              <w:t>6</w:t>
+              <w:t>11</w:t>
             </w:r>
             <w:r>
               <w:rPr>
@@ -537,7 +5986,7 @@
               <w:lang w:eastAsia="en-IN" w:bidi="te-IN"/>
             </w:rPr>
           </w:pPr>
-          <w:hyperlink w:anchor="_Toc243776728" w:history="1">
+          <w:hyperlink w:anchor="_Toc243864924" w:history="1">
             <w:r>
               <w:rPr>
                 <w:rStyle w:val="Hyperlink"/>
@@ -585,7 +6034,7 @@
                 <w:noProof/>
                 <w:webHidden/>
               </w:rPr>
-              <w:instrText xml:space="preserve"> PAGEREF _Toc243776728 \h </w:instrText>
+              <w:instrText xml:space="preserve"> PAGEREF _Toc243864924 \h </w:instrText>
             </w:r>
             <w:r>
               <w:rPr>
@@ -605,7 +6054,7 @@
                 <w:noProof/>
                 <w:webHidden/>
               </w:rPr>
-              <w:t>7</w:t>
+              <w:t>12</w:t>
             </w:r>
             <w:r>
               <w:rPr>
@@ -629,7 +6078,7 @@
               <w:lang w:eastAsia="en-IN" w:bidi="te-IN"/>
             </w:rPr>
           </w:pPr>
-          <w:hyperlink w:anchor="_Toc243776729" w:history="1">
+          <w:hyperlink w:anchor="_Toc243864925" w:history="1">
             <w:r>
               <w:rPr>
                 <w:rStyle w:val="Hyperlink"/>
@@ -677,7 +6126,7 @@
                 <w:noProof/>
                 <w:webHidden/>
               </w:rPr>
-              <w:instrText xml:space="preserve"> PAGEREF _Toc243776729 \h </w:instrText>
+              <w:instrText xml:space="preserve"> PAGEREF _Toc243864925 \h </w:instrText>
             </w:r>
             <w:r>
               <w:rPr>
@@ -697,7 +6146,7 @@
                 <w:noProof/>
                 <w:webHidden/>
               </w:rPr>
-              <w:t>8</w:t>
+              <w:t>13</w:t>
             </w:r>
             <w:r>
               <w:rPr>
@@ -721,7 +6170,7 @@
               <w:lang w:eastAsia="en-IN" w:bidi="te-IN"/>
             </w:rPr>
           </w:pPr>
-          <w:hyperlink w:anchor="_Toc243776730" w:history="1">
+          <w:hyperlink w:anchor="_Toc243864926" w:history="1">
             <w:r>
               <w:rPr>
                 <w:rStyle w:val="Hyperlink"/>
@@ -769,7 +6218,7 @@
                 <w:noProof/>
                 <w:webHidden/>
               </w:rPr>
-              <w:instrText xml:space="preserve"> PAGEREF _Toc243776730 \h </w:instrText>
+              <w:instrText xml:space="preserve"> PAGEREF _Toc243864926 \h </w:instrText>
             </w:r>
             <w:r>
               <w:rPr>
@@ -789,7 +6238,7 @@
                 <w:noProof/>
                 <w:webHidden/>
               </w:rPr>
-              <w:t>8</w:t>
+              <w:t>14</w:t>
             </w:r>
             <w:r>
               <w:rPr>
@@ -813,7 +6262,7 @@
               <w:lang w:eastAsia="en-IN" w:bidi="te-IN"/>
             </w:rPr>
           </w:pPr>
-          <w:hyperlink w:anchor="_Toc243776731" w:history="1">
+          <w:hyperlink w:anchor="_Toc243864927" w:history="1">
             <w:r>
               <w:rPr>
                 <w:rStyle w:val="Hyperlink"/>
@@ -861,7 +6310,7 @@
                 <w:noProof/>
                 <w:webHidden/>
               </w:rPr>
-              <w:instrText xml:space="preserve"> PAGEREF _Toc243776731 \h </w:instrText>
+              <w:instrText xml:space="preserve"> PAGEREF _Toc243864927 \h </w:instrText>
             </w:r>
             <w:r>
               <w:rPr>
@@ -881,7 +6330,7 @@
                 <w:noProof/>
                 <w:webHidden/>
               </w:rPr>
-              <w:t>8</w:t>
+              <w:t>14</w:t>
             </w:r>
             <w:r>
               <w:rPr>
@@ -905,7 +6354,7 @@
               <w:lang w:eastAsia="en-IN" w:bidi="te-IN"/>
             </w:rPr>
           </w:pPr>
-          <w:hyperlink w:anchor="_Toc243776732" w:history="1">
+          <w:hyperlink w:anchor="_Toc243864928" w:history="1">
             <w:r>
               <w:rPr>
                 <w:rStyle w:val="Hyperlink"/>
@@ -953,7 +6402,7 @@
                 <w:noProof/>
                 <w:webHidden/>
               </w:rPr>
-              <w:instrText xml:space="preserve"> PAGEREF _Toc243776732 \h </w:instrText>
+              <w:instrText xml:space="preserve"> PAGEREF _Toc243864928 \h </w:instrText>
             </w:r>
             <w:r>
               <w:rPr>
@@ -973,7 +6422,7 @@
                 <w:noProof/>
                 <w:webHidden/>
               </w:rPr>
-              <w:t>9</w:t>
+              <w:t>14</w:t>
             </w:r>
             <w:r>
               <w:rPr>
@@ -993,7 +6442,7 @@
               <w:lang w:eastAsia="en-IN" w:bidi="te-IN"/>
             </w:rPr>
           </w:pPr>
-          <w:hyperlink w:anchor="_Toc243776733" w:history="1">
+          <w:hyperlink w:anchor="_Toc243864929" w:history="1">
             <w:r>
               <w:rPr>
                 <w:rStyle w:val="Hyperlink"/>
@@ -1041,7 +6490,7 @@
                 <w:noProof/>
                 <w:webHidden/>
               </w:rPr>
-              <w:instrText xml:space="preserve"> PAGEREF _Toc243776733 \h </w:instrText>
+              <w:instrText xml:space="preserve"> PAGEREF _Toc243864929 \h </w:instrText>
             </w:r>
             <w:r>
               <w:rPr>
@@ -1061,7 +6510,7 @@
                 <w:noProof/>
                 <w:webHidden/>
               </w:rPr>
-              <w:t>10</w:t>
+              <w:t>15</w:t>
             </w:r>
             <w:r>
               <w:rPr>
@@ -1081,7 +6530,7 @@
               <w:lang w:eastAsia="en-IN" w:bidi="te-IN"/>
             </w:rPr>
           </w:pPr>
-          <w:hyperlink w:anchor="_Toc243776734" w:history="1">
+          <w:hyperlink w:anchor="_Toc243864930" w:history="1">
             <w:r>
               <w:rPr>
                 <w:rStyle w:val="Hyperlink"/>
@@ -1129,7 +6578,7 @@
                 <w:noProof/>
                 <w:webHidden/>
               </w:rPr>
-              <w:instrText xml:space="preserve"> PAGEREF _Toc243776734 \h </w:instrText>
+              <w:instrText xml:space="preserve"> PAGEREF _Toc243864930 \h </w:instrText>
             </w:r>
             <w:r>
               <w:rPr>
@@ -1149,7 +6598,7 @@
                 <w:noProof/>
                 <w:webHidden/>
               </w:rPr>
-              <w:t>19</w:t>
+              <w:t>24</w:t>
             </w:r>
             <w:r>
               <w:rPr>
@@ -1173,7 +6622,7 @@
               <w:lang w:eastAsia="en-IN" w:bidi="te-IN"/>
             </w:rPr>
           </w:pPr>
-          <w:hyperlink w:anchor="_Toc243776735" w:history="1">
+          <w:hyperlink w:anchor="_Toc243864931" w:history="1">
             <w:r>
               <w:rPr>
                 <w:rStyle w:val="Hyperlink"/>
@@ -1221,7 +6670,7 @@
                 <w:noProof/>
                 <w:webHidden/>
               </w:rPr>
-              <w:instrText xml:space="preserve"> PAGEREF _Toc243776735 \h </w:instrText>
+              <w:instrText xml:space="preserve"> PAGEREF _Toc243864931 \h </w:instrText>
             </w:r>
             <w:r>
               <w:rPr>
@@ -1241,7 +6690,7 @@
                 <w:noProof/>
                 <w:webHidden/>
               </w:rPr>
-              <w:t>19</w:t>
+              <w:t>24</w:t>
             </w:r>
             <w:r>
               <w:rPr>
@@ -1265,7 +6714,7 @@
               <w:lang w:eastAsia="en-IN" w:bidi="te-IN"/>
             </w:rPr>
           </w:pPr>
-          <w:hyperlink w:anchor="_Toc243776736" w:history="1">
+          <w:hyperlink w:anchor="_Toc243864932" w:history="1">
             <w:r>
               <w:rPr>
                 <w:rStyle w:val="Hyperlink"/>
@@ -1313,7 +6762,7 @@
                 <w:noProof/>
                 <w:webHidden/>
               </w:rPr>
-              <w:instrText xml:space="preserve"> PAGEREF _Toc243776736 \h </w:instrText>
+              <w:instrText xml:space="preserve"> PAGEREF _Toc243864932 \h </w:instrText>
             </w:r>
             <w:r>
               <w:rPr>
@@ -1333,7 +6782,7 @@
                 <w:noProof/>
                 <w:webHidden/>
               </w:rPr>
-              <w:t>20</w:t>
+              <w:t>25</w:t>
             </w:r>
             <w:r>
               <w:rPr>
@@ -1357,7 +6806,7 @@
               <w:lang w:eastAsia="en-IN" w:bidi="te-IN"/>
             </w:rPr>
           </w:pPr>
-          <w:hyperlink w:anchor="_Toc243776737" w:history="1">
+          <w:hyperlink w:anchor="_Toc243864933" w:history="1">
             <w:r>
               <w:rPr>
                 <w:rStyle w:val="Hyperlink"/>
@@ -1405,7 +6854,7 @@
                 <w:noProof/>
                 <w:webHidden/>
               </w:rPr>
-              <w:instrText xml:space="preserve"> PAGEREF _Toc243776737 \h </w:instrText>
+              <w:instrText xml:space="preserve"> PAGEREF _Toc243864933 \h </w:instrText>
             </w:r>
             <w:r>
               <w:rPr>
@@ -1425,7 +6874,7 @@
                 <w:noProof/>
                 <w:webHidden/>
               </w:rPr>
-              <w:t>21</w:t>
+              <w:t>26</w:t>
             </w:r>
             <w:r>
               <w:rPr>
@@ -1449,7 +6898,7 @@
               <w:lang w:eastAsia="en-IN" w:bidi="te-IN"/>
             </w:rPr>
           </w:pPr>
-          <w:hyperlink w:anchor="_Toc243776738" w:history="1">
+          <w:hyperlink w:anchor="_Toc243864934" w:history="1">
             <w:r>
               <w:rPr>
                 <w:rStyle w:val="Hyperlink"/>
@@ -1497,7 +6946,7 @@
                 <w:noProof/>
                 <w:webHidden/>
               </w:rPr>
-              <w:instrText xml:space="preserve"> PAGEREF _Toc243776738 \h </w:instrText>
+              <w:instrText xml:space="preserve"> PAGEREF _Toc243864934 \h </w:instrText>
             </w:r>
             <w:r>
               <w:rPr>
@@ -1517,7 +6966,7 @@
                 <w:noProof/>
                 <w:webHidden/>
               </w:rPr>
-              <w:t>21</w:t>
+              <w:t>27</w:t>
             </w:r>
             <w:r>
               <w:rPr>
@@ -1541,7 +6990,7 @@
               <w:lang w:eastAsia="en-IN" w:bidi="te-IN"/>
             </w:rPr>
           </w:pPr>
-          <w:hyperlink w:anchor="_Toc243776739" w:history="1">
+          <w:hyperlink w:anchor="_Toc243864935" w:history="1">
             <w:r>
               <w:rPr>
                 <w:rStyle w:val="Hyperlink"/>
@@ -1589,7 +7038,7 @@
                 <w:noProof/>
                 <w:webHidden/>
               </w:rPr>
-              <w:instrText xml:space="preserve"> PAGEREF _Toc243776739 \h </w:instrText>
+              <w:instrText xml:space="preserve"> PAGEREF _Toc243864935 \h </w:instrText>
             </w:r>
             <w:r>
               <w:rPr>
@@ -1609,7 +7058,7 @@
                 <w:noProof/>
                 <w:webHidden/>
               </w:rPr>
-              <w:t>22</w:t>
+              <w:t>28</w:t>
             </w:r>
             <w:r>
               <w:rPr>
@@ -1633,7 +7082,7 @@
               <w:lang w:eastAsia="en-IN" w:bidi="te-IN"/>
             </w:rPr>
           </w:pPr>
-          <w:hyperlink w:anchor="_Toc243776740" w:history="1">
+          <w:hyperlink w:anchor="_Toc243864936" w:history="1">
             <w:r>
               <w:rPr>
                 <w:rStyle w:val="Hyperlink"/>
@@ -1681,7 +7130,7 @@
                 <w:noProof/>
                 <w:webHidden/>
               </w:rPr>
-              <w:instrText xml:space="preserve"> PAGEREF _Toc243776740 \h </w:instrText>
+              <w:instrText xml:space="preserve"> PAGEREF _Toc243864936 \h </w:instrText>
             </w:r>
             <w:r>
               <w:rPr>
@@ -1701,7 +7150,7 @@
                 <w:noProof/>
                 <w:webHidden/>
               </w:rPr>
-              <w:t>22</w:t>
+              <w:t>28</w:t>
             </w:r>
             <w:r>
               <w:rPr>
@@ -1725,7 +7174,7 @@
               <w:lang w:eastAsia="en-IN" w:bidi="te-IN"/>
             </w:rPr>
           </w:pPr>
-          <w:hyperlink w:anchor="_Toc243776741" w:history="1">
+          <w:hyperlink w:anchor="_Toc243864937" w:history="1">
             <w:r>
               <w:rPr>
                 <w:rStyle w:val="Hyperlink"/>
@@ -1773,7 +7222,7 @@
                 <w:noProof/>
                 <w:webHidden/>
               </w:rPr>
-              <w:instrText xml:space="preserve"> PAGEREF _Toc243776741 \h </w:instrText>
+              <w:instrText xml:space="preserve"> PAGEREF _Toc243864937 \h </w:instrText>
             </w:r>
             <w:r>
               <w:rPr>
@@ -1793,7 +7242,7 @@
                 <w:noProof/>
                 <w:webHidden/>
               </w:rPr>
-              <w:t>23</w:t>
+              <w:t>28</w:t>
             </w:r>
             <w:r>
               <w:rPr>
@@ -1813,7 +7262,7 @@
               <w:lang w:eastAsia="en-IN" w:bidi="te-IN"/>
             </w:rPr>
           </w:pPr>
-          <w:hyperlink w:anchor="_Toc243776742" w:history="1">
+          <w:hyperlink w:anchor="_Toc243864938" w:history="1">
             <w:r>
               <w:rPr>
                 <w:rStyle w:val="Hyperlink"/>
@@ -1861,7 +7310,7 @@
                 <w:noProof/>
                 <w:webHidden/>
               </w:rPr>
-              <w:instrText xml:space="preserve"> PAGEREF _Toc243776742 \h </w:instrText>
+              <w:instrText xml:space="preserve"> PAGEREF _Toc243864938 \h </w:instrText>
             </w:r>
             <w:r>
               <w:rPr>
@@ -1881,7 +7330,7 @@
                 <w:noProof/>
                 <w:webHidden/>
               </w:rPr>
-              <w:t>24</w:t>
+              <w:t>29</w:t>
             </w:r>
             <w:r>
               <w:rPr>
@@ -1905,7 +7354,7 @@
               <w:lang w:eastAsia="en-IN" w:bidi="te-IN"/>
             </w:rPr>
           </w:pPr>
-          <w:hyperlink w:anchor="_Toc243776745" w:history="1">
+          <w:hyperlink w:anchor="_Toc243864941" w:history="1">
             <w:r>
               <w:rPr>
                 <w:rStyle w:val="Hyperlink"/>
@@ -1953,7 +7402,7 @@
                 <w:noProof/>
                 <w:webHidden/>
               </w:rPr>
-              <w:instrText xml:space="preserve"> PAGEREF _Toc243776745 \h </w:instrText>
+              <w:instrText xml:space="preserve"> PAGEREF _Toc243864941 \h </w:instrText>
             </w:r>
             <w:r>
               <w:rPr>
@@ -1973,7 +7422,7 @@
                 <w:noProof/>
                 <w:webHidden/>
               </w:rPr>
-              <w:t>24</w:t>
+              <w:t>30</w:t>
             </w:r>
             <w:r>
               <w:rPr>
@@ -1997,7 +7446,7 @@
               <w:lang w:eastAsia="en-IN" w:bidi="te-IN"/>
             </w:rPr>
           </w:pPr>
-          <w:hyperlink w:anchor="_Toc243776746" w:history="1">
+          <w:hyperlink w:anchor="_Toc243864942" w:history="1">
             <w:r>
               <w:rPr>
                 <w:rStyle w:val="Hyperlink"/>
@@ -2045,7 +7494,7 @@
                 <w:noProof/>
                 <w:webHidden/>
               </w:rPr>
-              <w:instrText xml:space="preserve"> PAGEREF _Toc243776746 \h </w:instrText>
+              <w:instrText xml:space="preserve"> PAGEREF _Toc243864942 \h </w:instrText>
             </w:r>
             <w:r>
               <w:rPr>
@@ -2065,7 +7514,7 @@
                 <w:noProof/>
                 <w:webHidden/>
               </w:rPr>
-              <w:t>24</w:t>
+              <w:t>30</w:t>
             </w:r>
             <w:r>
               <w:rPr>
@@ -2089,7 +7538,7 @@
               <w:lang w:eastAsia="en-IN" w:bidi="te-IN"/>
             </w:rPr>
           </w:pPr>
-          <w:hyperlink w:anchor="_Toc243776747" w:history="1">
+          <w:hyperlink w:anchor="_Toc243864943" w:history="1">
             <w:r>
               <w:rPr>
                 <w:rStyle w:val="Hyperlink"/>
@@ -2137,7 +7586,7 @@
                 <w:noProof/>
                 <w:webHidden/>
               </w:rPr>
-              <w:instrText xml:space="preserve"> PAGEREF _Toc243776747 \h </w:instrText>
+              <w:instrText xml:space="preserve"> PAGEREF _Toc243864943 \h </w:instrText>
             </w:r>
             <w:r>
               <w:rPr>
@@ -2157,7 +7606,7 @@
                 <w:noProof/>
                 <w:webHidden/>
               </w:rPr>
-              <w:t>25</w:t>
+              <w:t>31</w:t>
             </w:r>
             <w:r>
               <w:rPr>
@@ -2180,18 +7629,506 @@
         </w:p>
       </w:sdtContent>
     </w:sdt>
+    <w:p>
+      <w:pPr>
+        <w:jc w:val="both"/>
+        <w:rPr>
+          <w:rFonts w:asciiTheme="majorBidi" w:hAnsiTheme="majorBidi" w:cstheme="majorBidi"/>
+        </w:rPr>
+      </w:pPr>
+    </w:p>
+    <w:p>
+      <w:pPr>
+        <w:pStyle w:val="Heading1"/>
+        <w:jc w:val="center"/>
+        <w:rPr>
+          <w:rFonts w:asciiTheme="majorBidi" w:hAnsiTheme="majorBidi"/>
+          <w:b/>
+          <w:bCs/>
+          <w:color w:val="000000" w:themeColor="text1"/>
+          <w:sz w:val="32"/>
+          <w:szCs w:val="32"/>
+        </w:rPr>
+      </w:pPr>
+      <w:bookmarkStart w:id="4" w:name="_Toc243776724"/>
+      <w:bookmarkStart w:id="5" w:name="_Toc243864919"/>
+      <w:r>
+        <w:rPr>
+          <w:rFonts w:asciiTheme="majorBidi" w:hAnsiTheme="majorBidi"/>
+          <w:b/>
+          <w:bCs/>
+          <w:color w:val="000000" w:themeColor="text1"/>
+          <w:sz w:val="32"/>
+          <w:szCs w:val="32"/>
+        </w:rPr>
+        <w:t xml:space="preserve">LIST OF </w:t>
+      </w:r>
+      <w:r>
+        <w:rPr>
+          <w:rFonts w:asciiTheme="majorBidi" w:hAnsiTheme="majorBidi"/>
+          <w:b/>
+          <w:bCs/>
+          <w:color w:val="000000" w:themeColor="text1"/>
+          <w:sz w:val="32"/>
+          <w:szCs w:val="32"/>
+        </w:rPr>
+        <w:t>FIGURES</w:t>
+      </w:r>
+      <w:bookmarkEnd w:id="4"/>
+      <w:bookmarkEnd w:id="5"/>
+    </w:p>
+    <w:p>
+      <w:pPr>
+        <w:pStyle w:val="TableofFigures"/>
+        <w:tabs>
+          <w:tab w:val="right" w:leader="dot" w:pos="9736"/>
+        </w:tabs>
+        <w:rPr>
+          <w:rFonts w:eastAsiaTheme="minorEastAsia"/>
+          <w:noProof/>
+          <w:lang w:eastAsia="en-IN" w:bidi="te-IN"/>
+        </w:rPr>
+      </w:pPr>
+      <w:r>
+        <w:fldChar w:fldCharType="begin"/>
+      </w:r>
+      <w:r>
+        <w:instrText xml:space="preserve"> TOC \h \z \c "Figure" </w:instrText>
+      </w:r>
+      <w:r>
+        <w:fldChar w:fldCharType="separate"/>
+      </w:r>
+      <w:hyperlink w:anchor="_Toc243776627" w:history="1">
+        <w:r>
+          <w:rPr>
+            <w:rStyle w:val="Hyperlink"/>
+            <w:rFonts w:asciiTheme="majorBidi" w:hAnsiTheme="majorBidi" w:cstheme="majorBidi"/>
+            <w:b/>
+            <w:bCs/>
+            <w:noProof/>
+          </w:rPr>
+          <w:t>Figure 3.1</w:t>
+        </w:r>
+        <w:r>
+          <w:rPr>
+            <w:rStyle w:val="Hyperlink"/>
+            <w:rFonts w:asciiTheme="majorBidi" w:hAnsiTheme="majorBidi" w:cstheme="majorBidi"/>
+            <w:b/>
+            <w:bCs/>
+            <w:noProof/>
+            <w:lang w:val="en-US"/>
+          </w:rPr>
+          <w:t xml:space="preserve"> : Data Flow</w:t>
+        </w:r>
+        <w:r>
+          <w:rPr>
+            <w:noProof/>
+            <w:webHidden/>
+          </w:rPr>
+          <w:tab/>
+        </w:r>
+        <w:r>
+          <w:rPr>
+            <w:noProof/>
+            <w:webHidden/>
+          </w:rPr>
+          <w:fldChar w:fldCharType="begin"/>
+        </w:r>
+        <w:r>
+          <w:rPr>
+            <w:noProof/>
+            <w:webHidden/>
+          </w:rPr>
+          <w:instrText xml:space="preserve"> PAGEREF _Toc243776627 \h </w:instrText>
+        </w:r>
+        <w:r>
+          <w:rPr>
+            <w:noProof/>
+            <w:webHidden/>
+          </w:rPr>
+        </w:r>
+        <w:r>
+          <w:rPr>
+            <w:noProof/>
+            <w:webHidden/>
+          </w:rPr>
+          <w:fldChar w:fldCharType="separate"/>
+        </w:r>
+        <w:r>
+          <w:rPr>
+            <w:noProof/>
+            <w:webHidden/>
+          </w:rPr>
+          <w:t>19</w:t>
+        </w:r>
+        <w:r>
+          <w:rPr>
+            <w:noProof/>
+            <w:webHidden/>
+          </w:rPr>
+          <w:fldChar w:fldCharType="end"/>
+        </w:r>
+      </w:hyperlink>
+    </w:p>
+    <w:p>
+      <w:pPr>
+        <w:pStyle w:val="TableofFigures"/>
+        <w:tabs>
+          <w:tab w:val="right" w:leader="dot" w:pos="9736"/>
+        </w:tabs>
+        <w:rPr>
+          <w:rFonts w:eastAsiaTheme="minorEastAsia"/>
+          <w:noProof/>
+          <w:lang w:eastAsia="en-IN" w:bidi="te-IN"/>
+        </w:rPr>
+      </w:pPr>
+      <w:hyperlink w:anchor="_Toc243776628" w:history="1">
+        <w:r>
+          <w:rPr>
+            <w:rStyle w:val="Hyperlink"/>
+            <w:rFonts w:asciiTheme="majorBidi" w:hAnsiTheme="majorBidi" w:cstheme="majorBidi"/>
+            <w:b/>
+            <w:bCs/>
+            <w:noProof/>
+          </w:rPr>
+          <w:t>Figure 4.1</w:t>
+        </w:r>
+        <w:r>
+          <w:rPr>
+            <w:rStyle w:val="Hyperlink"/>
+            <w:rFonts w:asciiTheme="majorBidi" w:hAnsiTheme="majorBidi" w:cstheme="majorBidi"/>
+            <w:b/>
+            <w:bCs/>
+            <w:noProof/>
+            <w:lang w:val="en-US"/>
+          </w:rPr>
+          <w:t>: Normal Condition</w:t>
+        </w:r>
+        <w:r>
+          <w:rPr>
+            <w:noProof/>
+            <w:webHidden/>
+          </w:rPr>
+          <w:tab/>
+        </w:r>
+        <w:r>
+          <w:rPr>
+            <w:noProof/>
+            <w:webHidden/>
+          </w:rPr>
+          <w:fldChar w:fldCharType="begin"/>
+        </w:r>
+        <w:r>
+          <w:rPr>
+            <w:noProof/>
+            <w:webHidden/>
+          </w:rPr>
+          <w:instrText xml:space="preserve"> PAGEREF _Toc243776628 \h </w:instrText>
+        </w:r>
+        <w:r>
+          <w:rPr>
+            <w:noProof/>
+            <w:webHidden/>
+          </w:rPr>
+        </w:r>
+        <w:r>
+          <w:rPr>
+            <w:noProof/>
+            <w:webHidden/>
+          </w:rPr>
+          <w:fldChar w:fldCharType="separate"/>
+        </w:r>
+        <w:r>
+          <w:rPr>
+            <w:noProof/>
+            <w:webHidden/>
+          </w:rPr>
+          <w:t>24</w:t>
+        </w:r>
+        <w:r>
+          <w:rPr>
+            <w:noProof/>
+            <w:webHidden/>
+          </w:rPr>
+          <w:fldChar w:fldCharType="end"/>
+        </w:r>
+      </w:hyperlink>
+    </w:p>
+    <w:p>
+      <w:pPr>
+        <w:pStyle w:val="TableofFigures"/>
+        <w:tabs>
+          <w:tab w:val="right" w:leader="dot" w:pos="9736"/>
+        </w:tabs>
+        <w:rPr>
+          <w:rFonts w:eastAsiaTheme="minorEastAsia"/>
+          <w:noProof/>
+          <w:lang w:eastAsia="en-IN" w:bidi="te-IN"/>
+        </w:rPr>
+      </w:pPr>
+      <w:hyperlink w:anchor="_Toc243776629" w:history="1">
+        <w:r>
+          <w:rPr>
+            <w:rStyle w:val="Hyperlink"/>
+            <w:rFonts w:asciiTheme="majorBidi" w:hAnsiTheme="majorBidi" w:cstheme="majorBidi"/>
+            <w:b/>
+            <w:bCs/>
+            <w:noProof/>
+          </w:rPr>
+          <w:t>Figure 4.2</w:t>
+        </w:r>
+        <w:r>
+          <w:rPr>
+            <w:rStyle w:val="Hyperlink"/>
+            <w:rFonts w:asciiTheme="majorBidi" w:hAnsiTheme="majorBidi" w:cstheme="majorBidi"/>
+            <w:b/>
+            <w:bCs/>
+            <w:noProof/>
+            <w:lang w:val="en-US"/>
+          </w:rPr>
+          <w:t>: Fault Detection</w:t>
+        </w:r>
+        <w:r>
+          <w:rPr>
+            <w:noProof/>
+            <w:webHidden/>
+          </w:rPr>
+          <w:tab/>
+        </w:r>
+        <w:r>
+          <w:rPr>
+            <w:noProof/>
+            <w:webHidden/>
+          </w:rPr>
+          <w:fldChar w:fldCharType="begin"/>
+        </w:r>
+        <w:r>
+          <w:rPr>
+            <w:noProof/>
+            <w:webHidden/>
+          </w:rPr>
+          <w:instrText xml:space="preserve"> PAGEREF _Toc243776629 \h </w:instrText>
+        </w:r>
+        <w:r>
+          <w:rPr>
+            <w:noProof/>
+            <w:webHidden/>
+          </w:rPr>
+        </w:r>
+        <w:r>
+          <w:rPr>
+            <w:noProof/>
+            <w:webHidden/>
+          </w:rPr>
+          <w:fldChar w:fldCharType="separate"/>
+        </w:r>
+        <w:r>
+          <w:rPr>
+            <w:noProof/>
+            <w:webHidden/>
+          </w:rPr>
+          <w:t>24</w:t>
+        </w:r>
+        <w:r>
+          <w:rPr>
+            <w:noProof/>
+            <w:webHidden/>
+          </w:rPr>
+          <w:fldChar w:fldCharType="end"/>
+        </w:r>
+      </w:hyperlink>
+    </w:p>
+    <w:p>
+      <w:pPr>
+        <w:pStyle w:val="TableofFigures"/>
+        <w:tabs>
+          <w:tab w:val="right" w:leader="dot" w:pos="9736"/>
+        </w:tabs>
+        <w:rPr>
+          <w:rFonts w:eastAsiaTheme="minorEastAsia"/>
+          <w:noProof/>
+          <w:lang w:eastAsia="en-IN" w:bidi="te-IN"/>
+        </w:rPr>
+      </w:pPr>
+      <w:hyperlink w:anchor="_Toc243776630" w:history="1">
+        <w:r>
+          <w:rPr>
+            <w:rStyle w:val="Hyperlink"/>
+            <w:rFonts w:asciiTheme="majorBidi" w:hAnsiTheme="majorBidi" w:cstheme="majorBidi"/>
+            <w:b/>
+            <w:bCs/>
+            <w:noProof/>
+          </w:rPr>
+          <w:t>Figure 4.3</w:t>
+        </w:r>
+        <w:r>
+          <w:rPr>
+            <w:rStyle w:val="Hyperlink"/>
+            <w:rFonts w:asciiTheme="majorBidi" w:hAnsiTheme="majorBidi" w:cstheme="majorBidi"/>
+            <w:b/>
+            <w:bCs/>
+            <w:noProof/>
+            <w:lang w:val="en-US"/>
+          </w:rPr>
+          <w:t>: ML Diagnosis</w:t>
+        </w:r>
+        <w:r>
+          <w:rPr>
+            <w:noProof/>
+            <w:webHidden/>
+          </w:rPr>
+          <w:tab/>
+        </w:r>
+        <w:r>
+          <w:rPr>
+            <w:noProof/>
+            <w:webHidden/>
+          </w:rPr>
+          <w:fldChar w:fldCharType="begin"/>
+        </w:r>
+        <w:r>
+          <w:rPr>
+            <w:noProof/>
+            <w:webHidden/>
+          </w:rPr>
+          <w:instrText xml:space="preserve"> PAGEREF _Toc243776630 \h </w:instrText>
+        </w:r>
+        <w:r>
+          <w:rPr>
+            <w:noProof/>
+            <w:webHidden/>
+          </w:rPr>
+        </w:r>
+        <w:r>
+          <w:rPr>
+            <w:noProof/>
+            <w:webHidden/>
+          </w:rPr>
+          <w:fldChar w:fldCharType="separate"/>
+        </w:r>
+        <w:r>
+          <w:rPr>
+            <w:noProof/>
+            <w:webHidden/>
+          </w:rPr>
+          <w:t>24</w:t>
+        </w:r>
+        <w:r>
+          <w:rPr>
+            <w:noProof/>
+            <w:webHidden/>
+          </w:rPr>
+          <w:fldChar w:fldCharType="end"/>
+        </w:r>
+      </w:hyperlink>
+    </w:p>
+    <w:p>
+      <w:pPr>
+        <w:pStyle w:val="TableofFigures"/>
+        <w:tabs>
+          <w:tab w:val="right" w:leader="dot" w:pos="9736"/>
+        </w:tabs>
+        <w:rPr>
+          <w:rFonts w:eastAsiaTheme="minorEastAsia"/>
+          <w:noProof/>
+          <w:lang w:eastAsia="en-IN" w:bidi="te-IN"/>
+        </w:rPr>
+      </w:pPr>
+      <w:hyperlink w:anchor="_Toc243776631" w:history="1">
+        <w:r>
+          <w:rPr>
+            <w:rStyle w:val="Hyperlink"/>
+            <w:rFonts w:asciiTheme="majorBidi" w:hAnsiTheme="majorBidi" w:cstheme="majorBidi"/>
+            <w:b/>
+            <w:bCs/>
+            <w:noProof/>
+          </w:rPr>
+          <w:t>Figure 4.4</w:t>
+        </w:r>
+        <w:r>
+          <w:rPr>
+            <w:rStyle w:val="Hyperlink"/>
+            <w:rFonts w:asciiTheme="majorBidi" w:hAnsiTheme="majorBidi" w:cstheme="majorBidi"/>
+            <w:b/>
+            <w:bCs/>
+            <w:noProof/>
+            <w:lang w:val="en-US"/>
+          </w:rPr>
+          <w:t>: Alert Notification</w:t>
+        </w:r>
+        <w:r>
+          <w:rPr>
+            <w:noProof/>
+            <w:webHidden/>
+          </w:rPr>
+          <w:tab/>
+        </w:r>
+        <w:r>
+          <w:rPr>
+            <w:noProof/>
+            <w:webHidden/>
+          </w:rPr>
+          <w:fldChar w:fldCharType="begin"/>
+        </w:r>
+        <w:r>
+          <w:rPr>
+            <w:noProof/>
+            <w:webHidden/>
+          </w:rPr>
+          <w:instrText xml:space="preserve"> PAGEREF _Toc243776631 \h </w:instrText>
+        </w:r>
+        <w:r>
+          <w:rPr>
+            <w:noProof/>
+            <w:webHidden/>
+          </w:rPr>
+        </w:r>
+        <w:r>
+          <w:rPr>
+            <w:noProof/>
+            <w:webHidden/>
+          </w:rPr>
+          <w:fldChar w:fldCharType="separate"/>
+        </w:r>
+        <w:r>
+          <w:rPr>
+            <w:noProof/>
+            <w:webHidden/>
+          </w:rPr>
+          <w:t>24</w:t>
+        </w:r>
+        <w:r>
+          <w:rPr>
+            <w:noProof/>
+            <w:webHidden/>
+          </w:rPr>
+          <w:fldChar w:fldCharType="end"/>
+        </w:r>
+      </w:hyperlink>
+    </w:p>
+    <w:p>
+      <w:r>
+        <w:fldChar w:fldCharType="end"/>
+      </w:r>
+    </w:p>
     <w:p/>
     <w:p/>
-    <w:p>
-      <w:pPr>
-        <w:tabs>
-          <w:tab w:val="left" w:pos="1526"/>
-        </w:tabs>
-      </w:pPr>
-      <w:r>
-        <w:tab/>
-      </w:r>
-    </w:p>
+    <w:p/>
+    <w:p/>
+    <w:p/>
+    <w:p/>
+    <w:p/>
+    <w:p/>
+    <w:p/>
+    <w:p/>
+    <w:p/>
+    <w:p/>
+    <w:p/>
+    <w:p/>
+    <w:p/>
+    <w:p/>
+    <w:p/>
+    <w:p/>
     <w:p/>
     <w:p/>
     <w:p>
@@ -2211,7 +8148,8 @@
           <w:szCs w:val="32"/>
         </w:rPr>
       </w:pPr>
-      <w:bookmarkStart w:id="1" w:name="_Toc243776723"/>
+      <w:bookmarkStart w:id="6" w:name="_Toc243776723"/>
+      <w:bookmarkStart w:id="7" w:name="_Toc243864920"/>
       <w:r>
         <w:rPr>
           <w:rFonts w:asciiTheme="majorBidi" w:hAnsiTheme="majorBidi"/>
@@ -2221,10 +8159,10 @@
           <w:sz w:val="32"/>
           <w:szCs w:val="32"/>
         </w:rPr>
-        <w:lastRenderedPageBreak/>
         <w:t>LIST OF TABLES</w:t>
       </w:r>
-      <w:bookmarkEnd w:id="1"/>
+      <w:bookmarkEnd w:id="6"/>
+      <w:bookmarkEnd w:id="7"/>
       <w:r>
         <w:rPr>
           <w:rFonts w:asciiTheme="majorBidi" w:hAnsiTheme="majorBidi"/>
@@ -2526,10 +8464,10 @@
     <w:p/>
     <w:p/>
     <w:p/>
-    <w:p/>
     <w:p>
       <w:pPr>
         <w:pStyle w:val="Heading1"/>
+        <w:spacing w:line="480" w:lineRule="auto"/>
         <w:jc w:val="center"/>
         <w:rPr>
           <w:rFonts w:asciiTheme="majorBidi" w:hAnsiTheme="majorBidi"/>
@@ -2540,7 +8478,8 @@
           <w:szCs w:val="32"/>
         </w:rPr>
       </w:pPr>
-      <w:bookmarkStart w:id="2" w:name="_Toc243776724"/>
+      <w:bookmarkStart w:id="8" w:name="_Toc243776725"/>
+      <w:bookmarkStart w:id="9" w:name="_Toc243864921"/>
       <w:r>
         <w:rPr>
           <w:rFonts w:asciiTheme="majorBidi" w:hAnsiTheme="majorBidi"/>
@@ -2550,523 +8489,10 @@
           <w:sz w:val="32"/>
           <w:szCs w:val="32"/>
         </w:rPr>
-        <w:t xml:space="preserve">LIST OF </w:t>
-      </w:r>
-      <w:r>
-        <w:rPr>
-          <w:rFonts w:asciiTheme="majorBidi" w:hAnsiTheme="majorBidi"/>
-          <w:b/>
-          <w:bCs/>
-          <w:color w:val="000000" w:themeColor="text1"/>
-          <w:sz w:val="32"/>
-          <w:szCs w:val="32"/>
-        </w:rPr>
-        <w:t>FIGURES</w:t>
-      </w:r>
-      <w:bookmarkEnd w:id="2"/>
-    </w:p>
-    <w:p>
-      <w:pPr>
-        <w:pStyle w:val="TableofFigures"/>
-        <w:tabs>
-          <w:tab w:val="right" w:leader="dot" w:pos="9736"/>
-        </w:tabs>
-        <w:rPr>
-          <w:rFonts w:eastAsiaTheme="minorEastAsia"/>
-          <w:noProof/>
-          <w:lang w:eastAsia="en-IN" w:bidi="te-IN"/>
-        </w:rPr>
-      </w:pPr>
-      <w:r>
-        <w:fldChar w:fldCharType="begin"/>
-      </w:r>
-      <w:r>
-        <w:instrText xml:space="preserve"> TOC \h \z \c "Figure" </w:instrText>
-      </w:r>
-      <w:r>
-        <w:fldChar w:fldCharType="separate"/>
-      </w:r>
-      <w:hyperlink w:anchor="_Toc243776627" w:history="1">
-        <w:r>
-          <w:rPr>
-            <w:rStyle w:val="Hyperlink"/>
-            <w:rFonts w:asciiTheme="majorBidi" w:hAnsiTheme="majorBidi" w:cstheme="majorBidi"/>
-            <w:b/>
-            <w:bCs/>
-            <w:noProof/>
-          </w:rPr>
-          <w:t>Figure 3.1</w:t>
-        </w:r>
-        <w:r>
-          <w:rPr>
-            <w:rStyle w:val="Hyperlink"/>
-            <w:rFonts w:asciiTheme="majorBidi" w:hAnsiTheme="majorBidi" w:cstheme="majorBidi"/>
-            <w:b/>
-            <w:bCs/>
-            <w:noProof/>
-            <w:lang w:val="en-US"/>
-          </w:rPr>
-          <w:t xml:space="preserve"> : Data Flow</w:t>
-        </w:r>
-        <w:r>
-          <w:rPr>
-            <w:noProof/>
-            <w:webHidden/>
-          </w:rPr>
-          <w:tab/>
-        </w:r>
-        <w:r>
-          <w:rPr>
-            <w:noProof/>
-            <w:webHidden/>
-          </w:rPr>
-          <w:fldChar w:fldCharType="begin"/>
-        </w:r>
-        <w:r>
-          <w:rPr>
-            <w:noProof/>
-            <w:webHidden/>
-          </w:rPr>
-          <w:instrText xml:space="preserve"> PAGEREF _Toc243776627 \h </w:instrText>
-        </w:r>
-        <w:r>
-          <w:rPr>
-            <w:noProof/>
-            <w:webHidden/>
-          </w:rPr>
-        </w:r>
-        <w:r>
-          <w:rPr>
-            <w:noProof/>
-            <w:webHidden/>
-          </w:rPr>
-          <w:fldChar w:fldCharType="separate"/>
-        </w:r>
-        <w:r>
-          <w:rPr>
-            <w:noProof/>
-            <w:webHidden/>
-          </w:rPr>
-          <w:t>19</w:t>
-        </w:r>
-        <w:r>
-          <w:rPr>
-            <w:noProof/>
-            <w:webHidden/>
-          </w:rPr>
-          <w:fldChar w:fldCharType="end"/>
-        </w:r>
-      </w:hyperlink>
-    </w:p>
-    <w:p>
-      <w:pPr>
-        <w:pStyle w:val="TableofFigures"/>
-        <w:tabs>
-          <w:tab w:val="right" w:leader="dot" w:pos="9736"/>
-        </w:tabs>
-        <w:rPr>
-          <w:rFonts w:eastAsiaTheme="minorEastAsia"/>
-          <w:noProof/>
-          <w:lang w:eastAsia="en-IN" w:bidi="te-IN"/>
-        </w:rPr>
-      </w:pPr>
-      <w:hyperlink w:anchor="_Toc243776628" w:history="1">
-        <w:r>
-          <w:rPr>
-            <w:rStyle w:val="Hyperlink"/>
-            <w:rFonts w:asciiTheme="majorBidi" w:hAnsiTheme="majorBidi" w:cstheme="majorBidi"/>
-            <w:b/>
-            <w:bCs/>
-            <w:noProof/>
-          </w:rPr>
-          <w:t>Figure 4.1</w:t>
-        </w:r>
-        <w:r>
-          <w:rPr>
-            <w:rStyle w:val="Hyperlink"/>
-            <w:rFonts w:asciiTheme="majorBidi" w:hAnsiTheme="majorBidi" w:cstheme="majorBidi"/>
-            <w:b/>
-            <w:bCs/>
-            <w:noProof/>
-            <w:lang w:val="en-US"/>
-          </w:rPr>
-          <w:t>: Normal Condition</w:t>
-        </w:r>
-        <w:r>
-          <w:rPr>
-            <w:noProof/>
-            <w:webHidden/>
-          </w:rPr>
-          <w:tab/>
-        </w:r>
-        <w:r>
-          <w:rPr>
-            <w:noProof/>
-            <w:webHidden/>
-          </w:rPr>
-          <w:fldChar w:fldCharType="begin"/>
-        </w:r>
-        <w:r>
-          <w:rPr>
-            <w:noProof/>
-            <w:webHidden/>
-          </w:rPr>
-          <w:instrText xml:space="preserve"> PAGEREF _Toc243776628 \h </w:instrText>
-        </w:r>
-        <w:r>
-          <w:rPr>
-            <w:noProof/>
-            <w:webHidden/>
-          </w:rPr>
-        </w:r>
-        <w:r>
-          <w:rPr>
-            <w:noProof/>
-            <w:webHidden/>
-          </w:rPr>
-          <w:fldChar w:fldCharType="separate"/>
-        </w:r>
-        <w:r>
-          <w:rPr>
-            <w:noProof/>
-            <w:webHidden/>
-          </w:rPr>
-          <w:t>24</w:t>
-        </w:r>
-        <w:r>
-          <w:rPr>
-            <w:noProof/>
-            <w:webHidden/>
-          </w:rPr>
-          <w:fldChar w:fldCharType="end"/>
-        </w:r>
-      </w:hyperlink>
-    </w:p>
-    <w:p>
-      <w:pPr>
-        <w:pStyle w:val="TableofFigures"/>
-        <w:tabs>
-          <w:tab w:val="right" w:leader="dot" w:pos="9736"/>
-        </w:tabs>
-        <w:rPr>
-          <w:rFonts w:eastAsiaTheme="minorEastAsia"/>
-          <w:noProof/>
-          <w:lang w:eastAsia="en-IN" w:bidi="te-IN"/>
-        </w:rPr>
-      </w:pPr>
-      <w:hyperlink w:anchor="_Toc243776629" w:history="1">
-        <w:r>
-          <w:rPr>
-            <w:rStyle w:val="Hyperlink"/>
-            <w:rFonts w:asciiTheme="majorBidi" w:hAnsiTheme="majorBidi" w:cstheme="majorBidi"/>
-            <w:b/>
-            <w:bCs/>
-            <w:noProof/>
-          </w:rPr>
-          <w:t>Figure 4.2</w:t>
-        </w:r>
-        <w:r>
-          <w:rPr>
-            <w:rStyle w:val="Hyperlink"/>
-            <w:rFonts w:asciiTheme="majorBidi" w:hAnsiTheme="majorBidi" w:cstheme="majorBidi"/>
-            <w:b/>
-            <w:bCs/>
-            <w:noProof/>
-            <w:lang w:val="en-US"/>
-          </w:rPr>
-          <w:t>: Fault Detection</w:t>
-        </w:r>
-        <w:r>
-          <w:rPr>
-            <w:noProof/>
-            <w:webHidden/>
-          </w:rPr>
-          <w:tab/>
-        </w:r>
-        <w:r>
-          <w:rPr>
-            <w:noProof/>
-            <w:webHidden/>
-          </w:rPr>
-          <w:fldChar w:fldCharType="begin"/>
-        </w:r>
-        <w:r>
-          <w:rPr>
-            <w:noProof/>
-            <w:webHidden/>
-          </w:rPr>
-          <w:instrText xml:space="preserve"> PAGEREF _Toc243776629 \h </w:instrText>
-        </w:r>
-        <w:r>
-          <w:rPr>
-            <w:noProof/>
-            <w:webHidden/>
-          </w:rPr>
-        </w:r>
-        <w:r>
-          <w:rPr>
-            <w:noProof/>
-            <w:webHidden/>
-          </w:rPr>
-          <w:fldChar w:fldCharType="separate"/>
-        </w:r>
-        <w:r>
-          <w:rPr>
-            <w:noProof/>
-            <w:webHidden/>
-          </w:rPr>
-          <w:t>24</w:t>
-        </w:r>
-        <w:r>
-          <w:rPr>
-            <w:noProof/>
-            <w:webHidden/>
-          </w:rPr>
-          <w:fldChar w:fldCharType="end"/>
-        </w:r>
-      </w:hyperlink>
-    </w:p>
-    <w:p>
-      <w:pPr>
-        <w:pStyle w:val="TableofFigures"/>
-        <w:tabs>
-          <w:tab w:val="right" w:leader="dot" w:pos="9736"/>
-        </w:tabs>
-        <w:rPr>
-          <w:rFonts w:eastAsiaTheme="minorEastAsia"/>
-          <w:noProof/>
-          <w:lang w:eastAsia="en-IN" w:bidi="te-IN"/>
-        </w:rPr>
-      </w:pPr>
-      <w:hyperlink w:anchor="_Toc243776630" w:history="1">
-        <w:r>
-          <w:rPr>
-            <w:rStyle w:val="Hyperlink"/>
-            <w:rFonts w:asciiTheme="majorBidi" w:hAnsiTheme="majorBidi" w:cstheme="majorBidi"/>
-            <w:b/>
-            <w:bCs/>
-            <w:noProof/>
-          </w:rPr>
-          <w:t>Figure 4.3</w:t>
-        </w:r>
-        <w:r>
-          <w:rPr>
-            <w:rStyle w:val="Hyperlink"/>
-            <w:rFonts w:asciiTheme="majorBidi" w:hAnsiTheme="majorBidi" w:cstheme="majorBidi"/>
-            <w:b/>
-            <w:bCs/>
-            <w:noProof/>
-            <w:lang w:val="en-US"/>
-          </w:rPr>
-          <w:t>: ML Diagnosis</w:t>
-        </w:r>
-        <w:r>
-          <w:rPr>
-            <w:noProof/>
-            <w:webHidden/>
-          </w:rPr>
-          <w:tab/>
-        </w:r>
-        <w:r>
-          <w:rPr>
-            <w:noProof/>
-            <w:webHidden/>
-          </w:rPr>
-          <w:fldChar w:fldCharType="begin"/>
-        </w:r>
-        <w:r>
-          <w:rPr>
-            <w:noProof/>
-            <w:webHidden/>
-          </w:rPr>
-          <w:instrText xml:space="preserve"> PAGEREF _Toc243776630 \h </w:instrText>
-        </w:r>
-        <w:r>
-          <w:rPr>
-            <w:noProof/>
-            <w:webHidden/>
-          </w:rPr>
-        </w:r>
-        <w:r>
-          <w:rPr>
-            <w:noProof/>
-            <w:webHidden/>
-          </w:rPr>
-          <w:fldChar w:fldCharType="separate"/>
-        </w:r>
-        <w:r>
-          <w:rPr>
-            <w:noProof/>
-            <w:webHidden/>
-          </w:rPr>
-          <w:t>24</w:t>
-        </w:r>
-        <w:r>
-          <w:rPr>
-            <w:noProof/>
-            <w:webHidden/>
-          </w:rPr>
-          <w:fldChar w:fldCharType="end"/>
-        </w:r>
-      </w:hyperlink>
-    </w:p>
-    <w:p>
-      <w:pPr>
-        <w:pStyle w:val="TableofFigures"/>
-        <w:tabs>
-          <w:tab w:val="right" w:leader="dot" w:pos="9736"/>
-        </w:tabs>
-        <w:rPr>
-          <w:rFonts w:eastAsiaTheme="minorEastAsia"/>
-          <w:noProof/>
-          <w:lang w:eastAsia="en-IN" w:bidi="te-IN"/>
-        </w:rPr>
-      </w:pPr>
-      <w:hyperlink w:anchor="_Toc243776631" w:history="1">
-        <w:r>
-          <w:rPr>
-            <w:rStyle w:val="Hyperlink"/>
-            <w:rFonts w:asciiTheme="majorBidi" w:hAnsiTheme="majorBidi" w:cstheme="majorBidi"/>
-            <w:b/>
-            <w:bCs/>
-            <w:noProof/>
-          </w:rPr>
-          <w:t>Figure 4.4</w:t>
-        </w:r>
-        <w:r>
-          <w:rPr>
-            <w:rStyle w:val="Hyperlink"/>
-            <w:rFonts w:asciiTheme="majorBidi" w:hAnsiTheme="majorBidi" w:cstheme="majorBidi"/>
-            <w:b/>
-            <w:bCs/>
-            <w:noProof/>
-            <w:lang w:val="en-US"/>
-          </w:rPr>
-          <w:t>: Alert Notification</w:t>
-        </w:r>
-        <w:r>
-          <w:rPr>
-            <w:noProof/>
-            <w:webHidden/>
-          </w:rPr>
-          <w:tab/>
-        </w:r>
-        <w:r>
-          <w:rPr>
-            <w:noProof/>
-            <w:webHidden/>
-          </w:rPr>
-          <w:fldChar w:fldCharType="begin"/>
-        </w:r>
-        <w:r>
-          <w:rPr>
-            <w:noProof/>
-            <w:webHidden/>
-          </w:rPr>
-          <w:instrText xml:space="preserve"> PAGEREF _Toc243776631 \h </w:instrText>
-        </w:r>
-        <w:r>
-          <w:rPr>
-            <w:noProof/>
-            <w:webHidden/>
-          </w:rPr>
-        </w:r>
-        <w:r>
-          <w:rPr>
-            <w:noProof/>
-            <w:webHidden/>
-          </w:rPr>
-          <w:fldChar w:fldCharType="separate"/>
-        </w:r>
-        <w:r>
-          <w:rPr>
-            <w:noProof/>
-            <w:webHidden/>
-          </w:rPr>
-          <w:t>24</w:t>
-        </w:r>
-        <w:r>
-          <w:rPr>
-            <w:noProof/>
-            <w:webHidden/>
-          </w:rPr>
-          <w:fldChar w:fldCharType="end"/>
-        </w:r>
-      </w:hyperlink>
-    </w:p>
-    <w:p>
-      <w:r>
-        <w:fldChar w:fldCharType="end"/>
-      </w:r>
-    </w:p>
-    <w:p>
-      <w:pPr>
-        <w:pStyle w:val="TableofFigures"/>
-        <w:tabs>
-          <w:tab w:val="right" w:leader="dot" w:pos="9736"/>
-        </w:tabs>
-      </w:pPr>
-      <w:r>
-        <w:fldChar w:fldCharType="begin"/>
-      </w:r>
-      <w:r>
-        <w:instrText xml:space="preserve"> TOC \h \z \c "Figure" </w:instrText>
-      </w:r>
-      <w:r>
-        <w:fldChar w:fldCharType="separate"/>
-      </w:r>
-      <w:r>
-        <w:fldChar w:fldCharType="end"/>
-      </w:r>
-    </w:p>
-    <w:p/>
-    <w:p/>
-    <w:p/>
-    <w:p/>
-    <w:p/>
-    <w:p/>
-    <w:p/>
-    <w:p/>
-    <w:p/>
-    <w:p/>
-    <w:p/>
-    <w:p/>
-    <w:p/>
-    <w:p/>
-    <w:p/>
-    <w:p/>
-    <w:p/>
-    <w:p/>
-    <w:p/>
-    <w:p/>
-    <w:p/>
-    <w:p>
-      <w:pPr>
-        <w:pStyle w:val="Heading1"/>
-        <w:spacing w:line="480" w:lineRule="auto"/>
-        <w:jc w:val="center"/>
-        <w:rPr>
-          <w:rFonts w:asciiTheme="majorBidi" w:hAnsiTheme="majorBidi"/>
-          <w:b/>
-          <w:bCs/>
-          <w:color w:val="000000" w:themeColor="text1"/>
-          <w:sz w:val="32"/>
-          <w:szCs w:val="32"/>
-        </w:rPr>
-      </w:pPr>
-      <w:bookmarkStart w:id="3" w:name="_Toc243776725"/>
-      <w:r>
-        <w:rPr>
-          <w:rFonts w:asciiTheme="majorBidi" w:hAnsiTheme="majorBidi"/>
-          <w:b/>
-          <w:bCs/>
-          <w:color w:val="000000" w:themeColor="text1"/>
-          <w:sz w:val="32"/>
-          <w:szCs w:val="32"/>
-        </w:rPr>
         <w:t>ABSTRACT</w:t>
       </w:r>
-      <w:bookmarkEnd w:id="3"/>
+      <w:bookmarkEnd w:id="8"/>
+      <w:bookmarkEnd w:id="9"/>
     </w:p>
     <w:p>
       <w:pPr>
@@ -3139,8 +8565,30 @@
         <w:t xml:space="preserve"> Underground Cable Fault Detection, Fault Distance Estimation, ESP32, IoT, Machine Learning, TMP117, Mobile Application, Predictive Maintenance, Cable Health Monitoring</w:t>
       </w:r>
     </w:p>
-    <w:p/>
-    <w:p/>
+    <w:p>
+      <w:r>
+        <w:br w:type="page"/>
+      </w:r>
+    </w:p>
+    <w:p>
+      <w:pPr>
+        <w:sectPr>
+          <w:pgSz w:w="11907" w:h="16839"/>
+          <w:pgMar w:top="1440" w:right="1080" w:bottom="1440" w:left="1080" w:header="708" w:footer="530" w:gutter="0"/>
+          <w:pgBorders w:offsetFrom="page">
+            <w:top w:val="single" w:sz="4" w:space="24" w:color="auto"/>
+            <w:left w:val="single" w:sz="4" w:space="24" w:color="auto"/>
+            <w:bottom w:val="single" w:sz="4" w:space="24" w:color="auto"/>
+            <w:right w:val="single" w:sz="4" w:space="24" w:color="auto"/>
+          </w:pgBorders>
+          <w:pgNumType w:fmt="lowerRoman" w:start="1"/>
+          <w:cols w:space="708"/>
+          <w:docGrid w:linePitch="360"/>
+        </w:sectPr>
+      </w:pPr>
+      <w:bookmarkStart w:id="10" w:name="_Toc243776726"/>
+      <w:bookmarkStart w:id="11" w:name="_Toc243864922"/>
+    </w:p>
     <w:p>
       <w:pPr>
         <w:pStyle w:val="Heading1"/>
@@ -3159,7 +8607,6 @@
           <w:szCs w:val="32"/>
         </w:rPr>
       </w:pPr>
-      <w:bookmarkStart w:id="4" w:name="_Toc243776726"/>
       <w:r>
         <w:rPr>
           <w:rFonts w:asciiTheme="majorBidi" w:hAnsiTheme="majorBidi"/>
@@ -3171,7 +8618,8 @@
         </w:rPr>
         <w:t>INTRODUCTION</w:t>
       </w:r>
-      <w:bookmarkEnd w:id="4"/>
+      <w:bookmarkEnd w:id="10"/>
+      <w:bookmarkEnd w:id="11"/>
     </w:p>
     <w:p>
       <w:pPr>
@@ -3357,7 +8805,8 @@
           <w:szCs w:val="28"/>
         </w:rPr>
       </w:pPr>
-      <w:bookmarkStart w:id="5" w:name="_Toc243776727"/>
+      <w:bookmarkStart w:id="12" w:name="_Toc243776727"/>
+      <w:bookmarkStart w:id="13" w:name="_Toc243864923"/>
       <w:r>
         <w:rPr>
           <w:rFonts w:asciiTheme="majorBidi" w:hAnsiTheme="majorBidi"/>
@@ -3369,7 +8818,8 @@
         </w:rPr>
         <w:t>Problem Definition</w:t>
       </w:r>
-      <w:bookmarkEnd w:id="5"/>
+      <w:bookmarkEnd w:id="12"/>
+      <w:bookmarkEnd w:id="13"/>
     </w:p>
     <w:p>
       <w:pPr>
@@ -3754,7 +9204,8 @@
           <w:szCs w:val="28"/>
         </w:rPr>
       </w:pPr>
-      <w:bookmarkStart w:id="6" w:name="_Toc243776728"/>
+      <w:bookmarkStart w:id="14" w:name="_Toc243776728"/>
+      <w:bookmarkStart w:id="15" w:name="_Toc243864924"/>
       <w:r>
         <w:rPr>
           <w:rFonts w:asciiTheme="majorBidi" w:hAnsiTheme="majorBidi"/>
@@ -3766,7 +9217,8 @@
         </w:rPr>
         <w:t>Existing Applications</w:t>
       </w:r>
-      <w:bookmarkEnd w:id="6"/>
+      <w:bookmarkEnd w:id="14"/>
+      <w:bookmarkEnd w:id="15"/>
     </w:p>
     <w:p>
       <w:pPr>
@@ -3829,7 +9281,8 @@
           <w:szCs w:val="28"/>
         </w:rPr>
       </w:pPr>
-      <w:bookmarkStart w:id="7" w:name="_Toc243776729"/>
+      <w:bookmarkStart w:id="16" w:name="_Toc243776729"/>
+      <w:bookmarkStart w:id="17" w:name="_Toc243864925"/>
       <w:r>
         <w:rPr>
           <w:rFonts w:asciiTheme="majorBidi" w:hAnsiTheme="majorBidi"/>
@@ -3841,7 +9294,8 @@
         </w:rPr>
         <w:t>Proposed Application</w:t>
       </w:r>
-      <w:bookmarkEnd w:id="7"/>
+      <w:bookmarkEnd w:id="16"/>
+      <w:bookmarkEnd w:id="17"/>
     </w:p>
     <w:p>
       <w:pPr>
@@ -3906,31 +9360,7 @@
           <w:b/>
           <w:bCs/>
         </w:rPr>
-        <w:t>M</w:t>
-      </w:r>
-      <w:r>
-        <w:rPr>
-          <w:rFonts w:asciiTheme="majorBidi" w:hAnsiTheme="majorBidi" w:cstheme="majorBidi"/>
-          <w:b/>
-          <w:bCs/>
-        </w:rPr>
-        <w:t xml:space="preserve">achine </w:t>
-      </w:r>
-      <w:r>
-        <w:rPr>
-          <w:rFonts w:asciiTheme="majorBidi" w:hAnsiTheme="majorBidi" w:cstheme="majorBidi"/>
-          <w:b/>
-          <w:bCs/>
-        </w:rPr>
-        <w:t>L</w:t>
-      </w:r>
-      <w:r>
-        <w:rPr>
-          <w:rFonts w:asciiTheme="majorBidi" w:hAnsiTheme="majorBidi" w:cstheme="majorBidi"/>
-          <w:b/>
-          <w:bCs/>
-        </w:rPr>
-        <w:t>earning</w:t>
+        <w:t>Machine Learning</w:t>
       </w:r>
       <w:r>
         <w:rPr>
@@ -3969,7 +9399,8 @@
           <w:color w:val="000000" w:themeColor="text1"/>
         </w:rPr>
       </w:pPr>
-      <w:bookmarkStart w:id="8" w:name="_Toc243776730"/>
+      <w:bookmarkStart w:id="18" w:name="_Toc243776730"/>
+      <w:bookmarkStart w:id="19" w:name="_Toc243864926"/>
       <w:r>
         <w:rPr>
           <w:rFonts w:asciiTheme="majorBidi" w:hAnsiTheme="majorBidi"/>
@@ -3979,7 +9410,8 @@
         </w:rPr>
         <w:t>Requirements Specifications</w:t>
       </w:r>
-      <w:bookmarkEnd w:id="8"/>
+      <w:bookmarkEnd w:id="18"/>
+      <w:bookmarkEnd w:id="19"/>
     </w:p>
     <w:p>
       <w:pPr>
@@ -4010,7 +9442,8 @@
           <w:color w:val="000000" w:themeColor="text1"/>
         </w:rPr>
       </w:pPr>
-      <w:bookmarkStart w:id="9" w:name="_Toc243776731"/>
+      <w:bookmarkStart w:id="20" w:name="_Toc243776731"/>
+      <w:bookmarkStart w:id="21" w:name="_Toc243864927"/>
       <w:r>
         <w:rPr>
           <w:rFonts w:asciiTheme="majorBidi" w:hAnsiTheme="majorBidi"/>
@@ -4020,7 +9453,8 @@
         </w:rPr>
         <w:t>Software Requirements</w:t>
       </w:r>
-      <w:bookmarkEnd w:id="9"/>
+      <w:bookmarkEnd w:id="20"/>
+      <w:bookmarkEnd w:id="21"/>
     </w:p>
     <w:p>
       <w:pPr>
@@ -4073,19 +9507,7 @@
         <w:rPr>
           <w:rFonts w:asciiTheme="majorBidi" w:hAnsiTheme="majorBidi" w:cstheme="majorBidi"/>
         </w:rPr>
-        <w:t xml:space="preserve"> Arduino IDE 2.x / VS Code with </w:t>
-      </w:r>
-      <w:r>
-        <w:rPr>
-          <w:rFonts w:asciiTheme="majorBidi" w:hAnsiTheme="majorBidi" w:cstheme="majorBidi"/>
-        </w:rPr>
-        <w:t>Platform IO</w:t>
-      </w:r>
-      <w:r>
-        <w:rPr>
-          <w:rFonts w:asciiTheme="majorBidi" w:hAnsiTheme="majorBidi" w:cstheme="majorBidi"/>
-        </w:rPr>
-        <w:t xml:space="preserve"> (ESP32 board support)</w:t>
+        <w:t xml:space="preserve"> Arduino IDE 2.x / VS Code with Platform IO (ESP32 board support)</w:t>
       </w:r>
     </w:p>
     <w:p>
@@ -4291,7 +9713,8 @@
           <w:color w:val="000000" w:themeColor="text1"/>
         </w:rPr>
       </w:pPr>
-      <w:bookmarkStart w:id="10" w:name="_Toc243776732"/>
+      <w:bookmarkStart w:id="22" w:name="_Toc243776732"/>
+      <w:bookmarkStart w:id="23" w:name="_Toc243864928"/>
       <w:r>
         <w:rPr>
           <w:rFonts w:asciiTheme="majorBidi" w:hAnsiTheme="majorBidi"/>
@@ -4301,7 +9724,8 @@
         </w:rPr>
         <w:t>Hardware Requirements</w:t>
       </w:r>
-      <w:bookmarkEnd w:id="10"/>
+      <w:bookmarkEnd w:id="22"/>
+      <w:bookmarkEnd w:id="23"/>
     </w:p>
     <w:p>
       <w:pPr>
@@ -4735,7 +10159,8 @@
           <w:szCs w:val="32"/>
         </w:rPr>
       </w:pPr>
-      <w:bookmarkStart w:id="11" w:name="_Toc243776733"/>
+      <w:bookmarkStart w:id="24" w:name="_Toc243776733"/>
+      <w:bookmarkStart w:id="25" w:name="_Toc243864929"/>
       <w:r>
         <w:rPr>
           <w:rFonts w:asciiTheme="majorBidi" w:hAnsiTheme="majorBidi"/>
@@ -4747,7 +10172,8 @@
         </w:rPr>
         <w:t>LITERATURE SURVEY</w:t>
       </w:r>
-      <w:bookmarkEnd w:id="11"/>
+      <w:bookmarkEnd w:id="24"/>
+      <w:bookmarkEnd w:id="25"/>
     </w:p>
     <w:p>
       <w:pPr>
@@ -4807,7 +10233,7 @@
         </w:rPr>
         <w:t xml:space="preserve">Link: </w:t>
       </w:r>
-      <w:hyperlink r:id="rId8" w:tgtFrame="_blank" w:history="1">
+      <w:hyperlink r:id="rId16" w:tgtFrame="_blank" w:history="1">
         <w:r>
           <w:rPr>
             <w:rStyle w:val="Hyperlink"/>
@@ -4895,7 +10321,7 @@
         </w:rPr>
         <w:t xml:space="preserve">Link: </w:t>
       </w:r>
-      <w:hyperlink r:id="rId9" w:tgtFrame="_blank" w:history="1">
+      <w:hyperlink r:id="rId17" w:tgtFrame="_blank" w:history="1">
         <w:r>
           <w:rPr>
             <w:rStyle w:val="Hyperlink"/>
@@ -4963,7 +10389,7 @@
         </w:rPr>
         <w:t xml:space="preserve">Link: </w:t>
       </w:r>
-      <w:hyperlink r:id="rId10" w:tgtFrame="_blank" w:history="1">
+      <w:hyperlink r:id="rId18" w:tgtFrame="_blank" w:history="1">
         <w:r>
           <w:rPr>
             <w:rStyle w:val="Hyperlink"/>
@@ -5165,7 +10591,7 @@
         </w:rPr>
         <w:t xml:space="preserve">Link: </w:t>
       </w:r>
-      <w:hyperlink r:id="rId11" w:tgtFrame="_blank" w:history="1">
+      <w:hyperlink r:id="rId19" w:tgtFrame="_blank" w:history="1">
         <w:r>
           <w:rPr>
             <w:rStyle w:val="Hyperlink"/>
@@ -5233,7 +10659,7 @@
         </w:rPr>
         <w:t xml:space="preserve">Link: </w:t>
       </w:r>
-      <w:hyperlink r:id="rId12" w:tgtFrame="_blank" w:history="1">
+      <w:hyperlink r:id="rId20" w:tgtFrame="_blank" w:history="1">
         <w:r>
           <w:rPr>
             <w:rStyle w:val="Hyperlink"/>
@@ -5317,7 +10743,7 @@
         </w:rPr>
         <w:t xml:space="preserve">Link: </w:t>
       </w:r>
-      <w:hyperlink r:id="rId13" w:tgtFrame="_blank" w:history="1">
+      <w:hyperlink r:id="rId21" w:tgtFrame="_blank" w:history="1">
         <w:r>
           <w:rPr>
             <w:rStyle w:val="Hyperlink"/>
@@ -5385,7 +10811,7 @@
         </w:rPr>
         <w:t xml:space="preserve">Link: </w:t>
       </w:r>
-      <w:hyperlink r:id="rId14" w:tgtFrame="_blank" w:history="1">
+      <w:hyperlink r:id="rId22" w:tgtFrame="_blank" w:history="1">
         <w:r>
           <w:rPr>
             <w:rStyle w:val="Hyperlink"/>
@@ -5453,7 +10879,7 @@
         </w:rPr>
         <w:t xml:space="preserve">Link: </w:t>
       </w:r>
-      <w:hyperlink r:id="rId15" w:tgtFrame="_blank" w:history="1">
+      <w:hyperlink r:id="rId23" w:tgtFrame="_blank" w:history="1">
         <w:r>
           <w:rPr>
             <w:rStyle w:val="Hyperlink"/>
@@ -5521,7 +10947,7 @@
         </w:rPr>
         <w:t xml:space="preserve">Link: </w:t>
       </w:r>
-      <w:hyperlink r:id="rId16" w:tgtFrame="_blank" w:history="1">
+      <w:hyperlink r:id="rId24" w:tgtFrame="_blank" w:history="1">
         <w:r>
           <w:rPr>
             <w:rStyle w:val="Hyperlink"/>
@@ -5589,7 +11015,7 @@
         </w:rPr>
         <w:t xml:space="preserve">Link: </w:t>
       </w:r>
-      <w:hyperlink r:id="rId17" w:tgtFrame="_blank" w:history="1">
+      <w:hyperlink r:id="rId25" w:tgtFrame="_blank" w:history="1">
         <w:r>
           <w:rPr>
             <w:rStyle w:val="Hyperlink"/>
@@ -5721,7 +11147,7 @@
         </w:rPr>
         <w:t xml:space="preserve">Link: </w:t>
       </w:r>
-      <w:hyperlink r:id="rId18" w:tgtFrame="_blank" w:history="1">
+      <w:hyperlink r:id="rId26" w:tgtFrame="_blank" w:history="1">
         <w:r>
           <w:rPr>
             <w:rStyle w:val="Hyperlink"/>
@@ -5805,7 +11231,7 @@
         </w:rPr>
         <w:t xml:space="preserve">Link: </w:t>
       </w:r>
-      <w:hyperlink r:id="rId19" w:tgtFrame="_blank" w:history="1">
+      <w:hyperlink r:id="rId27" w:tgtFrame="_blank" w:history="1">
         <w:r>
           <w:rPr>
             <w:rStyle w:val="Hyperlink"/>
@@ -5889,7 +11315,7 @@
         </w:rPr>
         <w:t xml:space="preserve">Link: </w:t>
       </w:r>
-      <w:hyperlink r:id="rId20" w:tgtFrame="_blank" w:history="1">
+      <w:hyperlink r:id="rId28" w:tgtFrame="_blank" w:history="1">
         <w:r>
           <w:rPr>
             <w:rStyle w:val="Hyperlink"/>
@@ -5957,7 +11383,7 @@
         </w:rPr>
         <w:t xml:space="preserve">Link: </w:t>
       </w:r>
-      <w:hyperlink r:id="rId21" w:tgtFrame="_blank" w:history="1">
+      <w:hyperlink r:id="rId29" w:tgtFrame="_blank" w:history="1">
         <w:r>
           <w:rPr>
             <w:rStyle w:val="Hyperlink"/>
@@ -6041,7 +11467,7 @@
         </w:rPr>
         <w:t xml:space="preserve">Link: </w:t>
       </w:r>
-      <w:hyperlink r:id="rId22" w:tgtFrame="_blank" w:history="1">
+      <w:hyperlink r:id="rId30" w:tgtFrame="_blank" w:history="1">
         <w:r>
           <w:rPr>
             <w:rStyle w:val="Hyperlink"/>
@@ -6141,7 +11567,7 @@
         </w:rPr>
         <w:t xml:space="preserve">Link: </w:t>
       </w:r>
-      <w:hyperlink r:id="rId23" w:tgtFrame="_blank" w:history="1">
+      <w:hyperlink r:id="rId31" w:tgtFrame="_blank" w:history="1">
         <w:r>
           <w:rPr>
             <w:rStyle w:val="Hyperlink"/>
@@ -6159,8 +11585,8 @@
       <w:r>
         <w:t xml:space="preserve"> </w:t>
       </w:r>
-      <w:bookmarkStart w:id="12" w:name="_Toc243775290"/>
-      <w:bookmarkStart w:id="13" w:name="_Toc243775637"/>
+      <w:bookmarkStart w:id="26" w:name="_Toc243775290"/>
+      <w:bookmarkStart w:id="27" w:name="_Toc243775637"/>
     </w:p>
     <w:p>
       <w:pPr>
@@ -6176,8 +11602,8 @@
           <w:color w:val="000000" w:themeColor="text1"/>
         </w:rPr>
       </w:pPr>
-      <w:bookmarkStart w:id="14" w:name="_Toc243776103"/>
-      <w:bookmarkStart w:id="15" w:name="_Toc243776487"/>
+      <w:bookmarkStart w:id="28" w:name="_Toc243776103"/>
+      <w:bookmarkStart w:id="29" w:name="_Toc243776487"/>
       <w:r>
         <w:rPr>
           <w:rFonts w:asciiTheme="majorBidi" w:hAnsiTheme="majorBidi" w:cstheme="majorBidi"/>
@@ -6324,10 +11750,10 @@
         </w:rPr>
         <w:t xml:space="preserve"> : Literature Survey table</w:t>
       </w:r>
-      <w:bookmarkEnd w:id="12"/>
-      <w:bookmarkEnd w:id="13"/>
-      <w:bookmarkEnd w:id="14"/>
-      <w:bookmarkEnd w:id="15"/>
+      <w:bookmarkEnd w:id="26"/>
+      <w:bookmarkEnd w:id="27"/>
+      <w:bookmarkEnd w:id="28"/>
+      <w:bookmarkEnd w:id="29"/>
     </w:p>
     <w:tbl>
       <w:tblPr>
@@ -6339,7 +11765,7 @@
         <w:gridCol w:w="620"/>
         <w:gridCol w:w="1453"/>
         <w:gridCol w:w="1320"/>
-        <w:gridCol w:w="613"/>
+        <w:gridCol w:w="614"/>
         <w:gridCol w:w="1298"/>
         <w:gridCol w:w="1516"/>
         <w:gridCol w:w="1452"/>
@@ -9823,7 +15249,8 @@
           <w:szCs w:val="32"/>
         </w:rPr>
       </w:pPr>
-      <w:bookmarkStart w:id="16" w:name="_Toc243776734"/>
+      <w:bookmarkStart w:id="30" w:name="_Toc243776734"/>
+      <w:bookmarkStart w:id="31" w:name="_Toc243864930"/>
       <w:r>
         <w:rPr>
           <w:rFonts w:asciiTheme="majorBidi" w:hAnsiTheme="majorBidi"/>
@@ -9835,7 +15262,8 @@
         </w:rPr>
         <w:t>DESIGN METHODOLOGY</w:t>
       </w:r>
-      <w:bookmarkEnd w:id="16"/>
+      <w:bookmarkEnd w:id="30"/>
+      <w:bookmarkEnd w:id="31"/>
     </w:p>
     <w:p>
       <w:pPr>
@@ -9869,7 +15297,8 @@
           <w:szCs w:val="28"/>
         </w:rPr>
       </w:pPr>
-      <w:bookmarkStart w:id="17" w:name="_Toc243776735"/>
+      <w:bookmarkStart w:id="32" w:name="_Toc243776735"/>
+      <w:bookmarkStart w:id="33" w:name="_Toc243864931"/>
       <w:r>
         <w:rPr>
           <w:rFonts w:asciiTheme="majorBidi" w:hAnsiTheme="majorBidi"/>
@@ -9881,7 +15310,8 @@
         </w:rPr>
         <w:t>System Architecture</w:t>
       </w:r>
-      <w:bookmarkEnd w:id="17"/>
+      <w:bookmarkEnd w:id="32"/>
+      <w:bookmarkEnd w:id="33"/>
     </w:p>
     <w:p>
       <w:pPr>
@@ -9992,6 +15422,9 @@
         </w:rPr>
       </w:pPr>
       <w:r>
+        <w:rPr>
+          <w:noProof/>
+        </w:rPr>
         <w:drawing>
           <wp:anchor distT="0" distB="0" distL="114300" distR="114300" simplePos="0" relativeHeight="251666432" behindDoc="0" locked="0" layoutInCell="1" allowOverlap="1" wp14:anchorId="7933E77C" wp14:editId="698BDB21">
             <wp:simplePos x="0" y="0"/>
@@ -10016,7 +15449,7 @@
                     <pic:cNvPicPr/>
                   </pic:nvPicPr>
                   <pic:blipFill>
-                    <a:blip r:embed="rId24" cstate="print">
+                    <a:blip r:embed="rId32" cstate="print">
                       <a:extLst>
                         <a:ext uri="{28A0092B-C50C-407E-A947-70E740481C1C}">
                           <a14:useLocalDpi xmlns:a14="http://schemas.microsoft.com/office/drawing/2010/main" val="0"/>
@@ -10084,10 +15517,10 @@
           <w:lang w:val="en-US"/>
         </w:rPr>
       </w:pPr>
-      <w:bookmarkStart w:id="18" w:name="_Toc243775512"/>
-      <w:bookmarkStart w:id="19" w:name="_Toc243776140"/>
-      <w:bookmarkStart w:id="20" w:name="_Toc243776230"/>
-      <w:bookmarkStart w:id="21" w:name="_Toc243776627"/>
+      <w:bookmarkStart w:id="34" w:name="_Toc243775512"/>
+      <w:bookmarkStart w:id="35" w:name="_Toc243776140"/>
+      <w:bookmarkStart w:id="36" w:name="_Toc243776230"/>
+      <w:bookmarkStart w:id="37" w:name="_Toc243776627"/>
       <w:r>
         <w:rPr>
           <w:rFonts w:asciiTheme="majorBidi" w:hAnsiTheme="majorBidi" w:cstheme="majorBidi"/>
@@ -10260,10 +15693,10 @@
         </w:rPr>
         <w:t xml:space="preserve"> : Data Flow</w:t>
       </w:r>
-      <w:bookmarkEnd w:id="18"/>
-      <w:bookmarkEnd w:id="19"/>
-      <w:bookmarkEnd w:id="20"/>
-      <w:bookmarkEnd w:id="21"/>
+      <w:bookmarkEnd w:id="34"/>
+      <w:bookmarkEnd w:id="35"/>
+      <w:bookmarkEnd w:id="36"/>
+      <w:bookmarkEnd w:id="37"/>
     </w:p>
     <w:p>
       <w:pPr>
@@ -10289,7 +15722,8 @@
           <w:szCs w:val="28"/>
         </w:rPr>
       </w:pPr>
-      <w:bookmarkStart w:id="22" w:name="_Toc243776736"/>
+      <w:bookmarkStart w:id="38" w:name="_Toc243776736"/>
+      <w:bookmarkStart w:id="39" w:name="_Toc243864932"/>
       <w:r>
         <w:rPr>
           <w:rFonts w:asciiTheme="majorBidi" w:hAnsiTheme="majorBidi"/>
@@ -10301,7 +15735,8 @@
         </w:rPr>
         <w:t>Hardware Design</w:t>
       </w:r>
-      <w:bookmarkEnd w:id="22"/>
+      <w:bookmarkEnd w:id="38"/>
+      <w:bookmarkEnd w:id="39"/>
       <w:r>
         <w:rPr>
           <w:rFonts w:asciiTheme="majorBidi" w:hAnsiTheme="majorBidi"/>
@@ -10785,7 +16220,8 @@
           <w:color w:val="000000" w:themeColor="text1"/>
         </w:rPr>
       </w:pPr>
-      <w:bookmarkStart w:id="23" w:name="_Toc243776737"/>
+      <w:bookmarkStart w:id="40" w:name="_Toc243776737"/>
+      <w:bookmarkStart w:id="41" w:name="_Toc243864933"/>
       <w:r>
         <w:rPr>
           <w:rFonts w:asciiTheme="majorBidi" w:hAnsiTheme="majorBidi"/>
@@ -10795,7 +16231,8 @@
         </w:rPr>
         <w:t>Fault Detection and Distance Estimation</w:t>
       </w:r>
-      <w:bookmarkEnd w:id="23"/>
+      <w:bookmarkEnd w:id="40"/>
+      <w:bookmarkEnd w:id="41"/>
     </w:p>
     <w:p>
       <w:pPr>
@@ -10842,10 +16279,10 @@
           <w:color w:val="000000" w:themeColor="text1"/>
         </w:rPr>
       </w:pPr>
-      <w:bookmarkStart w:id="24" w:name="_Toc243775291"/>
-      <w:bookmarkStart w:id="25" w:name="_Toc243775638"/>
-      <w:bookmarkStart w:id="26" w:name="_Toc243776104"/>
-      <w:bookmarkStart w:id="27" w:name="_Toc243776488"/>
+      <w:bookmarkStart w:id="42" w:name="_Toc243775291"/>
+      <w:bookmarkStart w:id="43" w:name="_Toc243775638"/>
+      <w:bookmarkStart w:id="44" w:name="_Toc243776104"/>
+      <w:bookmarkStart w:id="45" w:name="_Toc243776488"/>
       <w:r>
         <w:rPr>
           <w:rFonts w:asciiTheme="majorBidi" w:hAnsiTheme="majorBidi" w:cstheme="majorBidi"/>
@@ -10992,10 +16429,10 @@
         </w:rPr>
         <w:t>: Fault Detection and Distance Estimation Algorithm</w:t>
       </w:r>
-      <w:bookmarkEnd w:id="24"/>
-      <w:bookmarkEnd w:id="25"/>
-      <w:bookmarkEnd w:id="26"/>
-      <w:bookmarkEnd w:id="27"/>
+      <w:bookmarkEnd w:id="42"/>
+      <w:bookmarkEnd w:id="43"/>
+      <w:bookmarkEnd w:id="44"/>
+      <w:bookmarkEnd w:id="45"/>
     </w:p>
     <w:tbl>
       <w:tblPr>
@@ -11612,7 +17049,8 @@
           <w:color w:val="000000" w:themeColor="text1"/>
         </w:rPr>
       </w:pPr>
-      <w:bookmarkStart w:id="28" w:name="_Toc243776738"/>
+      <w:bookmarkStart w:id="46" w:name="_Toc243776738"/>
+      <w:bookmarkStart w:id="47" w:name="_Toc243864934"/>
       <w:r>
         <w:rPr>
           <w:rFonts w:asciiTheme="majorBidi" w:hAnsiTheme="majorBidi"/>
@@ -11622,7 +17060,8 @@
         </w:rPr>
         <w:t>AI-Based Fault Diagnosis</w:t>
       </w:r>
-      <w:bookmarkEnd w:id="28"/>
+      <w:bookmarkEnd w:id="46"/>
+      <w:bookmarkEnd w:id="47"/>
     </w:p>
     <w:p>
       <w:pPr>
@@ -11978,7 +17417,8 @@
           <w:szCs w:val="28"/>
         </w:rPr>
       </w:pPr>
-      <w:bookmarkStart w:id="29" w:name="_Toc243776739"/>
+      <w:bookmarkStart w:id="48" w:name="_Toc243776739"/>
+      <w:bookmarkStart w:id="49" w:name="_Toc243864935"/>
       <w:r>
         <w:rPr>
           <w:rFonts w:asciiTheme="majorBidi" w:hAnsiTheme="majorBidi"/>
@@ -11990,7 +17430,8 @@
         </w:rPr>
         <w:t>Mobile Application Design</w:t>
       </w:r>
-      <w:bookmarkEnd w:id="29"/>
+      <w:bookmarkEnd w:id="48"/>
+      <w:bookmarkEnd w:id="49"/>
     </w:p>
     <w:p>
       <w:pPr>
@@ -12186,7 +17627,8 @@
           <w:szCs w:val="28"/>
         </w:rPr>
       </w:pPr>
-      <w:bookmarkStart w:id="30" w:name="_Toc243776740"/>
+      <w:bookmarkStart w:id="50" w:name="_Toc243776740"/>
+      <w:bookmarkStart w:id="51" w:name="_Toc243864936"/>
       <w:r>
         <w:rPr>
           <w:rFonts w:asciiTheme="majorBidi" w:hAnsiTheme="majorBidi"/>
@@ -12198,7 +17640,8 @@
         </w:rPr>
         <w:t>Data Logging and Predictive Health Monitoring</w:t>
       </w:r>
-      <w:bookmarkEnd w:id="30"/>
+      <w:bookmarkEnd w:id="50"/>
+      <w:bookmarkEnd w:id="51"/>
     </w:p>
     <w:p>
       <w:pPr>
@@ -12413,7 +17856,8 @@
           <w:szCs w:val="28"/>
         </w:rPr>
       </w:pPr>
-      <w:bookmarkStart w:id="31" w:name="_Toc243776741"/>
+      <w:bookmarkStart w:id="52" w:name="_Toc243776741"/>
+      <w:bookmarkStart w:id="53" w:name="_Toc243864937"/>
       <w:r>
         <w:rPr>
           <w:rFonts w:asciiTheme="majorBidi" w:hAnsiTheme="majorBidi"/>
@@ -12425,7 +17869,8 @@
         </w:rPr>
         <w:t>Implementation Steps</w:t>
       </w:r>
-      <w:bookmarkEnd w:id="31"/>
+      <w:bookmarkEnd w:id="52"/>
+      <w:bookmarkEnd w:id="53"/>
     </w:p>
     <w:p>
       <w:pPr>
@@ -12751,7 +18196,8 @@
           <w:szCs w:val="32"/>
         </w:rPr>
       </w:pPr>
-      <w:bookmarkStart w:id="32" w:name="_Toc243776742"/>
+      <w:bookmarkStart w:id="54" w:name="_Toc243776742"/>
+      <w:bookmarkStart w:id="55" w:name="_Toc243864938"/>
       <w:r>
         <w:rPr>
           <w:rFonts w:asciiTheme="majorBidi" w:hAnsiTheme="majorBidi"/>
@@ -12763,7 +18209,8 @@
         </w:rPr>
         <w:t>SAMPLE OUTPUTS</w:t>
       </w:r>
-      <w:bookmarkEnd w:id="32"/>
+      <w:bookmarkEnd w:id="54"/>
+      <w:bookmarkEnd w:id="55"/>
     </w:p>
     <w:p>
       <w:pPr>
@@ -12801,22 +18248,26 @@
           <w:szCs w:val="32"/>
         </w:rPr>
       </w:pPr>
-      <w:bookmarkStart w:id="33" w:name="_Toc243771387"/>
-      <w:bookmarkStart w:id="34" w:name="_Toc243771919"/>
-      <w:bookmarkStart w:id="35" w:name="_Toc243772329"/>
-      <w:bookmarkStart w:id="36" w:name="_Toc243772734"/>
-      <w:bookmarkStart w:id="37" w:name="_Toc243773110"/>
-      <w:bookmarkStart w:id="38" w:name="_Toc243776073"/>
-      <w:bookmarkStart w:id="39" w:name="_Toc243776462"/>
-      <w:bookmarkStart w:id="40" w:name="_Toc243776743"/>
-      <w:bookmarkEnd w:id="33"/>
-      <w:bookmarkEnd w:id="34"/>
-      <w:bookmarkEnd w:id="35"/>
-      <w:bookmarkEnd w:id="36"/>
-      <w:bookmarkEnd w:id="37"/>
-      <w:bookmarkEnd w:id="38"/>
-      <w:bookmarkEnd w:id="39"/>
-      <w:bookmarkEnd w:id="40"/>
+      <w:bookmarkStart w:id="56" w:name="_Toc243771387"/>
+      <w:bookmarkStart w:id="57" w:name="_Toc243771919"/>
+      <w:bookmarkStart w:id="58" w:name="_Toc243772329"/>
+      <w:bookmarkStart w:id="59" w:name="_Toc243772734"/>
+      <w:bookmarkStart w:id="60" w:name="_Toc243773110"/>
+      <w:bookmarkStart w:id="61" w:name="_Toc243776073"/>
+      <w:bookmarkStart w:id="62" w:name="_Toc243776462"/>
+      <w:bookmarkStart w:id="63" w:name="_Toc243776743"/>
+      <w:bookmarkStart w:id="64" w:name="_Toc243864888"/>
+      <w:bookmarkStart w:id="65" w:name="_Toc243864939"/>
+      <w:bookmarkEnd w:id="56"/>
+      <w:bookmarkEnd w:id="57"/>
+      <w:bookmarkEnd w:id="58"/>
+      <w:bookmarkEnd w:id="59"/>
+      <w:bookmarkEnd w:id="60"/>
+      <w:bookmarkEnd w:id="61"/>
+      <w:bookmarkEnd w:id="62"/>
+      <w:bookmarkEnd w:id="63"/>
+      <w:bookmarkEnd w:id="64"/>
+      <w:bookmarkEnd w:id="65"/>
     </w:p>
     <w:p>
       <w:pPr>
@@ -12840,22 +18291,26 @@
           <w:szCs w:val="32"/>
         </w:rPr>
       </w:pPr>
-      <w:bookmarkStart w:id="41" w:name="_Toc243771388"/>
-      <w:bookmarkStart w:id="42" w:name="_Toc243771920"/>
-      <w:bookmarkStart w:id="43" w:name="_Toc243772330"/>
-      <w:bookmarkStart w:id="44" w:name="_Toc243772735"/>
-      <w:bookmarkStart w:id="45" w:name="_Toc243773111"/>
-      <w:bookmarkStart w:id="46" w:name="_Toc243776074"/>
-      <w:bookmarkStart w:id="47" w:name="_Toc243776463"/>
-      <w:bookmarkStart w:id="48" w:name="_Toc243776744"/>
-      <w:bookmarkEnd w:id="41"/>
-      <w:bookmarkEnd w:id="42"/>
-      <w:bookmarkEnd w:id="43"/>
-      <w:bookmarkEnd w:id="44"/>
-      <w:bookmarkEnd w:id="45"/>
-      <w:bookmarkEnd w:id="46"/>
-      <w:bookmarkEnd w:id="47"/>
-      <w:bookmarkEnd w:id="48"/>
+      <w:bookmarkStart w:id="66" w:name="_Toc243771388"/>
+      <w:bookmarkStart w:id="67" w:name="_Toc243771920"/>
+      <w:bookmarkStart w:id="68" w:name="_Toc243772330"/>
+      <w:bookmarkStart w:id="69" w:name="_Toc243772735"/>
+      <w:bookmarkStart w:id="70" w:name="_Toc243773111"/>
+      <w:bookmarkStart w:id="71" w:name="_Toc243776074"/>
+      <w:bookmarkStart w:id="72" w:name="_Toc243776463"/>
+      <w:bookmarkStart w:id="73" w:name="_Toc243776744"/>
+      <w:bookmarkStart w:id="74" w:name="_Toc243864889"/>
+      <w:bookmarkStart w:id="75" w:name="_Toc243864940"/>
+      <w:bookmarkEnd w:id="66"/>
+      <w:bookmarkEnd w:id="67"/>
+      <w:bookmarkEnd w:id="68"/>
+      <w:bookmarkEnd w:id="69"/>
+      <w:bookmarkEnd w:id="70"/>
+      <w:bookmarkEnd w:id="71"/>
+      <w:bookmarkEnd w:id="72"/>
+      <w:bookmarkEnd w:id="73"/>
+      <w:bookmarkEnd w:id="74"/>
+      <w:bookmarkEnd w:id="75"/>
     </w:p>
     <w:p>
       <w:pPr>
@@ -12874,7 +18329,8 @@
           <w:szCs w:val="28"/>
         </w:rPr>
       </w:pPr>
-      <w:bookmarkStart w:id="49" w:name="_Toc243776745"/>
+      <w:bookmarkStart w:id="76" w:name="_Toc243776745"/>
+      <w:bookmarkStart w:id="77" w:name="_Toc243864941"/>
       <w:r>
         <w:rPr>
           <w:rFonts w:asciiTheme="majorBidi" w:hAnsiTheme="majorBidi"/>
@@ -12886,7 +18342,8 @@
         </w:rPr>
         <w:t>OLED Display Output</w:t>
       </w:r>
-      <w:bookmarkEnd w:id="49"/>
+      <w:bookmarkEnd w:id="76"/>
+      <w:bookmarkEnd w:id="77"/>
     </w:p>
     <w:p>
       <w:pPr>
@@ -12904,6 +18361,7 @@
       <w:r>
         <w:rPr>
           <w:rFonts w:asciiTheme="majorBidi" w:hAnsiTheme="majorBidi" w:cstheme="majorBidi"/>
+          <w:noProof/>
         </w:rPr>
         <w:drawing>
           <wp:anchor distT="0" distB="0" distL="114300" distR="114300" simplePos="0" relativeHeight="251658240" behindDoc="0" locked="0" layoutInCell="1" allowOverlap="1" wp14:anchorId="23389C52" wp14:editId="2540064A">
@@ -12929,7 +18387,7 @@
                     <pic:cNvPicPr/>
                   </pic:nvPicPr>
                   <pic:blipFill>
-                    <a:blip r:embed="rId25">
+                    <a:blip r:embed="rId33">
                       <a:extLst>
                         <a:ext uri="{28A0092B-C50C-407E-A947-70E740481C1C}">
                           <a14:useLocalDpi xmlns:a14="http://schemas.microsoft.com/office/drawing/2010/main" val="0"/>
@@ -13047,9 +18505,9 @@
                                 <w:color w:val="000000" w:themeColor="text1"/>
                               </w:rPr>
                             </w:pPr>
-                            <w:bookmarkStart w:id="50" w:name="_Toc243775513"/>
-                            <w:bookmarkStart w:id="51" w:name="_Toc243776141"/>
-                            <w:bookmarkStart w:id="52" w:name="_Toc243776231"/>
+                            <w:bookmarkStart w:id="78" w:name="_Toc243775513"/>
+                            <w:bookmarkStart w:id="79" w:name="_Toc243776141"/>
+                            <w:bookmarkStart w:id="80" w:name="_Toc243776231"/>
                             <w:r>
                               <w:rPr>
                                 <w:rFonts w:asciiTheme="majorBidi" w:hAnsiTheme="majorBidi" w:cstheme="majorBidi"/>
@@ -13061,7 +18519,7 @@
                               </w:rPr>
                               <w:t xml:space="preserve">     </w:t>
                             </w:r>
-                            <w:bookmarkStart w:id="53" w:name="_Toc243776628"/>
+                            <w:bookmarkStart w:id="81" w:name="_Toc243776628"/>
                             <w:r>
                               <w:rPr>
                                 <w:rFonts w:asciiTheme="majorBidi" w:hAnsiTheme="majorBidi" w:cstheme="majorBidi"/>
@@ -13208,10 +18666,10 @@
                               </w:rPr>
                               <w:t>: Normal Condition</w:t>
                             </w:r>
-                            <w:bookmarkEnd w:id="50"/>
-                            <w:bookmarkEnd w:id="51"/>
-                            <w:bookmarkEnd w:id="52"/>
-                            <w:bookmarkEnd w:id="53"/>
+                            <w:bookmarkEnd w:id="78"/>
+                            <w:bookmarkEnd w:id="79"/>
+                            <w:bookmarkEnd w:id="80"/>
+                            <w:bookmarkEnd w:id="81"/>
                           </w:p>
                         </w:txbxContent>
                       </wps:txbx>
@@ -13232,11 +18690,7 @@
           </mc:Choice>
           <mc:Fallback>
             <w:pict>
-              <v:shapetype w14:anchorId="53E0F234" id="_x0000_t202" coordsize="21600,21600" o:spt="202" path="m,l,21600r21600,l21600,xe">
-                <v:stroke joinstyle="miter"/>
-                <v:path gradientshapeok="t" o:connecttype="rect"/>
-              </v:shapetype>
-              <v:shape id="Text Box 1" o:spid="_x0000_s1026" type="#_x0000_t202" style="position:absolute;margin-left:35.65pt;margin-top:18pt;width:161.65pt;height:.05pt;z-index:251661312;visibility:visible;mso-wrap-style:square;mso-width-percent:0;mso-wrap-distance-left:9pt;mso-wrap-distance-top:0;mso-wrap-distance-right:9pt;mso-wrap-distance-bottom:0;mso-position-horizontal:absolute;mso-position-horizontal-relative:text;mso-position-vertical:absolute;mso-position-vertical-relative:text;mso-width-percent:0;mso-width-relative:margin;v-text-anchor:top" o:gfxdata="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" stroked="f">
+              <v:shape w14:anchorId="53E0F234" id="Text Box 1" o:spid="_x0000_s1031" type="#_x0000_t202" style="position:absolute;margin-left:35.65pt;margin-top:18pt;width:161.65pt;height:.05pt;z-index:251661312;visibility:visible;mso-wrap-style:square;mso-width-percent:0;mso-wrap-distance-left:9pt;mso-wrap-distance-top:0;mso-wrap-distance-right:9pt;mso-wrap-distance-bottom:0;mso-position-horizontal:absolute;mso-position-horizontal-relative:text;mso-position-vertical:absolute;mso-position-vertical-relative:text;mso-width-percent:0;mso-width-relative:margin;v-text-anchor:top" o:gfxdata="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" stroked="f">
                 <v:textbox style="mso-fit-shape-to-text:t" inset="0,0,0,0">
                   <w:txbxContent>
                     <w:p>
@@ -13251,9 +18705,9 @@
                           <w:color w:val="000000" w:themeColor="text1"/>
                         </w:rPr>
                       </w:pPr>
-                      <w:bookmarkStart w:id="54" w:name="_Toc243775513"/>
-                      <w:bookmarkStart w:id="55" w:name="_Toc243776141"/>
-                      <w:bookmarkStart w:id="56" w:name="_Toc243776231"/>
+                      <w:bookmarkStart w:id="82" w:name="_Toc243775513"/>
+                      <w:bookmarkStart w:id="83" w:name="_Toc243776141"/>
+                      <w:bookmarkStart w:id="84" w:name="_Toc243776231"/>
                       <w:r>
                         <w:rPr>
                           <w:rFonts w:asciiTheme="majorBidi" w:hAnsiTheme="majorBidi" w:cstheme="majorBidi"/>
@@ -13265,7 +18719,7 @@
                         </w:rPr>
                         <w:t xml:space="preserve">     </w:t>
                       </w:r>
-                      <w:bookmarkStart w:id="57" w:name="_Toc243776628"/>
+                      <w:bookmarkStart w:id="85" w:name="_Toc243776628"/>
                       <w:r>
                         <w:rPr>
                           <w:rFonts w:asciiTheme="majorBidi" w:hAnsiTheme="majorBidi" w:cstheme="majorBidi"/>
@@ -13412,10 +18866,10 @@
                         </w:rPr>
                         <w:t>: Normal Condition</w:t>
                       </w:r>
-                      <w:bookmarkEnd w:id="54"/>
-                      <w:bookmarkEnd w:id="55"/>
-                      <w:bookmarkEnd w:id="56"/>
-                      <w:bookmarkEnd w:id="57"/>
+                      <w:bookmarkEnd w:id="82"/>
+                      <w:bookmarkEnd w:id="83"/>
+                      <w:bookmarkEnd w:id="84"/>
+                      <w:bookmarkEnd w:id="85"/>
                     </w:p>
                   </w:txbxContent>
                 </v:textbox>
@@ -13513,10 +18967,10 @@
                                 <w:color w:val="000000" w:themeColor="text1"/>
                               </w:rPr>
                             </w:pPr>
-                            <w:bookmarkStart w:id="58" w:name="_Toc243775514"/>
-                            <w:bookmarkStart w:id="59" w:name="_Toc243776142"/>
-                            <w:bookmarkStart w:id="60" w:name="_Toc243776232"/>
-                            <w:bookmarkStart w:id="61" w:name="_Toc243776629"/>
+                            <w:bookmarkStart w:id="86" w:name="_Toc243775514"/>
+                            <w:bookmarkStart w:id="87" w:name="_Toc243776142"/>
+                            <w:bookmarkStart w:id="88" w:name="_Toc243776232"/>
+                            <w:bookmarkStart w:id="89" w:name="_Toc243776629"/>
                             <w:r>
                               <w:rPr>
                                 <w:rFonts w:asciiTheme="majorBidi" w:hAnsiTheme="majorBidi" w:cstheme="majorBidi"/>
@@ -13663,10 +19117,10 @@
                               </w:rPr>
                               <w:t>: Fault Detection</w:t>
                             </w:r>
-                            <w:bookmarkEnd w:id="58"/>
-                            <w:bookmarkEnd w:id="59"/>
-                            <w:bookmarkEnd w:id="60"/>
-                            <w:bookmarkEnd w:id="61"/>
+                            <w:bookmarkEnd w:id="86"/>
+                            <w:bookmarkEnd w:id="87"/>
+                            <w:bookmarkEnd w:id="88"/>
+                            <w:bookmarkEnd w:id="89"/>
                           </w:p>
                         </w:txbxContent>
                       </wps:txbx>
@@ -13684,7 +19138,7 @@
           </mc:Choice>
           <mc:Fallback>
             <w:pict>
-              <v:shape w14:anchorId="2EB5CB36" id="_x0000_s1027" type="#_x0000_t202" style="position:absolute;margin-left:42.9pt;margin-top:73.8pt;width:138pt;height:.05pt;z-index:251663360;visibility:visible;mso-wrap-style:square;mso-wrap-distance-left:9pt;mso-wrap-distance-top:0;mso-wrap-distance-right:9pt;mso-wrap-distance-bottom:0;mso-position-horizontal:absolute;mso-position-horizontal-relative:text;mso-position-vertical:absolute;mso-position-vertical-relative:text;v-text-anchor:top" o:gfxdata="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" stroked="f">
+              <v:shape w14:anchorId="2EB5CB36" id="_x0000_s1032" type="#_x0000_t202" style="position:absolute;margin-left:42.9pt;margin-top:73.8pt;width:138pt;height:.05pt;z-index:251663360;visibility:visible;mso-wrap-style:square;mso-wrap-distance-left:9pt;mso-wrap-distance-top:0;mso-wrap-distance-right:9pt;mso-wrap-distance-bottom:0;mso-position-horizontal:absolute;mso-position-horizontal-relative:text;mso-position-vertical:absolute;mso-position-vertical-relative:text;v-text-anchor:top" o:gfxdata="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" stroked="f">
                 <v:textbox style="mso-fit-shape-to-text:t" inset="0,0,0,0">
                   <w:txbxContent>
                     <w:p>
@@ -13699,10 +19153,10 @@
                           <w:color w:val="000000" w:themeColor="text1"/>
                         </w:rPr>
                       </w:pPr>
-                      <w:bookmarkStart w:id="62" w:name="_Toc243775514"/>
-                      <w:bookmarkStart w:id="63" w:name="_Toc243776142"/>
-                      <w:bookmarkStart w:id="64" w:name="_Toc243776232"/>
-                      <w:bookmarkStart w:id="65" w:name="_Toc243776629"/>
+                      <w:bookmarkStart w:id="90" w:name="_Toc243775514"/>
+                      <w:bookmarkStart w:id="91" w:name="_Toc243776142"/>
+                      <w:bookmarkStart w:id="92" w:name="_Toc243776232"/>
+                      <w:bookmarkStart w:id="93" w:name="_Toc243776629"/>
                       <w:r>
                         <w:rPr>
                           <w:rFonts w:asciiTheme="majorBidi" w:hAnsiTheme="majorBidi" w:cstheme="majorBidi"/>
@@ -13849,10 +19303,10 @@
                         </w:rPr>
                         <w:t>: Fault Detection</w:t>
                       </w:r>
-                      <w:bookmarkEnd w:id="62"/>
-                      <w:bookmarkEnd w:id="63"/>
-                      <w:bookmarkEnd w:id="64"/>
-                      <w:bookmarkEnd w:id="65"/>
+                      <w:bookmarkEnd w:id="90"/>
+                      <w:bookmarkEnd w:id="91"/>
+                      <w:bookmarkEnd w:id="92"/>
+                      <w:bookmarkEnd w:id="93"/>
                     </w:p>
                   </w:txbxContent>
                 </v:textbox>
@@ -13865,6 +19319,7 @@
       <w:r>
         <w:rPr>
           <w:rFonts w:asciiTheme="majorBidi" w:hAnsiTheme="majorBidi" w:cstheme="majorBidi"/>
+          <w:noProof/>
         </w:rPr>
         <w:drawing>
           <wp:anchor distT="0" distB="0" distL="114300" distR="114300" simplePos="0" relativeHeight="251659264" behindDoc="0" locked="0" layoutInCell="1" allowOverlap="1" wp14:anchorId="47CD0F3B" wp14:editId="5F36AE08">
@@ -13890,7 +19345,7 @@
                     <pic:cNvPicPr/>
                   </pic:nvPicPr>
                   <pic:blipFill>
-                    <a:blip r:embed="rId26">
+                    <a:blip r:embed="rId34">
                       <a:extLst>
                         <a:ext uri="{28A0092B-C50C-407E-A947-70E740481C1C}">
                           <a14:useLocalDpi xmlns:a14="http://schemas.microsoft.com/office/drawing/2010/main" val="0"/>
@@ -13937,7 +19392,8 @@
           <w:szCs w:val="28"/>
         </w:rPr>
       </w:pPr>
-      <w:bookmarkStart w:id="66" w:name="_Toc243776746"/>
+      <w:bookmarkStart w:id="94" w:name="_Toc243776746"/>
+      <w:bookmarkStart w:id="95" w:name="_Toc243864942"/>
       <w:r>
         <w:rPr>
           <w:rFonts w:asciiTheme="majorBidi" w:hAnsiTheme="majorBidi"/>
@@ -13949,7 +19405,8 @@
         </w:rPr>
         <w:t>Mobile Application Outputs</w:t>
       </w:r>
-      <w:bookmarkEnd w:id="66"/>
+      <w:bookmarkEnd w:id="94"/>
+      <w:bookmarkEnd w:id="95"/>
     </w:p>
     <w:p>
       <w:pPr>
@@ -13983,6 +19440,7 @@
       <w:r>
         <w:rPr>
           <w:rFonts w:asciiTheme="majorBidi" w:hAnsiTheme="majorBidi" w:cstheme="majorBidi"/>
+          <w:noProof/>
         </w:rPr>
         <w:drawing>
           <wp:anchor distT="0" distB="0" distL="114300" distR="114300" simplePos="0" relativeHeight="251664384" behindDoc="0" locked="0" layoutInCell="1" allowOverlap="1" wp14:anchorId="4D0A7705" wp14:editId="2169473D">
@@ -14008,7 +19466,7 @@
                     <pic:cNvPicPr/>
                   </pic:nvPicPr>
                   <pic:blipFill>
-                    <a:blip r:embed="rId27">
+                    <a:blip r:embed="rId35">
                       <a:extLst>
                         <a:ext uri="{28A0092B-C50C-407E-A947-70E740481C1C}">
                           <a14:useLocalDpi xmlns:a14="http://schemas.microsoft.com/office/drawing/2010/main" val="0"/>
@@ -14072,10 +19530,10 @@
         </w:rPr>
         <w:t xml:space="preserve">                   </w:t>
       </w:r>
-      <w:bookmarkStart w:id="67" w:name="_Toc243775515"/>
-      <w:bookmarkStart w:id="68" w:name="_Toc243776143"/>
-      <w:bookmarkStart w:id="69" w:name="_Toc243776233"/>
-      <w:bookmarkStart w:id="70" w:name="_Toc243776630"/>
+      <w:bookmarkStart w:id="96" w:name="_Toc243776233"/>
+      <w:bookmarkStart w:id="97" w:name="_Toc243776630"/>
+      <w:bookmarkStart w:id="98" w:name="_Toc243775515"/>
+      <w:bookmarkStart w:id="99" w:name="_Toc243776143"/>
       <w:r>
         <w:rPr>
           <w:rFonts w:asciiTheme="majorBidi" w:hAnsiTheme="majorBidi" w:cstheme="majorBidi"/>
@@ -14222,8 +19680,8 @@
         </w:rPr>
         <w:t>: ML Diagnosis</w:t>
       </w:r>
-      <w:bookmarkEnd w:id="69"/>
-      <w:bookmarkEnd w:id="70"/>
+      <w:bookmarkEnd w:id="96"/>
+      <w:bookmarkEnd w:id="97"/>
       <w:r>
         <w:rPr>
           <w:rFonts w:asciiTheme="majorBidi" w:hAnsiTheme="majorBidi" w:cstheme="majorBidi"/>
@@ -14236,16 +19694,19 @@
         </w:rPr>
         <w:t xml:space="preserve"> </w:t>
       </w:r>
-      <w:bookmarkEnd w:id="67"/>
-      <w:bookmarkEnd w:id="68"/>
-    </w:p>
-    <w:p>
-      <w:pPr>
-        <w:rPr>
-          <w:rFonts w:asciiTheme="majorBidi" w:hAnsiTheme="majorBidi" w:cstheme="majorBidi"/>
-        </w:rPr>
-      </w:pPr>
-      <w:r>
+      <w:bookmarkEnd w:id="98"/>
+      <w:bookmarkEnd w:id="99"/>
+    </w:p>
+    <w:p>
+      <w:pPr>
+        <w:rPr>
+          <w:rFonts w:asciiTheme="majorBidi" w:hAnsiTheme="majorBidi" w:cstheme="majorBidi"/>
+        </w:rPr>
+      </w:pPr>
+      <w:r>
+        <w:rPr>
+          <w:noProof/>
+        </w:rPr>
         <w:drawing>
           <wp:anchor distT="0" distB="0" distL="114300" distR="114300" simplePos="0" relativeHeight="251665408" behindDoc="0" locked="0" layoutInCell="1" allowOverlap="1" wp14:anchorId="71740A55" wp14:editId="4DCA924D">
             <wp:simplePos x="0" y="0"/>
@@ -14270,7 +19731,7 @@
                     <pic:cNvPicPr/>
                   </pic:nvPicPr>
                   <pic:blipFill>
-                    <a:blip r:embed="rId28">
+                    <a:blip r:embed="rId36">
                       <a:extLst>
                         <a:ext uri="{28A0092B-C50C-407E-A947-70E740481C1C}">
                           <a14:useLocalDpi xmlns:a14="http://schemas.microsoft.com/office/drawing/2010/main" val="0"/>
@@ -14340,10 +19801,10 @@
         </w:rPr>
         <w:t xml:space="preserve">  </w:t>
       </w:r>
-      <w:bookmarkStart w:id="71" w:name="_Toc243775516"/>
-      <w:bookmarkStart w:id="72" w:name="_Toc243776144"/>
-      <w:bookmarkStart w:id="73" w:name="_Toc243776234"/>
-      <w:bookmarkStart w:id="74" w:name="_Toc243776631"/>
+      <w:bookmarkStart w:id="100" w:name="_Toc243775516"/>
+      <w:bookmarkStart w:id="101" w:name="_Toc243776144"/>
+      <w:bookmarkStart w:id="102" w:name="_Toc243776234"/>
+      <w:bookmarkStart w:id="103" w:name="_Toc243776631"/>
       <w:r>
         <w:rPr>
           <w:rFonts w:asciiTheme="majorBidi" w:hAnsiTheme="majorBidi" w:cstheme="majorBidi"/>
@@ -14490,10 +19951,10 @@
         </w:rPr>
         <w:t>: Alert Notification</w:t>
       </w:r>
-      <w:bookmarkEnd w:id="71"/>
-      <w:bookmarkEnd w:id="72"/>
-      <w:bookmarkEnd w:id="73"/>
-      <w:bookmarkEnd w:id="74"/>
+      <w:bookmarkEnd w:id="100"/>
+      <w:bookmarkEnd w:id="101"/>
+      <w:bookmarkEnd w:id="102"/>
+      <w:bookmarkEnd w:id="103"/>
     </w:p>
     <w:p>
       <w:pPr>
@@ -14554,7 +20015,8 @@
           <w:szCs w:val="28"/>
         </w:rPr>
       </w:pPr>
-      <w:bookmarkStart w:id="75" w:name="_Toc243776747"/>
+      <w:bookmarkStart w:id="104" w:name="_Toc243776747"/>
+      <w:bookmarkStart w:id="105" w:name="_Toc243864943"/>
       <w:r>
         <w:rPr>
           <w:rFonts w:asciiTheme="majorBidi" w:hAnsiTheme="majorBidi"/>
@@ -14566,7 +20028,8 @@
         </w:rPr>
         <w:t>Fault Event Log</w:t>
       </w:r>
-      <w:bookmarkEnd w:id="75"/>
+      <w:bookmarkEnd w:id="104"/>
+      <w:bookmarkEnd w:id="105"/>
     </w:p>
     <w:p>
       <w:pPr>
@@ -14582,10 +20045,10 @@
           <w:color w:val="000000" w:themeColor="text1"/>
         </w:rPr>
       </w:pPr>
-      <w:bookmarkStart w:id="76" w:name="_Toc243775292"/>
-      <w:bookmarkStart w:id="77" w:name="_Toc243775639"/>
-      <w:bookmarkStart w:id="78" w:name="_Toc243776105"/>
-      <w:bookmarkStart w:id="79" w:name="_Toc243776489"/>
+      <w:bookmarkStart w:id="106" w:name="_Toc243775292"/>
+      <w:bookmarkStart w:id="107" w:name="_Toc243775639"/>
+      <w:bookmarkStart w:id="108" w:name="_Toc243776105"/>
+      <w:bookmarkStart w:id="109" w:name="_Toc243776489"/>
       <w:r>
         <w:rPr>
           <w:rFonts w:asciiTheme="majorBidi" w:hAnsiTheme="majorBidi" w:cstheme="majorBidi"/>
@@ -14732,10 +20195,10 @@
         </w:rPr>
         <w:t>:  Fault Event Log</w:t>
       </w:r>
-      <w:bookmarkEnd w:id="76"/>
-      <w:bookmarkEnd w:id="77"/>
-      <w:bookmarkEnd w:id="78"/>
-      <w:bookmarkEnd w:id="79"/>
+      <w:bookmarkEnd w:id="106"/>
+      <w:bookmarkEnd w:id="107"/>
+      <w:bookmarkEnd w:id="108"/>
+      <w:bookmarkEnd w:id="109"/>
     </w:p>
     <w:tbl>
       <w:tblPr>
@@ -15456,9 +20919,15 @@
     <w:p/>
     <w:p/>
     <w:sectPr>
-      <w:footerReference w:type="default" r:id="rId29"/>
-      <w:pgSz w:w="11906" w:h="16838"/>
-      <w:pgMar w:top="694" w:right="1080" w:bottom="1440" w:left="1080" w:header="708" w:footer="530" w:gutter="0"/>
+      <w:pgSz w:w="11907" w:h="16839"/>
+      <w:pgMar w:top="1440" w:right="1080" w:bottom="1440" w:left="1080" w:header="708" w:footer="530" w:gutter="0"/>
+      <w:pgBorders w:offsetFrom="page">
+        <w:top w:val="single" w:sz="4" w:space="24" w:color="auto"/>
+        <w:left w:val="single" w:sz="4" w:space="24" w:color="auto"/>
+        <w:bottom w:val="single" w:sz="4" w:space="24" w:color="auto"/>
+        <w:right w:val="single" w:sz="4" w:space="24" w:color="auto"/>
+      </w:pgBorders>
+      <w:pgNumType w:fmt="lowerRoman" w:start="1"/>
       <w:cols w:space="708"/>
       <w:docGrid w:linePitch="360"/>
     </w:sectPr>
@@ -15496,142 +20965,66 @@
   <w:p>
     <w:pPr>
       <w:pStyle w:val="Footer"/>
-      <w:pBdr>
-        <w:top w:val="single" w:sz="4" w:space="8" w:color="156082" w:themeColor="accent1"/>
-      </w:pBdr>
-      <w:spacing w:before="360"/>
-      <w:contextualSpacing/>
+    </w:pPr>
+  </w:p>
+</w:ftr>
+</file>
+
+<file path=word/footer2.xml><?xml version="1.0" encoding="utf-8"?>
+<w:ftr xmlns:wpc="http://schemas.microsoft.com/office/word/2010/wordprocessingCanvas" xmlns:cx="http://schemas.microsoft.com/office/drawing/2014/chartex" xmlns:cx1="http://schemas.microsoft.com/office/drawing/2015/9/8/chartex" xmlns:cx2="http://schemas.microsoft.com/office/drawing/2015/10/21/chartex" xmlns:cx3="http://schemas.microsoft.com/office/drawing/2016/5/9/chartex" xmlns:cx4="http://schemas.microsoft.com/office/drawing/2016/5/10/chartex" xmlns:cx5="http://schemas.microsoft.com/office/drawing/2016/5/11/chartex" xmlns:cx6="http://schemas.microsoft.com/office/drawing/2016/5/12/chartex" xmlns:cx7="http://schemas.microsoft.com/office/drawing/2016/5/13/chartex" xmlns:cx8="http://schemas.microsoft.com/office/drawing/2016/5/14/chartex" xmlns:mc="http://schemas.openxmlformats.org/markup-compatibility/2006" xmlns:aink="http://schemas.microsoft.com/office/drawing/2016/ink" xmlns:am3d="http://schemas.microsoft.com/office/drawing/2017/model3d" xmlns:o="urn:schemas-microsoft-com:office:office" xmlns:oel="http://schemas.microsoft.com/office/2019/extlst" xmlns:r="http://schemas.openxmlformats.org/officeDocument/2006/relationships" xmlns:m="http://schemas.openxmlformats.org/officeDocument/2006/math" xmlns:v="urn:schemas-microsoft-com:vml" xmlns:wp14="http://schemas.microsoft.com/office/word/2010/wordprocessingDrawing" xmlns:wp="http://schemas.openxmlformats.org/drawingml/2006/wordprocessingDrawing" xmlns:w10="urn:schemas-microsoft-com:office:word" xmlns:w="http://schemas.openxmlformats.org/wordprocessingml/2006/main" xmlns:w14="http://schemas.microsoft.com/office/word/2010/wordml" xmlns:w15="http://schemas.microsoft.com/office/word/2012/wordml" xmlns:w16cex="http://schemas.microsoft.com/office/word/2018/wordml/cex" xmlns:w16cid="http://schemas.microsoft.com/office/word/2016/wordml/cid" xmlns:w16="http://schemas.microsoft.com/office/word/2018/wordml" xmlns:w16du="http://schemas.microsoft.com/office/word/2023/wordml/word16du" xmlns:w16sdtdh="http://schemas.microsoft.com/office/word/2020/wordml/sdtdatahash" xmlns:w16sdtfl="http://schemas.microsoft.com/office/word/2024/wordml/sdtformatlock" xmlns:w16se="http://schemas.microsoft.com/office/word/2015/wordml/symex" xmlns:wpg="http://schemas.microsoft.com/office/word/2010/wordprocessingGroup" xmlns:wpi="http://schemas.microsoft.com/office/word/2010/wordprocessingInk" xmlns:wne="http://schemas.microsoft.com/office/word/2006/wordml" xmlns:wps="http://schemas.microsoft.com/office/word/2010/wordprocessingShape" mc:Ignorable="w14 w15 w16se w16cid w16 w16cex w16sdtdh w16sdtfl w16du wp14">
+  <w:sdt>
+    <w:sdtPr>
+      <w:id w:val="-1502430350"/>
+      <w:docPartObj>
+        <w:docPartGallery w:val="Page Numbers (Bottom of Page)"/>
+        <w:docPartUnique/>
+      </w:docPartObj>
+    </w:sdtPr>
+    <w:sdtEndPr>
       <w:rPr>
-        <w:rFonts w:asciiTheme="majorBidi" w:hAnsiTheme="majorBidi" w:cstheme="majorBidi"/>
         <w:noProof/>
-        <w:color w:val="404040" w:themeColor="text1" w:themeTint="BF"/>
       </w:rPr>
+    </w:sdtEndPr>
+    <w:sdtContent>
+      <w:p>
+        <w:pPr>
+          <w:pStyle w:val="Footer"/>
+          <w:jc w:val="center"/>
+        </w:pPr>
+        <w:r>
+          <w:fldChar w:fldCharType="begin"/>
+        </w:r>
+        <w:r>
+          <w:instrText xml:space="preserve"> PAGE   \* MERGEFORMAT </w:instrText>
+        </w:r>
+        <w:r>
+          <w:fldChar w:fldCharType="separate"/>
+        </w:r>
+        <w:r>
+          <w:rPr>
+            <w:noProof/>
+          </w:rPr>
+          <w:t>2</w:t>
+        </w:r>
+        <w:r>
+          <w:rPr>
+            <w:noProof/>
+          </w:rPr>
+          <w:fldChar w:fldCharType="end"/>
+        </w:r>
+      </w:p>
+    </w:sdtContent>
+  </w:sdt>
+  <w:p>
+    <w:pPr>
+      <w:pStyle w:val="Footer"/>
     </w:pPr>
-    <w:r>
-      <w:rPr>
-        <w:rFonts w:asciiTheme="majorBidi" w:hAnsiTheme="majorBidi" w:cstheme="majorBidi"/>
-        <w:noProof/>
-        <w:color w:val="404040" w:themeColor="text1" w:themeTint="BF"/>
-        <w:lang w:val="en-US"/>
-      </w:rPr>
-      <w:t>Cable Fault Detection and Predictive Health Monitoring</w:t>
-    </w:r>
-    <w:r>
-      <w:rPr>
-        <w:rFonts w:asciiTheme="majorBidi" w:hAnsiTheme="majorBidi" w:cstheme="majorBidi"/>
-        <w:noProof/>
-        <w:color w:val="404040" w:themeColor="text1" w:themeTint="BF"/>
-        <w:lang w:val="en-US"/>
-      </w:rPr>
-      <w:t xml:space="preserve">                                              </w:t>
-    </w:r>
-    <w:r>
-      <w:rPr>
-        <w:rFonts w:asciiTheme="majorBidi" w:hAnsiTheme="majorBidi" w:cstheme="majorBidi"/>
-        <w:b/>
-        <w:bCs/>
-        <w:noProof/>
-        <w:color w:val="404040" w:themeColor="text1" w:themeTint="BF"/>
-        <w:lang w:val="en-US"/>
-      </w:rPr>
-      <w:tab/>
-    </w:r>
-    <w:r>
-      <w:rPr>
-        <w:rFonts w:asciiTheme="majorBidi" w:hAnsiTheme="majorBidi" w:cstheme="majorBidi"/>
-        <w:b/>
-        <w:bCs/>
-        <w:noProof/>
-        <w:color w:val="404040" w:themeColor="text1" w:themeTint="BF"/>
-        <w:lang w:val="en-US"/>
-      </w:rPr>
-      <w:t xml:space="preserve">          </w:t>
-    </w:r>
-    <w:r>
-      <w:rPr>
-        <w:rFonts w:asciiTheme="majorBidi" w:hAnsiTheme="majorBidi" w:cstheme="majorBidi"/>
-        <w:b/>
-        <w:bCs/>
-        <w:noProof/>
-        <w:color w:val="404040" w:themeColor="text1" w:themeTint="BF"/>
-        <w:lang w:val="en-US"/>
-      </w:rPr>
-      <w:t xml:space="preserve">   </w:t>
-    </w:r>
-    <w:r>
-      <w:rPr>
-        <w:rFonts w:asciiTheme="majorBidi" w:hAnsiTheme="majorBidi" w:cstheme="majorBidi"/>
-        <w:b/>
-        <w:bCs/>
-        <w:noProof/>
-        <w:color w:val="404040" w:themeColor="text1" w:themeTint="BF"/>
-        <w:lang w:val="en-US"/>
-      </w:rPr>
-      <w:t xml:space="preserve">    </w:t>
-    </w:r>
-    <w:r>
-      <w:rPr>
-        <w:rFonts w:asciiTheme="majorBidi" w:hAnsiTheme="majorBidi" w:cstheme="majorBidi"/>
-        <w:b/>
-        <w:bCs/>
-        <w:noProof/>
-        <w:color w:val="404040" w:themeColor="text1" w:themeTint="BF"/>
-        <w:lang w:val="en-US"/>
-      </w:rPr>
-      <w:t xml:space="preserve">  </w:t>
-    </w:r>
-    <w:r>
-      <w:rPr>
-        <w:rFonts w:asciiTheme="majorBidi" w:hAnsiTheme="majorBidi" w:cstheme="majorBidi"/>
-        <w:b/>
-        <w:bCs/>
-        <w:noProof/>
-        <w:color w:val="404040" w:themeColor="text1" w:themeTint="BF"/>
-        <w:lang w:val="en-US"/>
-      </w:rPr>
-      <w:t xml:space="preserve">   </w:t>
-    </w:r>
-    <w:r>
-      <w:rPr>
-        <w:rFonts w:asciiTheme="majorBidi" w:hAnsiTheme="majorBidi" w:cstheme="majorBidi"/>
-        <w:noProof/>
-        <w:color w:val="404040" w:themeColor="text1" w:themeTint="BF"/>
-      </w:rPr>
-      <w:fldChar w:fldCharType="begin"/>
-    </w:r>
-    <w:r>
-      <w:rPr>
-        <w:rFonts w:asciiTheme="majorBidi" w:hAnsiTheme="majorBidi" w:cstheme="majorBidi"/>
-        <w:noProof/>
-        <w:color w:val="404040" w:themeColor="text1" w:themeTint="BF"/>
-      </w:rPr>
-      <w:instrText xml:space="preserve"> PAGE   \* MERGEFORMAT </w:instrText>
-    </w:r>
-    <w:r>
-      <w:rPr>
-        <w:rFonts w:asciiTheme="majorBidi" w:hAnsiTheme="majorBidi" w:cstheme="majorBidi"/>
-        <w:noProof/>
-        <w:color w:val="404040" w:themeColor="text1" w:themeTint="BF"/>
-      </w:rPr>
-      <w:fldChar w:fldCharType="separate"/>
-    </w:r>
-    <w:r>
-      <w:rPr>
-        <w:rFonts w:asciiTheme="majorBidi" w:hAnsiTheme="majorBidi" w:cstheme="majorBidi"/>
-        <w:noProof/>
-        <w:color w:val="404040" w:themeColor="text1" w:themeTint="BF"/>
-      </w:rPr>
-      <w:t>2</w:t>
-    </w:r>
-    <w:r>
-      <w:rPr>
-        <w:rFonts w:asciiTheme="majorBidi" w:hAnsiTheme="majorBidi" w:cstheme="majorBidi"/>
-        <w:noProof/>
-        <w:color w:val="404040" w:themeColor="text1" w:themeTint="BF"/>
-      </w:rPr>
-      <w:fldChar w:fldCharType="end"/>
-    </w:r>
   </w:p>
+</w:ftr>
+</file>
+
+<file path=word/footer3.xml><?xml version="1.0" encoding="utf-8"?>
+<w:ftr xmlns:wpc="http://schemas.microsoft.com/office/word/2010/wordprocessingCanvas" xmlns:cx="http://schemas.microsoft.com/office/drawing/2014/chartex" xmlns:cx1="http://schemas.microsoft.com/office/drawing/2015/9/8/chartex" xmlns:cx2="http://schemas.microsoft.com/office/drawing/2015/10/21/chartex" xmlns:cx3="http://schemas.microsoft.com/office/drawing/2016/5/9/chartex" xmlns:cx4="http://schemas.microsoft.com/office/drawing/2016/5/10/chartex" xmlns:cx5="http://schemas.microsoft.com/office/drawing/2016/5/11/chartex" xmlns:cx6="http://schemas.microsoft.com/office/drawing/2016/5/12/chartex" xmlns:cx7="http://schemas.microsoft.com/office/drawing/2016/5/13/chartex" xmlns:cx8="http://schemas.microsoft.com/office/drawing/2016/5/14/chartex" xmlns:mc="http://schemas.openxmlformats.org/markup-compatibility/2006" xmlns:aink="http://schemas.microsoft.com/office/drawing/2016/ink" xmlns:am3d="http://schemas.microsoft.com/office/drawing/2017/model3d" xmlns:o="urn:schemas-microsoft-com:office:office" xmlns:oel="http://schemas.microsoft.com/office/2019/extlst" xmlns:r="http://schemas.openxmlformats.org/officeDocument/2006/relationships" xmlns:m="http://schemas.openxmlformats.org/officeDocument/2006/math" xmlns:v="urn:schemas-microsoft-com:vml" xmlns:wp14="http://schemas.microsoft.com/office/word/2010/wordprocessingDrawing" xmlns:wp="http://schemas.openxmlformats.org/drawingml/2006/wordprocessingDrawing" xmlns:w10="urn:schemas-microsoft-com:office:word" xmlns:w="http://schemas.openxmlformats.org/wordprocessingml/2006/main" xmlns:w14="http://schemas.microsoft.com/office/word/2010/wordml" xmlns:w15="http://schemas.microsoft.com/office/word/2012/wordml" xmlns:w16cex="http://schemas.microsoft.com/office/word/2018/wordml/cex" xmlns:w16cid="http://schemas.microsoft.com/office/word/2016/wordml/cid" xmlns:w16="http://schemas.microsoft.com/office/word/2018/wordml" xmlns:w16du="http://schemas.microsoft.com/office/word/2023/wordml/word16du" xmlns:w16sdtdh="http://schemas.microsoft.com/office/word/2020/wordml/sdtdatahash" xmlns:w16sdtfl="http://schemas.microsoft.com/office/word/2024/wordml/sdtformatlock" xmlns:w16se="http://schemas.microsoft.com/office/word/2015/wordml/symex" xmlns:wpg="http://schemas.microsoft.com/office/word/2010/wordprocessingGroup" xmlns:wpi="http://schemas.microsoft.com/office/word/2010/wordprocessingInk" xmlns:wne="http://schemas.microsoft.com/office/word/2006/wordml" xmlns:wps="http://schemas.microsoft.com/office/word/2010/wordprocessingShape" mc:Ignorable="w14 w15 w16se w16cid w16 w16cex w16sdtdh w16sdtfl w16du wp14">
   <w:p>
     <w:pPr>
       <w:pStyle w:val="Footer"/>
@@ -15663,6 +21056,36 @@
     </w:p>
   </w:footnote>
 </w:footnotes>
+</file>
+
+<file path=word/header1.xml><?xml version="1.0" encoding="utf-8"?>
+<w:hdr xmlns:wpc="http://schemas.microsoft.com/office/word/2010/wordprocessingCanvas" xmlns:cx="http://schemas.microsoft.com/office/drawing/2014/chartex" xmlns:cx1="http://schemas.microsoft.com/office/drawing/2015/9/8/chartex" xmlns:cx2="http://schemas.microsoft.com/office/drawing/2015/10/21/chartex" xmlns:cx3="http://schemas.microsoft.com/office/drawing/2016/5/9/chartex" xmlns:cx4="http://schemas.microsoft.com/office/drawing/2016/5/10/chartex" xmlns:cx5="http://schemas.microsoft.com/office/drawing/2016/5/11/chartex" xmlns:cx6="http://schemas.microsoft.com/office/drawing/2016/5/12/chartex" xmlns:cx7="http://schemas.microsoft.com/office/drawing/2016/5/13/chartex" xmlns:cx8="http://schemas.microsoft.com/office/drawing/2016/5/14/chartex" xmlns:mc="http://schemas.openxmlformats.org/markup-compatibility/2006" xmlns:aink="http://schemas.microsoft.com/office/drawing/2016/ink" xmlns:am3d="http://schemas.microsoft.com/office/drawing/2017/model3d" xmlns:o="urn:schemas-microsoft-com:office:office" xmlns:oel="http://schemas.microsoft.com/office/2019/extlst" xmlns:r="http://schemas.openxmlformats.org/officeDocument/2006/relationships" xmlns:m="http://schemas.openxmlformats.org/officeDocument/2006/math" xmlns:v="urn:schemas-microsoft-com:vml" xmlns:wp14="http://schemas.microsoft.com/office/word/2010/wordprocessingDrawing" xmlns:wp="http://schemas.openxmlformats.org/drawingml/2006/wordprocessingDrawing" xmlns:w10="urn:schemas-microsoft-com:office:word" xmlns:w="http://schemas.openxmlformats.org/wordprocessingml/2006/main" xmlns:w14="http://schemas.microsoft.com/office/word/2010/wordml" xmlns:w15="http://schemas.microsoft.com/office/word/2012/wordml" xmlns:w16cex="http://schemas.microsoft.com/office/word/2018/wordml/cex" xmlns:w16cid="http://schemas.microsoft.com/office/word/2016/wordml/cid" xmlns:w16="http://schemas.microsoft.com/office/word/2018/wordml" xmlns:w16du="http://schemas.microsoft.com/office/word/2023/wordml/word16du" xmlns:w16sdtdh="http://schemas.microsoft.com/office/word/2020/wordml/sdtdatahash" xmlns:w16sdtfl="http://schemas.microsoft.com/office/word/2024/wordml/sdtformatlock" xmlns:w16se="http://schemas.microsoft.com/office/word/2015/wordml/symex" xmlns:wpg="http://schemas.microsoft.com/office/word/2010/wordprocessingGroup" xmlns:wpi="http://schemas.microsoft.com/office/word/2010/wordprocessingInk" xmlns:wne="http://schemas.microsoft.com/office/word/2006/wordml" xmlns:wps="http://schemas.microsoft.com/office/word/2010/wordprocessingShape" mc:Ignorable="w14 w15 w16se w16cid w16 w16cex w16sdtdh w16sdtfl w16du wp14">
+  <w:p>
+    <w:pPr>
+      <w:pStyle w:val="Header"/>
+    </w:pPr>
+  </w:p>
+</w:hdr>
+</file>
+
+<file path=word/header2.xml><?xml version="1.0" encoding="utf-8"?>
+<w:hdr xmlns:wpc="http://schemas.microsoft.com/office/word/2010/wordprocessingCanvas" xmlns:cx="http://schemas.microsoft.com/office/drawing/2014/chartex" xmlns:cx1="http://schemas.microsoft.com/office/drawing/2015/9/8/chartex" xmlns:cx2="http://schemas.microsoft.com/office/drawing/2015/10/21/chartex" xmlns:cx3="http://schemas.microsoft.com/office/drawing/2016/5/9/chartex" xmlns:cx4="http://schemas.microsoft.com/office/drawing/2016/5/10/chartex" xmlns:cx5="http://schemas.microsoft.com/office/drawing/2016/5/11/chartex" xmlns:cx6="http://schemas.microsoft.com/office/drawing/2016/5/12/chartex" xmlns:cx7="http://schemas.microsoft.com/office/drawing/2016/5/13/chartex" xmlns:cx8="http://schemas.microsoft.com/office/drawing/2016/5/14/chartex" xmlns:mc="http://schemas.openxmlformats.org/markup-compatibility/2006" xmlns:aink="http://schemas.microsoft.com/office/drawing/2016/ink" xmlns:am3d="http://schemas.microsoft.com/office/drawing/2017/model3d" xmlns:o="urn:schemas-microsoft-com:office:office" xmlns:oel="http://schemas.microsoft.com/office/2019/extlst" xmlns:r="http://schemas.openxmlformats.org/officeDocument/2006/relationships" xmlns:m="http://schemas.openxmlformats.org/officeDocument/2006/math" xmlns:v="urn:schemas-microsoft-com:vml" xmlns:wp14="http://schemas.microsoft.com/office/word/2010/wordprocessingDrawing" xmlns:wp="http://schemas.openxmlformats.org/drawingml/2006/wordprocessingDrawing" xmlns:w10="urn:schemas-microsoft-com:office:word" xmlns:w="http://schemas.openxmlformats.org/wordprocessingml/2006/main" xmlns:w14="http://schemas.microsoft.com/office/word/2010/wordml" xmlns:w15="http://schemas.microsoft.com/office/word/2012/wordml" xmlns:w16cex="http://schemas.microsoft.com/office/word/2018/wordml/cex" xmlns:w16cid="http://schemas.microsoft.com/office/word/2016/wordml/cid" xmlns:w16="http://schemas.microsoft.com/office/word/2018/wordml" xmlns:w16du="http://schemas.microsoft.com/office/word/2023/wordml/word16du" xmlns:w16sdtdh="http://schemas.microsoft.com/office/word/2020/wordml/sdtdatahash" xmlns:w16sdtfl="http://schemas.microsoft.com/office/word/2024/wordml/sdtformatlock" xmlns:w16se="http://schemas.microsoft.com/office/word/2015/wordml/symex" xmlns:wpg="http://schemas.microsoft.com/office/word/2010/wordprocessingGroup" xmlns:wpi="http://schemas.microsoft.com/office/word/2010/wordprocessingInk" xmlns:wne="http://schemas.microsoft.com/office/word/2006/wordml" xmlns:wps="http://schemas.microsoft.com/office/word/2010/wordprocessingShape" mc:Ignorable="w14 w15 w16se w16cid w16 w16cex w16sdtdh w16sdtfl w16du wp14">
+  <w:p>
+    <w:pPr>
+      <w:pStyle w:val="Header"/>
+    </w:pPr>
+  </w:p>
+</w:hdr>
+</file>
+
+<file path=word/header3.xml><?xml version="1.0" encoding="utf-8"?>
+<w:hdr xmlns:wpc="http://schemas.microsoft.com/office/word/2010/wordprocessingCanvas" xmlns:cx="http://schemas.microsoft.com/office/drawing/2014/chartex" xmlns:cx1="http://schemas.microsoft.com/office/drawing/2015/9/8/chartex" xmlns:cx2="http://schemas.microsoft.com/office/drawing/2015/10/21/chartex" xmlns:cx3="http://schemas.microsoft.com/office/drawing/2016/5/9/chartex" xmlns:cx4="http://schemas.microsoft.com/office/drawing/2016/5/10/chartex" xmlns:cx5="http://schemas.microsoft.com/office/drawing/2016/5/11/chartex" xmlns:cx6="http://schemas.microsoft.com/office/drawing/2016/5/12/chartex" xmlns:cx7="http://schemas.microsoft.com/office/drawing/2016/5/13/chartex" xmlns:cx8="http://schemas.microsoft.com/office/drawing/2016/5/14/chartex" xmlns:mc="http://schemas.openxmlformats.org/markup-compatibility/2006" xmlns:aink="http://schemas.microsoft.com/office/drawing/2016/ink" xmlns:am3d="http://schemas.microsoft.com/office/drawing/2017/model3d" xmlns:o="urn:schemas-microsoft-com:office:office" xmlns:oel="http://schemas.microsoft.com/office/2019/extlst" xmlns:r="http://schemas.openxmlformats.org/officeDocument/2006/relationships" xmlns:m="http://schemas.openxmlformats.org/officeDocument/2006/math" xmlns:v="urn:schemas-microsoft-com:vml" xmlns:wp14="http://schemas.microsoft.com/office/word/2010/wordprocessingDrawing" xmlns:wp="http://schemas.openxmlformats.org/drawingml/2006/wordprocessingDrawing" xmlns:w10="urn:schemas-microsoft-com:office:word" xmlns:w="http://schemas.openxmlformats.org/wordprocessingml/2006/main" xmlns:w14="http://schemas.microsoft.com/office/word/2010/wordml" xmlns:w15="http://schemas.microsoft.com/office/word/2012/wordml" xmlns:w16cex="http://schemas.microsoft.com/office/word/2018/wordml/cex" xmlns:w16cid="http://schemas.microsoft.com/office/word/2016/wordml/cid" xmlns:w16="http://schemas.microsoft.com/office/word/2018/wordml" xmlns:w16du="http://schemas.microsoft.com/office/word/2023/wordml/word16du" xmlns:w16sdtdh="http://schemas.microsoft.com/office/word/2020/wordml/sdtdatahash" xmlns:w16sdtfl="http://schemas.microsoft.com/office/word/2024/wordml/sdtformatlock" xmlns:w16se="http://schemas.microsoft.com/office/word/2015/wordml/symex" xmlns:wpg="http://schemas.microsoft.com/office/word/2010/wordprocessingGroup" xmlns:wpi="http://schemas.microsoft.com/office/word/2010/wordprocessingInk" xmlns:wne="http://schemas.microsoft.com/office/word/2006/wordml" xmlns:wps="http://schemas.microsoft.com/office/word/2010/wordprocessingShape" mc:Ignorable="w14 w15 w16se w16cid w16 w16cex w16sdtdh w16sdtfl w16du wp14">
+  <w:p>
+    <w:pPr>
+      <w:pStyle w:val="Header"/>
+    </w:pPr>
+  </w:p>
+</w:hdr>
 </file>
 
 <file path=word/numbering.xml><?xml version="1.0" encoding="utf-8"?>
@@ -18952,7 +24375,7 @@
     <w:lsdException w:name="Closing" w:semiHidden="1" w:unhideWhenUsed="1"/>
     <w:lsdException w:name="Signature" w:semiHidden="1" w:unhideWhenUsed="1"/>
     <w:lsdException w:name="Default Paragraph Font" w:semiHidden="1" w:uiPriority="1" w:unhideWhenUsed="1"/>
-    <w:lsdException w:name="Body Text" w:semiHidden="1" w:unhideWhenUsed="1"/>
+    <w:lsdException w:name="Body Text" w:semiHidden="1" w:unhideWhenUsed="1" w:qFormat="1"/>
     <w:lsdException w:name="Body Text Indent" w:semiHidden="1" w:unhideWhenUsed="1"/>
     <w:lsdException w:name="List Continue" w:semiHidden="1" w:unhideWhenUsed="1"/>
     <w:lsdException w:name="List Continue 2" w:semiHidden="1" w:unhideWhenUsed="1"/>
@@ -20053,6 +25476,89 @@
       <w:spacing w:after="0"/>
     </w:pPr>
   </w:style>
+  <w:style w:type="paragraph" w:styleId="BodyText">
+    <w:name w:val="Body Text"/>
+    <w:basedOn w:val="Normal"/>
+    <w:link w:val="BodyTextChar"/>
+    <w:uiPriority w:val="99"/>
+    <w:qFormat/>
+    <w:rsid w:val="00C637A0"/>
+    <w:pPr>
+      <w:widowControl w:val="0"/>
+      <w:autoSpaceDE w:val="0"/>
+      <w:autoSpaceDN w:val="0"/>
+      <w:spacing w:after="0" w:line="240" w:lineRule="auto"/>
+    </w:pPr>
+    <w:rPr>
+      <w:rFonts w:ascii="Times New Roman" w:eastAsia="Times New Roman" w:hAnsi="Times New Roman" w:cs="Times New Roman"/>
+      <w:kern w:val="0"/>
+      <w:sz w:val="23"/>
+      <w:szCs w:val="23"/>
+      <w:lang w:val="en-US"/>
+      <w14:ligatures w14:val="none"/>
+    </w:rPr>
+  </w:style>
+  <w:style w:type="character" w:customStyle="1" w:styleId="BodyTextChar">
+    <w:name w:val="Body Text Char"/>
+    <w:basedOn w:val="DefaultParagraphFont"/>
+    <w:link w:val="BodyText"/>
+    <w:uiPriority w:val="99"/>
+    <w:rsid w:val="00C637A0"/>
+    <w:rPr>
+      <w:rFonts w:ascii="Times New Roman" w:eastAsia="Times New Roman" w:hAnsi="Times New Roman" w:cs="Times New Roman"/>
+      <w:kern w:val="0"/>
+      <w:sz w:val="23"/>
+      <w:szCs w:val="23"/>
+      <w:lang w:val="en-US"/>
+      <w14:ligatures w14:val="none"/>
+    </w:rPr>
+  </w:style>
+  <w:style w:type="character" w:styleId="BookTitle">
+    <w:name w:val="Book Title"/>
+    <w:basedOn w:val="DefaultParagraphFont"/>
+    <w:uiPriority w:val="33"/>
+    <w:qFormat/>
+    <w:rsid w:val="00E836B8"/>
+    <w:rPr>
+      <w:b/>
+      <w:bCs/>
+      <w:i/>
+      <w:iCs/>
+      <w:spacing w:val="5"/>
+    </w:rPr>
+  </w:style>
+  <w:style w:type="paragraph" w:styleId="NoSpacing">
+    <w:name w:val="No Spacing"/>
+    <w:uiPriority w:val="1"/>
+    <w:qFormat/>
+    <w:rsid w:val="00E836B8"/>
+    <w:pPr>
+      <w:spacing w:after="0" w:line="240" w:lineRule="auto"/>
+    </w:pPr>
+  </w:style>
+  <w:style w:type="character" w:styleId="SubtleEmphasis">
+    <w:name w:val="Subtle Emphasis"/>
+    <w:basedOn w:val="DefaultParagraphFont"/>
+    <w:uiPriority w:val="19"/>
+    <w:qFormat/>
+    <w:rsid w:val="00E836B8"/>
+    <w:rPr>
+      <w:i/>
+      <w:iCs/>
+      <w:color w:val="404040" w:themeColor="text1" w:themeTint="BF"/>
+    </w:rPr>
+  </w:style>
+  <w:style w:type="character" w:styleId="SubtleReference">
+    <w:name w:val="Subtle Reference"/>
+    <w:basedOn w:val="DefaultParagraphFont"/>
+    <w:uiPriority w:val="31"/>
+    <w:qFormat/>
+    <w:rsid w:val="00E836B8"/>
+    <w:rPr>
+      <w:smallCaps/>
+      <w:color w:val="5A5A5A" w:themeColor="text1" w:themeTint="A5"/>
+    </w:rPr>
+  </w:style>
 </w:styles>
 </file>
 
